--- a/docs/Bookflow_mire_jo_dokumentacio.docx
+++ b/docs/Bookflow_mire_jo_dokumentacio.docx
@@ -1625,6 +1625,7 @@
       <w:r>
         <w:rPr>
           <w:rFonts w:ascii="Courier New" w:eastAsia="Times New Roman" w:hAnsi="Courier New" w:cs="Courier New"/>
+          <w:noProof/>
           <w:sz w:val="20"/>
           <w:szCs w:val="20"/>
           <w:lang w:eastAsia="hu-HU"/>
@@ -1635,1744 +1636,6 @@
             <wp:extent cx="5760720" cy="143510"/>
             <wp:effectExtent l="0" t="0" r="0" b="8890"/>
             <wp:docPr id="7" name="Kép 7"/>
-            <wp:cNvGraphicFramePr>
-              <a:graphicFrameLocks xmlns:a="http://schemas.openxmlformats.org/drawingml/2006/main" noChangeAspect="1"/>
-            </wp:cNvGraphicFramePr>
-            <a:graphic xmlns:a="http://schemas.openxmlformats.org/drawingml/2006/main">
-              <a:graphicData uri="http://schemas.openxmlformats.org/drawingml/2006/picture">
-                <pic:pic xmlns:pic="http://schemas.openxmlformats.org/drawingml/2006/picture">
-                  <pic:nvPicPr>
-                    <pic:cNvPr id="1" name=""/>
-                    <pic:cNvPicPr/>
-                  </pic:nvPicPr>
-                  <pic:blipFill>
-                    <a:blip r:embed="rId5"/>
-                    <a:stretch>
-                      <a:fillRect/>
-                    </a:stretch>
-                  </pic:blipFill>
-                  <pic:spPr>
-                    <a:xfrm>
-                      <a:off x="0" y="0"/>
-                      <a:ext cx="5760720" cy="143510"/>
-                    </a:xfrm>
-                    <a:prstGeom prst="rect">
-                      <a:avLst/>
-                    </a:prstGeom>
-                  </pic:spPr>
-                </pic:pic>
-              </a:graphicData>
-            </a:graphic>
-          </wp:inline>
-        </w:drawing>
-      </w:r>
-    </w:p>
-    <w:p>
-      <w:pPr>
-        <w:spacing w:before="100" w:beforeAutospacing="1" w:after="100" w:afterAutospacing="1" w:line="240" w:lineRule="auto"/>
-        <w:jc w:val="both"/>
-        <w:outlineLvl w:val="2"/>
-        <w:rPr>
-          <w:rFonts w:ascii="Times New Roman" w:eastAsia="Times New Roman" w:hAnsi="Times New Roman" w:cs="Times New Roman"/>
-          <w:b/>
-          <w:bCs/>
-          <w:sz w:val="27"/>
-          <w:szCs w:val="27"/>
-          <w:lang w:eastAsia="hu-HU"/>
-        </w:rPr>
-      </w:pPr>
-      <w:r>
-        <w:rPr>
-          <w:rFonts w:ascii="Times New Roman" w:eastAsia="Times New Roman" w:hAnsi="Times New Roman" w:cs="Times New Roman"/>
-          <w:b/>
-          <w:bCs/>
-          <w:sz w:val="27"/>
-          <w:szCs w:val="27"/>
-          <w:lang w:eastAsia="hu-HU"/>
-        </w:rPr>
-        <w:t>3. Adatkezelés</w:t>
-      </w:r>
-    </w:p>
-    <w:p>
-      <w:pPr>
-        <w:spacing w:before="100" w:beforeAutospacing="1" w:after="100" w:afterAutospacing="1" w:line="240" w:lineRule="auto"/>
-        <w:jc w:val="both"/>
-        <w:rPr>
-          <w:rFonts w:ascii="Times New Roman" w:eastAsia="Times New Roman" w:hAnsi="Times New Roman" w:cs="Times New Roman"/>
-          <w:sz w:val="24"/>
-          <w:szCs w:val="24"/>
-          <w:lang w:eastAsia="hu-HU"/>
-        </w:rPr>
-      </w:pPr>
-      <w:r>
-        <w:rPr>
-          <w:rFonts w:ascii="Times New Roman" w:eastAsia="Times New Roman" w:hAnsi="Times New Roman" w:cs="Times New Roman"/>
-          <w:sz w:val="24"/>
-          <w:szCs w:val="24"/>
-          <w:lang w:eastAsia="hu-HU"/>
-        </w:rPr>
-        <w:t xml:space="preserve">Az alkalmazás az adatbázissal </w:t>
-      </w:r>
-      <w:r>
-        <w:rPr>
-          <w:rFonts w:ascii="Times New Roman" w:eastAsia="Times New Roman" w:hAnsi="Times New Roman" w:cs="Times New Roman"/>
-          <w:b/>
-          <w:bCs/>
-          <w:sz w:val="24"/>
-          <w:szCs w:val="24"/>
-          <w:lang w:eastAsia="hu-HU"/>
-        </w:rPr>
-        <w:t>SQL lekérdezéseken keresztül kommunikál</w:t>
-      </w:r>
-      <w:r>
-        <w:rPr>
-          <w:rFonts w:ascii="Times New Roman" w:eastAsia="Times New Roman" w:hAnsi="Times New Roman" w:cs="Times New Roman"/>
-          <w:sz w:val="24"/>
-          <w:szCs w:val="24"/>
-          <w:lang w:eastAsia="hu-HU"/>
-        </w:rPr>
-        <w:t>, például:</w:t>
-      </w:r>
-    </w:p>
-    <w:p>
-      <w:pPr>
-        <w:numPr>
-          <w:ilvl w:val="0"/>
-          <w:numId w:val="6"/>
-        </w:numPr>
-        <w:spacing w:before="100" w:beforeAutospacing="1" w:after="100" w:afterAutospacing="1" w:line="240" w:lineRule="auto"/>
-        <w:jc w:val="both"/>
-        <w:rPr>
-          <w:rFonts w:ascii="Times New Roman" w:eastAsia="Times New Roman" w:hAnsi="Times New Roman" w:cs="Times New Roman"/>
-          <w:sz w:val="24"/>
-          <w:szCs w:val="24"/>
-          <w:lang w:eastAsia="hu-HU"/>
-        </w:rPr>
-      </w:pPr>
-      <w:r>
-        <w:rPr>
-          <w:rFonts w:ascii="Times New Roman" w:eastAsia="Times New Roman" w:hAnsi="Times New Roman" w:cs="Times New Roman"/>
-          <w:sz w:val="24"/>
-          <w:szCs w:val="24"/>
-          <w:lang w:eastAsia="hu-HU"/>
-        </w:rPr>
-        <w:t>SELECT</w:t>
-      </w:r>
-    </w:p>
-    <w:p>
-      <w:pPr>
-        <w:numPr>
-          <w:ilvl w:val="0"/>
-          <w:numId w:val="6"/>
-        </w:numPr>
-        <w:spacing w:before="100" w:beforeAutospacing="1" w:after="100" w:afterAutospacing="1" w:line="240" w:lineRule="auto"/>
-        <w:jc w:val="both"/>
-        <w:rPr>
-          <w:rFonts w:ascii="Times New Roman" w:eastAsia="Times New Roman" w:hAnsi="Times New Roman" w:cs="Times New Roman"/>
-          <w:sz w:val="24"/>
-          <w:szCs w:val="24"/>
-          <w:lang w:eastAsia="hu-HU"/>
-        </w:rPr>
-      </w:pPr>
-      <w:r>
-        <w:rPr>
-          <w:rFonts w:ascii="Times New Roman" w:eastAsia="Times New Roman" w:hAnsi="Times New Roman" w:cs="Times New Roman"/>
-          <w:sz w:val="24"/>
-          <w:szCs w:val="24"/>
-          <w:lang w:eastAsia="hu-HU"/>
-        </w:rPr>
-        <w:t>INSERT</w:t>
-      </w:r>
-    </w:p>
-    <w:p>
-      <w:pPr>
-        <w:numPr>
-          <w:ilvl w:val="0"/>
-          <w:numId w:val="6"/>
-        </w:numPr>
-        <w:spacing w:before="100" w:beforeAutospacing="1" w:after="100" w:afterAutospacing="1" w:line="240" w:lineRule="auto"/>
-        <w:jc w:val="both"/>
-        <w:rPr>
-          <w:rFonts w:ascii="Times New Roman" w:eastAsia="Times New Roman" w:hAnsi="Times New Roman" w:cs="Times New Roman"/>
-          <w:sz w:val="24"/>
-          <w:szCs w:val="24"/>
-          <w:lang w:eastAsia="hu-HU"/>
-        </w:rPr>
-      </w:pPr>
-      <w:r>
-        <w:rPr>
-          <w:rFonts w:ascii="Times New Roman" w:eastAsia="Times New Roman" w:hAnsi="Times New Roman" w:cs="Times New Roman"/>
-          <w:sz w:val="24"/>
-          <w:szCs w:val="24"/>
-          <w:lang w:eastAsia="hu-HU"/>
-        </w:rPr>
-        <w:t>DELETE</w:t>
-      </w:r>
-    </w:p>
-    <w:p>
-      <w:pPr>
-        <w:numPr>
-          <w:ilvl w:val="0"/>
-          <w:numId w:val="6"/>
-        </w:numPr>
-        <w:spacing w:before="100" w:beforeAutospacing="1" w:after="100" w:afterAutospacing="1" w:line="240" w:lineRule="auto"/>
-        <w:jc w:val="both"/>
-        <w:rPr>
-          <w:rFonts w:ascii="Times New Roman" w:eastAsia="Times New Roman" w:hAnsi="Times New Roman" w:cs="Times New Roman"/>
-          <w:sz w:val="24"/>
-          <w:szCs w:val="24"/>
-          <w:lang w:eastAsia="hu-HU"/>
-        </w:rPr>
-      </w:pPr>
-      <w:r>
-        <w:rPr>
-          <w:rFonts w:ascii="Times New Roman" w:eastAsia="Times New Roman" w:hAnsi="Times New Roman" w:cs="Times New Roman"/>
-          <w:sz w:val="24"/>
-          <w:szCs w:val="24"/>
-          <w:lang w:eastAsia="hu-HU"/>
-        </w:rPr>
-        <w:t>UPDATE</w:t>
-      </w:r>
-    </w:p>
-    <w:p>
-      <w:pPr>
-        <w:spacing w:before="100" w:beforeAutospacing="1" w:after="100" w:afterAutospacing="1" w:line="240" w:lineRule="auto"/>
-        <w:jc w:val="both"/>
-        <w:rPr>
-          <w:rFonts w:ascii="Times New Roman" w:eastAsia="Times New Roman" w:hAnsi="Times New Roman" w:cs="Times New Roman"/>
-          <w:sz w:val="24"/>
-          <w:szCs w:val="24"/>
-          <w:lang w:eastAsia="hu-HU"/>
-        </w:rPr>
-      </w:pPr>
-      <w:r>
-        <w:rPr>
-          <w:rFonts w:ascii="Times New Roman" w:eastAsia="Times New Roman" w:hAnsi="Times New Roman" w:cs="Times New Roman"/>
-          <w:sz w:val="24"/>
-          <w:szCs w:val="24"/>
-          <w:lang w:eastAsia="hu-HU"/>
-        </w:rPr>
-        <w:t xml:space="preserve">A lekérdezések </w:t>
-      </w:r>
-      <w:proofErr w:type="spellStart"/>
-      <w:r>
-        <w:rPr>
-          <w:rFonts w:ascii="Courier New" w:eastAsia="Times New Roman" w:hAnsi="Courier New" w:cs="Courier New"/>
-          <w:sz w:val="20"/>
-          <w:szCs w:val="20"/>
-          <w:lang w:eastAsia="hu-HU"/>
-        </w:rPr>
-        <w:t>MySqlCommand</w:t>
-      </w:r>
-      <w:proofErr w:type="spellEnd"/>
-      <w:r>
-        <w:rPr>
-          <w:rFonts w:ascii="Times New Roman" w:eastAsia="Times New Roman" w:hAnsi="Times New Roman" w:cs="Times New Roman"/>
-          <w:sz w:val="24"/>
-          <w:szCs w:val="24"/>
-          <w:lang w:eastAsia="hu-HU"/>
-        </w:rPr>
-        <w:t xml:space="preserve"> objektumokon keresztül futnak.</w:t>
-      </w:r>
-    </w:p>
-    <w:p>
-      <w:pPr>
-        <w:spacing w:before="100" w:beforeAutospacing="1" w:after="100" w:afterAutospacing="1" w:line="240" w:lineRule="auto"/>
-        <w:jc w:val="both"/>
-        <w:outlineLvl w:val="0"/>
-        <w:rPr>
-          <w:rFonts w:ascii="Times New Roman" w:eastAsia="Times New Roman" w:hAnsi="Times New Roman" w:cs="Times New Roman"/>
-          <w:b/>
-          <w:bCs/>
-          <w:kern w:val="36"/>
-          <w:sz w:val="48"/>
-          <w:szCs w:val="48"/>
-          <w:lang w:eastAsia="hu-HU"/>
-        </w:rPr>
-      </w:pPr>
-      <w:r>
-        <w:rPr>
-          <w:rFonts w:ascii="Times New Roman" w:eastAsia="Times New Roman" w:hAnsi="Times New Roman" w:cs="Times New Roman"/>
-          <w:b/>
-          <w:bCs/>
-          <w:kern w:val="36"/>
-          <w:sz w:val="48"/>
-          <w:szCs w:val="48"/>
-          <w:lang w:eastAsia="hu-HU"/>
-        </w:rPr>
-        <w:t>5</w:t>
-      </w:r>
-      <w:r>
-        <w:rPr>
-          <w:rFonts w:ascii="Times New Roman" w:eastAsia="Times New Roman" w:hAnsi="Times New Roman" w:cs="Times New Roman"/>
-          <w:b/>
-          <w:bCs/>
-          <w:kern w:val="36"/>
-          <w:sz w:val="48"/>
-          <w:szCs w:val="48"/>
-          <w:lang w:eastAsia="hu-HU"/>
-        </w:rPr>
-        <w:t>. A rendszer működése</w:t>
-      </w:r>
-    </w:p>
-    <w:p>
-      <w:pPr>
-        <w:spacing w:before="100" w:beforeAutospacing="1" w:after="100" w:afterAutospacing="1" w:line="240" w:lineRule="auto"/>
-        <w:jc w:val="both"/>
-        <w:rPr>
-          <w:rFonts w:ascii="Times New Roman" w:eastAsia="Times New Roman" w:hAnsi="Times New Roman" w:cs="Times New Roman"/>
-          <w:sz w:val="24"/>
-          <w:szCs w:val="24"/>
-          <w:lang w:eastAsia="hu-HU"/>
-        </w:rPr>
-      </w:pPr>
-      <w:r>
-        <w:rPr>
-          <w:rFonts w:ascii="Times New Roman" w:eastAsia="Times New Roman" w:hAnsi="Times New Roman" w:cs="Times New Roman"/>
-          <w:sz w:val="24"/>
-          <w:szCs w:val="24"/>
-          <w:lang w:eastAsia="hu-HU"/>
-        </w:rPr>
-        <w:t>A rendszer működése több lépésből áll.</w:t>
-      </w:r>
-    </w:p>
-    <w:p>
-      <w:pPr>
-        <w:spacing w:before="100" w:beforeAutospacing="1" w:after="100" w:afterAutospacing="1" w:line="240" w:lineRule="auto"/>
-        <w:jc w:val="both"/>
-        <w:outlineLvl w:val="1"/>
-        <w:rPr>
-          <w:rFonts w:ascii="Times New Roman" w:eastAsia="Times New Roman" w:hAnsi="Times New Roman" w:cs="Times New Roman"/>
-          <w:b/>
-          <w:bCs/>
-          <w:sz w:val="36"/>
-          <w:szCs w:val="36"/>
-          <w:lang w:eastAsia="hu-HU"/>
-        </w:rPr>
-      </w:pPr>
-      <w:r>
-        <w:rPr>
-          <w:rFonts w:ascii="Times New Roman" w:eastAsia="Times New Roman" w:hAnsi="Times New Roman" w:cs="Times New Roman"/>
-          <w:b/>
-          <w:bCs/>
-          <w:sz w:val="36"/>
-          <w:szCs w:val="36"/>
-          <w:lang w:eastAsia="hu-HU"/>
-        </w:rPr>
-        <w:t>5</w:t>
-      </w:r>
-      <w:r>
-        <w:rPr>
-          <w:rFonts w:ascii="Times New Roman" w:eastAsia="Times New Roman" w:hAnsi="Times New Roman" w:cs="Times New Roman"/>
-          <w:b/>
-          <w:bCs/>
-          <w:sz w:val="36"/>
-          <w:szCs w:val="36"/>
-          <w:lang w:eastAsia="hu-HU"/>
-        </w:rPr>
-        <w:t>.1 Bejelentkezés</w:t>
-      </w:r>
-    </w:p>
-    <w:p>
-      <w:pPr>
-        <w:spacing w:before="100" w:beforeAutospacing="1" w:after="100" w:afterAutospacing="1" w:line="240" w:lineRule="auto"/>
-        <w:jc w:val="both"/>
-        <w:rPr>
-          <w:rFonts w:ascii="Times New Roman" w:eastAsia="Times New Roman" w:hAnsi="Times New Roman" w:cs="Times New Roman"/>
-          <w:sz w:val="24"/>
-          <w:szCs w:val="24"/>
-          <w:lang w:eastAsia="hu-HU"/>
-        </w:rPr>
-      </w:pPr>
-      <w:r>
-        <w:rPr>
-          <w:rFonts w:ascii="Times New Roman" w:eastAsia="Times New Roman" w:hAnsi="Times New Roman" w:cs="Times New Roman"/>
-          <w:sz w:val="24"/>
-          <w:szCs w:val="24"/>
-          <w:lang w:eastAsia="hu-HU"/>
-        </w:rPr>
-        <w:t xml:space="preserve">A felhasználó először a </w:t>
-      </w:r>
-      <w:proofErr w:type="spellStart"/>
-      <w:r>
-        <w:rPr>
-          <w:rFonts w:ascii="Times New Roman" w:eastAsia="Times New Roman" w:hAnsi="Times New Roman" w:cs="Times New Roman"/>
-          <w:b/>
-          <w:bCs/>
-          <w:sz w:val="24"/>
-          <w:szCs w:val="24"/>
-          <w:lang w:eastAsia="hu-HU"/>
-        </w:rPr>
-        <w:t>LoginWindow</w:t>
-      </w:r>
-      <w:proofErr w:type="spellEnd"/>
-      <w:r>
-        <w:rPr>
-          <w:rFonts w:ascii="Times New Roman" w:eastAsia="Times New Roman" w:hAnsi="Times New Roman" w:cs="Times New Roman"/>
-          <w:sz w:val="24"/>
-          <w:szCs w:val="24"/>
-          <w:lang w:eastAsia="hu-HU"/>
-        </w:rPr>
-        <w:t xml:space="preserve"> ablakban adja meg az email címét és jelszavát.</w:t>
-      </w:r>
-    </w:p>
-    <w:p>
-      <w:pPr>
-        <w:spacing w:before="100" w:beforeAutospacing="1" w:after="100" w:afterAutospacing="1" w:line="240" w:lineRule="auto"/>
-        <w:jc w:val="both"/>
-        <w:rPr>
-          <w:rFonts w:ascii="Times New Roman" w:eastAsia="Times New Roman" w:hAnsi="Times New Roman" w:cs="Times New Roman"/>
-          <w:sz w:val="24"/>
-          <w:szCs w:val="24"/>
-          <w:lang w:eastAsia="hu-HU"/>
-        </w:rPr>
-      </w:pPr>
-      <w:r>
-        <w:rPr>
-          <w:rFonts w:ascii="Times New Roman" w:eastAsia="Times New Roman" w:hAnsi="Times New Roman" w:cs="Times New Roman"/>
-          <w:sz w:val="24"/>
-          <w:szCs w:val="24"/>
-          <w:lang w:eastAsia="hu-HU"/>
-        </w:rPr>
-        <w:t xml:space="preserve">A rendszer ellenőrzi az adatokat a </w:t>
-      </w:r>
-      <w:proofErr w:type="spellStart"/>
-      <w:r>
-        <w:rPr>
-          <w:rFonts w:ascii="Courier New" w:eastAsia="Times New Roman" w:hAnsi="Courier New" w:cs="Courier New"/>
-          <w:sz w:val="20"/>
-          <w:szCs w:val="20"/>
-          <w:lang w:eastAsia="hu-HU"/>
-        </w:rPr>
-        <w:t>users</w:t>
-      </w:r>
-      <w:proofErr w:type="spellEnd"/>
-      <w:r>
-        <w:rPr>
-          <w:rFonts w:ascii="Times New Roman" w:eastAsia="Times New Roman" w:hAnsi="Times New Roman" w:cs="Times New Roman"/>
-          <w:sz w:val="24"/>
-          <w:szCs w:val="24"/>
-          <w:lang w:eastAsia="hu-HU"/>
-        </w:rPr>
-        <w:t xml:space="preserve"> adatbázis táblában.</w:t>
-      </w:r>
-    </w:p>
-    <w:p>
-      <w:pPr>
-        <w:spacing w:before="100" w:beforeAutospacing="1" w:after="100" w:afterAutospacing="1" w:line="240" w:lineRule="auto"/>
-        <w:jc w:val="both"/>
-        <w:rPr>
-          <w:rFonts w:ascii="Times New Roman" w:eastAsia="Times New Roman" w:hAnsi="Times New Roman" w:cs="Times New Roman"/>
-          <w:sz w:val="24"/>
-          <w:szCs w:val="24"/>
-          <w:lang w:eastAsia="hu-HU"/>
-        </w:rPr>
-      </w:pPr>
-      <w:r>
-        <w:rPr>
-          <w:rFonts w:ascii="Times New Roman" w:eastAsia="Times New Roman" w:hAnsi="Times New Roman" w:cs="Times New Roman"/>
-          <w:sz w:val="24"/>
-          <w:szCs w:val="24"/>
-          <w:lang w:eastAsia="hu-HU"/>
-        </w:rPr>
-        <w:t>Ha az adatok helyesek:</w:t>
-      </w:r>
-    </w:p>
-    <w:p>
-      <w:pPr>
-        <w:numPr>
-          <w:ilvl w:val="0"/>
-          <w:numId w:val="7"/>
-        </w:numPr>
-        <w:spacing w:before="100" w:beforeAutospacing="1" w:after="100" w:afterAutospacing="1" w:line="240" w:lineRule="auto"/>
-        <w:jc w:val="both"/>
-        <w:rPr>
-          <w:rFonts w:ascii="Times New Roman" w:eastAsia="Times New Roman" w:hAnsi="Times New Roman" w:cs="Times New Roman"/>
-          <w:sz w:val="24"/>
-          <w:szCs w:val="24"/>
-          <w:lang w:eastAsia="hu-HU"/>
-        </w:rPr>
-      </w:pPr>
-      <w:r>
-        <w:rPr>
-          <w:rFonts w:ascii="Times New Roman" w:eastAsia="Times New Roman" w:hAnsi="Times New Roman" w:cs="Times New Roman"/>
-          <w:sz w:val="24"/>
-          <w:szCs w:val="24"/>
-          <w:lang w:eastAsia="hu-HU"/>
-        </w:rPr>
-        <w:t xml:space="preserve">a rendszer megnyitja a </w:t>
-      </w:r>
-      <w:proofErr w:type="spellStart"/>
-      <w:r>
-        <w:rPr>
-          <w:rFonts w:ascii="Times New Roman" w:eastAsia="Times New Roman" w:hAnsi="Times New Roman" w:cs="Times New Roman"/>
-          <w:b/>
-          <w:bCs/>
-          <w:sz w:val="24"/>
-          <w:szCs w:val="24"/>
-          <w:lang w:eastAsia="hu-HU"/>
-        </w:rPr>
-        <w:t>MainWindow</w:t>
-      </w:r>
-      <w:proofErr w:type="spellEnd"/>
-      <w:r>
-        <w:rPr>
-          <w:rFonts w:ascii="Times New Roman" w:eastAsia="Times New Roman" w:hAnsi="Times New Roman" w:cs="Times New Roman"/>
-          <w:sz w:val="24"/>
-          <w:szCs w:val="24"/>
-          <w:lang w:eastAsia="hu-HU"/>
-        </w:rPr>
-        <w:t xml:space="preserve"> felületet.</w:t>
-      </w:r>
-    </w:p>
-    <w:p>
-      <w:pPr>
-        <w:spacing w:before="100" w:beforeAutospacing="1" w:after="100" w:afterAutospacing="1" w:line="240" w:lineRule="auto"/>
-        <w:jc w:val="both"/>
-        <w:rPr>
-          <w:rFonts w:ascii="Times New Roman" w:eastAsia="Times New Roman" w:hAnsi="Times New Roman" w:cs="Times New Roman"/>
-          <w:sz w:val="24"/>
-          <w:szCs w:val="24"/>
-          <w:lang w:eastAsia="hu-HU"/>
-        </w:rPr>
-      </w:pPr>
-      <w:r>
-        <w:rPr>
-          <w:rFonts w:ascii="Times New Roman" w:eastAsia="Times New Roman" w:hAnsi="Times New Roman" w:cs="Times New Roman"/>
-          <w:sz w:val="24"/>
-          <w:szCs w:val="24"/>
-          <w:lang w:eastAsia="hu-HU"/>
-        </w:rPr>
-        <w:t>Ha hibásak:</w:t>
-      </w:r>
-    </w:p>
-    <w:p>
-      <w:pPr>
-        <w:numPr>
-          <w:ilvl w:val="0"/>
-          <w:numId w:val="8"/>
-        </w:numPr>
-        <w:spacing w:before="100" w:beforeAutospacing="1" w:after="100" w:afterAutospacing="1" w:line="240" w:lineRule="auto"/>
-        <w:jc w:val="both"/>
-        <w:rPr>
-          <w:rFonts w:ascii="Times New Roman" w:eastAsia="Times New Roman" w:hAnsi="Times New Roman" w:cs="Times New Roman"/>
-          <w:sz w:val="24"/>
-          <w:szCs w:val="24"/>
-          <w:lang w:eastAsia="hu-HU"/>
-        </w:rPr>
-      </w:pPr>
-      <w:r>
-        <w:rPr>
-          <w:rFonts w:ascii="Times New Roman" w:eastAsia="Times New Roman" w:hAnsi="Times New Roman" w:cs="Times New Roman"/>
-          <w:sz w:val="24"/>
-          <w:szCs w:val="24"/>
-          <w:lang w:eastAsia="hu-HU"/>
-        </w:rPr>
-        <w:t>a felhasználó hibaüzenetet kap.</w:t>
-      </w:r>
-    </w:p>
-    <w:p>
-      <w:pPr>
-        <w:spacing w:before="100" w:beforeAutospacing="1" w:after="100" w:afterAutospacing="1" w:line="240" w:lineRule="auto"/>
-        <w:jc w:val="both"/>
-        <w:outlineLvl w:val="1"/>
-        <w:rPr>
-          <w:rFonts w:ascii="Times New Roman" w:eastAsia="Times New Roman" w:hAnsi="Times New Roman" w:cs="Times New Roman"/>
-          <w:b/>
-          <w:bCs/>
-          <w:sz w:val="36"/>
-          <w:szCs w:val="36"/>
-          <w:lang w:eastAsia="hu-HU"/>
-        </w:rPr>
-      </w:pPr>
-      <w:r>
-        <w:rPr>
-          <w:rFonts w:ascii="Times New Roman" w:eastAsia="Times New Roman" w:hAnsi="Times New Roman" w:cs="Times New Roman"/>
-          <w:b/>
-          <w:bCs/>
-          <w:sz w:val="36"/>
-          <w:szCs w:val="36"/>
-          <w:lang w:eastAsia="hu-HU"/>
-        </w:rPr>
-        <w:t>5</w:t>
-      </w:r>
-      <w:r>
-        <w:rPr>
-          <w:rFonts w:ascii="Times New Roman" w:eastAsia="Times New Roman" w:hAnsi="Times New Roman" w:cs="Times New Roman"/>
-          <w:b/>
-          <w:bCs/>
-          <w:sz w:val="36"/>
-          <w:szCs w:val="36"/>
-          <w:lang w:eastAsia="hu-HU"/>
-        </w:rPr>
-        <w:t>.2 Könyvek megjelenítése</w:t>
-      </w:r>
-    </w:p>
-    <w:p>
-      <w:pPr>
-        <w:spacing w:before="100" w:beforeAutospacing="1" w:after="100" w:afterAutospacing="1" w:line="240" w:lineRule="auto"/>
-        <w:jc w:val="both"/>
-        <w:rPr>
-          <w:rFonts w:ascii="Times New Roman" w:eastAsia="Times New Roman" w:hAnsi="Times New Roman" w:cs="Times New Roman"/>
-          <w:sz w:val="24"/>
-          <w:szCs w:val="24"/>
-          <w:lang w:eastAsia="hu-HU"/>
-        </w:rPr>
-      </w:pPr>
-      <w:r>
-        <w:rPr>
-          <w:rFonts w:ascii="Times New Roman" w:eastAsia="Times New Roman" w:hAnsi="Times New Roman" w:cs="Times New Roman"/>
-          <w:sz w:val="24"/>
-          <w:szCs w:val="24"/>
-          <w:lang w:eastAsia="hu-HU"/>
-        </w:rPr>
-        <w:t xml:space="preserve">A </w:t>
-      </w:r>
-      <w:proofErr w:type="spellStart"/>
-      <w:r>
-        <w:rPr>
-          <w:rFonts w:ascii="Times New Roman" w:eastAsia="Times New Roman" w:hAnsi="Times New Roman" w:cs="Times New Roman"/>
-          <w:sz w:val="24"/>
-          <w:szCs w:val="24"/>
-          <w:lang w:eastAsia="hu-HU"/>
-        </w:rPr>
-        <w:t>MainWindow</w:t>
-      </w:r>
-      <w:proofErr w:type="spellEnd"/>
-      <w:r>
-        <w:rPr>
-          <w:rFonts w:ascii="Times New Roman" w:eastAsia="Times New Roman" w:hAnsi="Times New Roman" w:cs="Times New Roman"/>
-          <w:sz w:val="24"/>
-          <w:szCs w:val="24"/>
-          <w:lang w:eastAsia="hu-HU"/>
-        </w:rPr>
-        <w:t xml:space="preserve"> ablakban az alkalmazás betölti az adatbázisból a könyvek listáját, és egy </w:t>
-      </w:r>
-      <w:proofErr w:type="spellStart"/>
-      <w:r>
-        <w:rPr>
-          <w:rFonts w:ascii="Times New Roman" w:eastAsia="Times New Roman" w:hAnsi="Times New Roman" w:cs="Times New Roman"/>
-          <w:b/>
-          <w:bCs/>
-          <w:sz w:val="24"/>
-          <w:szCs w:val="24"/>
-          <w:lang w:eastAsia="hu-HU"/>
-        </w:rPr>
-        <w:t>DataGrid</w:t>
-      </w:r>
-      <w:proofErr w:type="spellEnd"/>
-      <w:r>
-        <w:rPr>
-          <w:rFonts w:ascii="Times New Roman" w:eastAsia="Times New Roman" w:hAnsi="Times New Roman" w:cs="Times New Roman"/>
-          <w:sz w:val="24"/>
-          <w:szCs w:val="24"/>
-          <w:lang w:eastAsia="hu-HU"/>
-        </w:rPr>
-        <w:t xml:space="preserve"> komponensben jeleníti meg.</w:t>
-      </w:r>
-    </w:p>
-    <w:p>
-      <w:pPr>
-        <w:spacing w:before="100" w:beforeAutospacing="1" w:after="100" w:afterAutospacing="1" w:line="240" w:lineRule="auto"/>
-        <w:jc w:val="both"/>
-        <w:rPr>
-          <w:rFonts w:ascii="Times New Roman" w:eastAsia="Times New Roman" w:hAnsi="Times New Roman" w:cs="Times New Roman"/>
-          <w:sz w:val="24"/>
-          <w:szCs w:val="24"/>
-          <w:lang w:eastAsia="hu-HU"/>
-        </w:rPr>
-      </w:pPr>
-      <w:r>
-        <w:rPr>
-          <w:rFonts w:ascii="Times New Roman" w:eastAsia="Times New Roman" w:hAnsi="Times New Roman" w:cs="Times New Roman"/>
-          <w:sz w:val="24"/>
-          <w:szCs w:val="24"/>
-          <w:lang w:eastAsia="hu-HU"/>
-        </w:rPr>
-        <w:t>A megjelenített adatok:</w:t>
-      </w:r>
-    </w:p>
-    <w:p>
-      <w:pPr>
-        <w:numPr>
-          <w:ilvl w:val="0"/>
-          <w:numId w:val="9"/>
-        </w:numPr>
-        <w:spacing w:before="100" w:beforeAutospacing="1" w:after="100" w:afterAutospacing="1" w:line="240" w:lineRule="auto"/>
-        <w:jc w:val="both"/>
-        <w:rPr>
-          <w:rFonts w:ascii="Times New Roman" w:eastAsia="Times New Roman" w:hAnsi="Times New Roman" w:cs="Times New Roman"/>
-          <w:sz w:val="24"/>
-          <w:szCs w:val="24"/>
-          <w:lang w:eastAsia="hu-HU"/>
-        </w:rPr>
-      </w:pPr>
-      <w:r>
-        <w:rPr>
-          <w:rFonts w:ascii="Times New Roman" w:eastAsia="Times New Roman" w:hAnsi="Times New Roman" w:cs="Times New Roman"/>
-          <w:sz w:val="24"/>
-          <w:szCs w:val="24"/>
-          <w:lang w:eastAsia="hu-HU"/>
-        </w:rPr>
-        <w:t>könyv címe</w:t>
-      </w:r>
-    </w:p>
-    <w:p>
-      <w:pPr>
-        <w:numPr>
-          <w:ilvl w:val="0"/>
-          <w:numId w:val="9"/>
-        </w:numPr>
-        <w:spacing w:before="100" w:beforeAutospacing="1" w:after="100" w:afterAutospacing="1" w:line="240" w:lineRule="auto"/>
-        <w:jc w:val="both"/>
-        <w:rPr>
-          <w:rFonts w:ascii="Times New Roman" w:eastAsia="Times New Roman" w:hAnsi="Times New Roman" w:cs="Times New Roman"/>
-          <w:sz w:val="24"/>
-          <w:szCs w:val="24"/>
-          <w:lang w:eastAsia="hu-HU"/>
-        </w:rPr>
-      </w:pPr>
-      <w:r>
-        <w:rPr>
-          <w:rFonts w:ascii="Times New Roman" w:eastAsia="Times New Roman" w:hAnsi="Times New Roman" w:cs="Times New Roman"/>
-          <w:sz w:val="24"/>
-          <w:szCs w:val="24"/>
-          <w:lang w:eastAsia="hu-HU"/>
-        </w:rPr>
-        <w:t>szerző</w:t>
-      </w:r>
-    </w:p>
-    <w:p>
-      <w:pPr>
-        <w:numPr>
-          <w:ilvl w:val="0"/>
-          <w:numId w:val="9"/>
-        </w:numPr>
-        <w:spacing w:before="100" w:beforeAutospacing="1" w:after="100" w:afterAutospacing="1" w:line="240" w:lineRule="auto"/>
-        <w:jc w:val="both"/>
-        <w:rPr>
-          <w:rFonts w:ascii="Times New Roman" w:eastAsia="Times New Roman" w:hAnsi="Times New Roman" w:cs="Times New Roman"/>
-          <w:sz w:val="24"/>
-          <w:szCs w:val="24"/>
-          <w:lang w:eastAsia="hu-HU"/>
-        </w:rPr>
-      </w:pPr>
-      <w:r>
-        <w:rPr>
-          <w:rFonts w:ascii="Times New Roman" w:eastAsia="Times New Roman" w:hAnsi="Times New Roman" w:cs="Times New Roman"/>
-          <w:sz w:val="24"/>
-          <w:szCs w:val="24"/>
-          <w:lang w:eastAsia="hu-HU"/>
-        </w:rPr>
-        <w:t xml:space="preserve">státusz (kibérelhető / </w:t>
-      </w:r>
-      <w:proofErr w:type="spellStart"/>
-      <w:r>
-        <w:rPr>
-          <w:rFonts w:ascii="Times New Roman" w:eastAsia="Times New Roman" w:hAnsi="Times New Roman" w:cs="Times New Roman"/>
-          <w:sz w:val="24"/>
-          <w:szCs w:val="24"/>
-          <w:lang w:eastAsia="hu-HU"/>
-        </w:rPr>
-        <w:t>kibérelt</w:t>
-      </w:r>
-      <w:proofErr w:type="spellEnd"/>
-      <w:r>
-        <w:rPr>
-          <w:rFonts w:ascii="Times New Roman" w:eastAsia="Times New Roman" w:hAnsi="Times New Roman" w:cs="Times New Roman"/>
-          <w:sz w:val="24"/>
-          <w:szCs w:val="24"/>
-          <w:lang w:eastAsia="hu-HU"/>
-        </w:rPr>
-        <w:t>)</w:t>
-      </w:r>
-    </w:p>
-    <w:p>
-      <w:pPr>
-        <w:spacing w:before="100" w:beforeAutospacing="1" w:after="100" w:afterAutospacing="1" w:line="240" w:lineRule="auto"/>
-        <w:jc w:val="both"/>
-        <w:rPr>
-          <w:rFonts w:ascii="Times New Roman" w:eastAsia="Times New Roman" w:hAnsi="Times New Roman" w:cs="Times New Roman"/>
-          <w:sz w:val="24"/>
-          <w:szCs w:val="24"/>
-          <w:lang w:eastAsia="hu-HU"/>
-        </w:rPr>
-      </w:pPr>
-      <w:r>
-        <w:rPr>
-          <w:rFonts w:ascii="Times New Roman" w:eastAsia="Times New Roman" w:hAnsi="Times New Roman" w:cs="Times New Roman"/>
-          <w:sz w:val="24"/>
-          <w:szCs w:val="24"/>
-          <w:lang w:eastAsia="hu-HU"/>
-        </w:rPr>
-        <w:t>A felhasználó kereshet is a könyvek között egy keresőmező segítségével.</w:t>
-      </w:r>
-    </w:p>
-    <w:p>
-      <w:pPr>
-        <w:spacing w:before="100" w:beforeAutospacing="1" w:after="100" w:afterAutospacing="1" w:line="240" w:lineRule="auto"/>
-        <w:jc w:val="both"/>
-        <w:outlineLvl w:val="1"/>
-        <w:rPr>
-          <w:rFonts w:ascii="Times New Roman" w:eastAsia="Times New Roman" w:hAnsi="Times New Roman" w:cs="Times New Roman"/>
-          <w:b/>
-          <w:bCs/>
-          <w:sz w:val="36"/>
-          <w:szCs w:val="36"/>
-          <w:lang w:eastAsia="hu-HU"/>
-        </w:rPr>
-      </w:pPr>
-      <w:r>
-        <w:rPr>
-          <w:rFonts w:ascii="Times New Roman" w:eastAsia="Times New Roman" w:hAnsi="Times New Roman" w:cs="Times New Roman"/>
-          <w:b/>
-          <w:bCs/>
-          <w:sz w:val="36"/>
-          <w:szCs w:val="36"/>
-          <w:lang w:eastAsia="hu-HU"/>
-        </w:rPr>
-        <w:t>5</w:t>
-      </w:r>
-      <w:r>
-        <w:rPr>
-          <w:rFonts w:ascii="Times New Roman" w:eastAsia="Times New Roman" w:hAnsi="Times New Roman" w:cs="Times New Roman"/>
-          <w:b/>
-          <w:bCs/>
-          <w:sz w:val="36"/>
-          <w:szCs w:val="36"/>
-          <w:lang w:eastAsia="hu-HU"/>
-        </w:rPr>
-        <w:t>.3 Könyv hozzáadása</w:t>
-      </w:r>
-    </w:p>
-    <w:p>
-      <w:pPr>
-        <w:spacing w:before="100" w:beforeAutospacing="1" w:after="100" w:afterAutospacing="1" w:line="240" w:lineRule="auto"/>
-        <w:jc w:val="both"/>
-        <w:rPr>
-          <w:rFonts w:ascii="Times New Roman" w:eastAsia="Times New Roman" w:hAnsi="Times New Roman" w:cs="Times New Roman"/>
-          <w:sz w:val="24"/>
-          <w:szCs w:val="24"/>
-          <w:lang w:eastAsia="hu-HU"/>
-        </w:rPr>
-      </w:pPr>
-      <w:r>
-        <w:rPr>
-          <w:rFonts w:ascii="Times New Roman" w:eastAsia="Times New Roman" w:hAnsi="Times New Roman" w:cs="Times New Roman"/>
-          <w:sz w:val="24"/>
-          <w:szCs w:val="24"/>
-          <w:lang w:eastAsia="hu-HU"/>
-        </w:rPr>
-        <w:t xml:space="preserve">Az adminisztrátor új könyvet adhat hozzá az </w:t>
-      </w:r>
-      <w:proofErr w:type="spellStart"/>
-      <w:r>
-        <w:rPr>
-          <w:rFonts w:ascii="Times New Roman" w:eastAsia="Times New Roman" w:hAnsi="Times New Roman" w:cs="Times New Roman"/>
-          <w:b/>
-          <w:bCs/>
-          <w:sz w:val="24"/>
-          <w:szCs w:val="24"/>
-          <w:lang w:eastAsia="hu-HU"/>
-        </w:rPr>
-        <w:t>AddBookWindow</w:t>
-      </w:r>
-      <w:proofErr w:type="spellEnd"/>
-      <w:r>
-        <w:rPr>
-          <w:rFonts w:ascii="Times New Roman" w:eastAsia="Times New Roman" w:hAnsi="Times New Roman" w:cs="Times New Roman"/>
-          <w:sz w:val="24"/>
-          <w:szCs w:val="24"/>
-          <w:lang w:eastAsia="hu-HU"/>
-        </w:rPr>
-        <w:t xml:space="preserve"> ablak segítségével.</w:t>
-      </w:r>
-    </w:p>
-    <w:p>
-      <w:pPr>
-        <w:spacing w:before="100" w:beforeAutospacing="1" w:after="100" w:afterAutospacing="1" w:line="240" w:lineRule="auto"/>
-        <w:jc w:val="both"/>
-        <w:rPr>
-          <w:rFonts w:ascii="Times New Roman" w:eastAsia="Times New Roman" w:hAnsi="Times New Roman" w:cs="Times New Roman"/>
-          <w:sz w:val="24"/>
-          <w:szCs w:val="24"/>
-          <w:lang w:eastAsia="hu-HU"/>
-        </w:rPr>
-      </w:pPr>
-      <w:r>
-        <w:rPr>
-          <w:rFonts w:ascii="Times New Roman" w:eastAsia="Times New Roman" w:hAnsi="Times New Roman" w:cs="Times New Roman"/>
-          <w:sz w:val="24"/>
-          <w:szCs w:val="24"/>
-          <w:lang w:eastAsia="hu-HU"/>
-        </w:rPr>
-        <w:lastRenderedPageBreak/>
-        <w:t>A könyv adatai:</w:t>
-      </w:r>
-    </w:p>
-    <w:p>
-      <w:pPr>
-        <w:numPr>
-          <w:ilvl w:val="0"/>
-          <w:numId w:val="10"/>
-        </w:numPr>
-        <w:spacing w:before="100" w:beforeAutospacing="1" w:after="100" w:afterAutospacing="1" w:line="240" w:lineRule="auto"/>
-        <w:jc w:val="both"/>
-        <w:rPr>
-          <w:rFonts w:ascii="Times New Roman" w:eastAsia="Times New Roman" w:hAnsi="Times New Roman" w:cs="Times New Roman"/>
-          <w:sz w:val="24"/>
-          <w:szCs w:val="24"/>
-          <w:lang w:eastAsia="hu-HU"/>
-        </w:rPr>
-      </w:pPr>
-      <w:r>
-        <w:rPr>
-          <w:rFonts w:ascii="Times New Roman" w:eastAsia="Times New Roman" w:hAnsi="Times New Roman" w:cs="Times New Roman"/>
-          <w:sz w:val="24"/>
-          <w:szCs w:val="24"/>
-          <w:lang w:eastAsia="hu-HU"/>
-        </w:rPr>
-        <w:t>könyv címe</w:t>
-      </w:r>
-    </w:p>
-    <w:p>
-      <w:pPr>
-        <w:numPr>
-          <w:ilvl w:val="0"/>
-          <w:numId w:val="10"/>
-        </w:numPr>
-        <w:spacing w:before="100" w:beforeAutospacing="1" w:after="100" w:afterAutospacing="1" w:line="240" w:lineRule="auto"/>
-        <w:jc w:val="both"/>
-        <w:rPr>
-          <w:rFonts w:ascii="Times New Roman" w:eastAsia="Times New Roman" w:hAnsi="Times New Roman" w:cs="Times New Roman"/>
-          <w:sz w:val="24"/>
-          <w:szCs w:val="24"/>
-          <w:lang w:eastAsia="hu-HU"/>
-        </w:rPr>
-      </w:pPr>
-      <w:r>
-        <w:rPr>
-          <w:rFonts w:ascii="Times New Roman" w:eastAsia="Times New Roman" w:hAnsi="Times New Roman" w:cs="Times New Roman"/>
-          <w:sz w:val="24"/>
-          <w:szCs w:val="24"/>
-          <w:lang w:eastAsia="hu-HU"/>
-        </w:rPr>
-        <w:t>szerző neve</w:t>
-      </w:r>
-    </w:p>
-    <w:p>
-      <w:pPr>
-        <w:numPr>
-          <w:ilvl w:val="0"/>
-          <w:numId w:val="10"/>
-        </w:numPr>
-        <w:spacing w:before="100" w:beforeAutospacing="1" w:after="100" w:afterAutospacing="1" w:line="240" w:lineRule="auto"/>
-        <w:jc w:val="both"/>
-        <w:rPr>
-          <w:rFonts w:ascii="Times New Roman" w:eastAsia="Times New Roman" w:hAnsi="Times New Roman" w:cs="Times New Roman"/>
-          <w:sz w:val="24"/>
-          <w:szCs w:val="24"/>
-          <w:lang w:eastAsia="hu-HU"/>
-        </w:rPr>
-      </w:pPr>
-      <w:r>
-        <w:rPr>
-          <w:rFonts w:ascii="Times New Roman" w:eastAsia="Times New Roman" w:hAnsi="Times New Roman" w:cs="Times New Roman"/>
-          <w:sz w:val="24"/>
-          <w:szCs w:val="24"/>
-          <w:lang w:eastAsia="hu-HU"/>
-        </w:rPr>
-        <w:t>kategória</w:t>
-      </w:r>
-    </w:p>
-    <w:p>
-      <w:pPr>
-        <w:numPr>
-          <w:ilvl w:val="0"/>
-          <w:numId w:val="10"/>
-        </w:numPr>
-        <w:spacing w:before="100" w:beforeAutospacing="1" w:after="100" w:afterAutospacing="1" w:line="240" w:lineRule="auto"/>
-        <w:jc w:val="both"/>
-        <w:rPr>
-          <w:rFonts w:ascii="Times New Roman" w:eastAsia="Times New Roman" w:hAnsi="Times New Roman" w:cs="Times New Roman"/>
-          <w:sz w:val="24"/>
-          <w:szCs w:val="24"/>
-          <w:lang w:eastAsia="hu-HU"/>
-        </w:rPr>
-      </w:pPr>
-      <w:r>
-        <w:rPr>
-          <w:rFonts w:ascii="Times New Roman" w:eastAsia="Times New Roman" w:hAnsi="Times New Roman" w:cs="Times New Roman"/>
-          <w:sz w:val="24"/>
-          <w:szCs w:val="24"/>
-          <w:lang w:eastAsia="hu-HU"/>
-        </w:rPr>
-        <w:t>leírás</w:t>
-      </w:r>
-    </w:p>
-    <w:p>
-      <w:pPr>
-        <w:numPr>
-          <w:ilvl w:val="0"/>
-          <w:numId w:val="10"/>
-        </w:numPr>
-        <w:spacing w:before="100" w:beforeAutospacing="1" w:after="100" w:afterAutospacing="1" w:line="240" w:lineRule="auto"/>
-        <w:jc w:val="both"/>
-        <w:rPr>
-          <w:rFonts w:ascii="Times New Roman" w:eastAsia="Times New Roman" w:hAnsi="Times New Roman" w:cs="Times New Roman"/>
-          <w:sz w:val="24"/>
-          <w:szCs w:val="24"/>
-          <w:lang w:eastAsia="hu-HU"/>
-        </w:rPr>
-      </w:pPr>
-      <w:r>
-        <w:rPr>
-          <w:rFonts w:ascii="Times New Roman" w:eastAsia="Times New Roman" w:hAnsi="Times New Roman" w:cs="Times New Roman"/>
-          <w:sz w:val="24"/>
-          <w:szCs w:val="24"/>
-          <w:lang w:eastAsia="hu-HU"/>
-        </w:rPr>
-        <w:t>könyv borító képe</w:t>
-      </w:r>
-    </w:p>
-    <w:p>
-      <w:pPr>
-        <w:spacing w:before="100" w:beforeAutospacing="1" w:after="100" w:afterAutospacing="1" w:line="240" w:lineRule="auto"/>
-        <w:jc w:val="both"/>
-        <w:rPr>
-          <w:rFonts w:ascii="Times New Roman" w:eastAsia="Times New Roman" w:hAnsi="Times New Roman" w:cs="Times New Roman"/>
-          <w:sz w:val="24"/>
-          <w:szCs w:val="24"/>
-          <w:lang w:eastAsia="hu-HU"/>
-        </w:rPr>
-      </w:pPr>
-      <w:r>
-        <w:rPr>
-          <w:rFonts w:ascii="Times New Roman" w:eastAsia="Times New Roman" w:hAnsi="Times New Roman" w:cs="Times New Roman"/>
-          <w:sz w:val="24"/>
-          <w:szCs w:val="24"/>
-          <w:lang w:eastAsia="hu-HU"/>
-        </w:rPr>
-        <w:t>A rendszer ellenőrzi, hogy minden szükséges adat ki van-e töltve.</w:t>
-      </w:r>
-    </w:p>
-    <w:p>
-      <w:pPr>
-        <w:spacing w:before="100" w:beforeAutospacing="1" w:after="100" w:afterAutospacing="1" w:line="240" w:lineRule="auto"/>
-        <w:jc w:val="both"/>
-        <w:rPr>
-          <w:rFonts w:ascii="Times New Roman" w:eastAsia="Times New Roman" w:hAnsi="Times New Roman" w:cs="Times New Roman"/>
-          <w:sz w:val="24"/>
-          <w:szCs w:val="24"/>
-          <w:lang w:eastAsia="hu-HU"/>
-        </w:rPr>
-      </w:pPr>
-      <w:r>
-        <w:rPr>
-          <w:rFonts w:ascii="Times New Roman" w:eastAsia="Times New Roman" w:hAnsi="Times New Roman" w:cs="Times New Roman"/>
-          <w:sz w:val="24"/>
-          <w:szCs w:val="24"/>
-          <w:lang w:eastAsia="hu-HU"/>
-        </w:rPr>
-        <w:t>Ezután:</w:t>
-      </w:r>
-    </w:p>
-    <w:p>
-      <w:pPr>
-        <w:numPr>
-          <w:ilvl w:val="0"/>
-          <w:numId w:val="11"/>
-        </w:numPr>
-        <w:spacing w:before="100" w:beforeAutospacing="1" w:after="100" w:afterAutospacing="1" w:line="240" w:lineRule="auto"/>
-        <w:jc w:val="both"/>
-        <w:rPr>
-          <w:rFonts w:ascii="Times New Roman" w:eastAsia="Times New Roman" w:hAnsi="Times New Roman" w:cs="Times New Roman"/>
-          <w:sz w:val="24"/>
-          <w:szCs w:val="24"/>
-          <w:lang w:eastAsia="hu-HU"/>
-        </w:rPr>
-      </w:pPr>
-      <w:r>
-        <w:rPr>
-          <w:rFonts w:ascii="Times New Roman" w:eastAsia="Times New Roman" w:hAnsi="Times New Roman" w:cs="Times New Roman"/>
-          <w:sz w:val="24"/>
-          <w:szCs w:val="24"/>
-          <w:lang w:eastAsia="hu-HU"/>
-        </w:rPr>
-        <w:t>ellenőrzi, hogy a szerző már létezik-e</w:t>
-      </w:r>
-    </w:p>
-    <w:p>
-      <w:pPr>
-        <w:numPr>
-          <w:ilvl w:val="0"/>
-          <w:numId w:val="11"/>
-        </w:numPr>
-        <w:spacing w:before="100" w:beforeAutospacing="1" w:after="100" w:afterAutospacing="1" w:line="240" w:lineRule="auto"/>
-        <w:jc w:val="both"/>
-        <w:rPr>
-          <w:rFonts w:ascii="Times New Roman" w:eastAsia="Times New Roman" w:hAnsi="Times New Roman" w:cs="Times New Roman"/>
-          <w:sz w:val="24"/>
-          <w:szCs w:val="24"/>
-          <w:lang w:eastAsia="hu-HU"/>
-        </w:rPr>
-      </w:pPr>
-      <w:r>
-        <w:rPr>
-          <w:rFonts w:ascii="Times New Roman" w:eastAsia="Times New Roman" w:hAnsi="Times New Roman" w:cs="Times New Roman"/>
-          <w:sz w:val="24"/>
-          <w:szCs w:val="24"/>
-          <w:lang w:eastAsia="hu-HU"/>
-        </w:rPr>
-        <w:t>ellenőrzi, hogy a kategória létezik-e</w:t>
-      </w:r>
-    </w:p>
-    <w:p>
-      <w:pPr>
-        <w:numPr>
-          <w:ilvl w:val="0"/>
-          <w:numId w:val="11"/>
-        </w:numPr>
-        <w:spacing w:before="100" w:beforeAutospacing="1" w:after="100" w:afterAutospacing="1" w:line="240" w:lineRule="auto"/>
-        <w:jc w:val="both"/>
-        <w:rPr>
-          <w:rFonts w:ascii="Times New Roman" w:eastAsia="Times New Roman" w:hAnsi="Times New Roman" w:cs="Times New Roman"/>
-          <w:sz w:val="24"/>
-          <w:szCs w:val="24"/>
-          <w:lang w:eastAsia="hu-HU"/>
-        </w:rPr>
-      </w:pPr>
-      <w:r>
-        <w:rPr>
-          <w:rFonts w:ascii="Times New Roman" w:eastAsia="Times New Roman" w:hAnsi="Times New Roman" w:cs="Times New Roman"/>
-          <w:sz w:val="24"/>
-          <w:szCs w:val="24"/>
-          <w:lang w:eastAsia="hu-HU"/>
-        </w:rPr>
-        <w:t>ha nem léteznek, létrehozza őket</w:t>
-      </w:r>
-    </w:p>
-    <w:p>
-      <w:pPr>
-        <w:numPr>
-          <w:ilvl w:val="0"/>
-          <w:numId w:val="11"/>
-        </w:numPr>
-        <w:spacing w:before="100" w:beforeAutospacing="1" w:after="100" w:afterAutospacing="1" w:line="240" w:lineRule="auto"/>
-        <w:jc w:val="both"/>
-        <w:rPr>
-          <w:rFonts w:ascii="Times New Roman" w:eastAsia="Times New Roman" w:hAnsi="Times New Roman" w:cs="Times New Roman"/>
-          <w:sz w:val="24"/>
-          <w:szCs w:val="24"/>
-          <w:lang w:eastAsia="hu-HU"/>
-        </w:rPr>
-      </w:pPr>
-      <w:r>
-        <w:rPr>
-          <w:rFonts w:ascii="Times New Roman" w:eastAsia="Times New Roman" w:hAnsi="Times New Roman" w:cs="Times New Roman"/>
-          <w:sz w:val="24"/>
-          <w:szCs w:val="24"/>
-          <w:lang w:eastAsia="hu-HU"/>
-        </w:rPr>
-        <w:t>beszúrja a könyvet az adatbázisba</w:t>
-      </w:r>
-    </w:p>
-    <w:p>
-      <w:pPr>
-        <w:spacing w:before="100" w:beforeAutospacing="1" w:after="100" w:afterAutospacing="1" w:line="240" w:lineRule="auto"/>
-        <w:jc w:val="both"/>
-        <w:rPr>
-          <w:rFonts w:ascii="Times New Roman" w:eastAsia="Times New Roman" w:hAnsi="Times New Roman" w:cs="Times New Roman"/>
-          <w:sz w:val="24"/>
-          <w:szCs w:val="24"/>
-          <w:lang w:eastAsia="hu-HU"/>
-        </w:rPr>
-      </w:pPr>
-      <w:r>
-        <w:rPr>
-          <w:rFonts w:ascii="Times New Roman" w:eastAsia="Times New Roman" w:hAnsi="Times New Roman" w:cs="Times New Roman"/>
-          <w:sz w:val="24"/>
-          <w:szCs w:val="24"/>
-          <w:lang w:eastAsia="hu-HU"/>
-        </w:rPr>
-        <w:t>A könyv borító képe az alkalmazás mappájában kerül tárolásra.</w:t>
-      </w:r>
-    </w:p>
-    <w:p>
-      <w:pPr>
-        <w:spacing w:before="100" w:beforeAutospacing="1" w:after="100" w:afterAutospacing="1" w:line="240" w:lineRule="auto"/>
-        <w:jc w:val="both"/>
-        <w:outlineLvl w:val="1"/>
-        <w:rPr>
-          <w:rFonts w:ascii="Times New Roman" w:eastAsia="Times New Roman" w:hAnsi="Times New Roman" w:cs="Times New Roman"/>
-          <w:b/>
-          <w:bCs/>
-          <w:sz w:val="36"/>
-          <w:szCs w:val="36"/>
-          <w:lang w:eastAsia="hu-HU"/>
-        </w:rPr>
-      </w:pPr>
-      <w:r>
-        <w:rPr>
-          <w:rFonts w:ascii="Times New Roman" w:eastAsia="Times New Roman" w:hAnsi="Times New Roman" w:cs="Times New Roman"/>
-          <w:b/>
-          <w:bCs/>
-          <w:sz w:val="36"/>
-          <w:szCs w:val="36"/>
-          <w:lang w:eastAsia="hu-HU"/>
-        </w:rPr>
-        <w:t>5</w:t>
-      </w:r>
-      <w:r>
-        <w:rPr>
-          <w:rFonts w:ascii="Times New Roman" w:eastAsia="Times New Roman" w:hAnsi="Times New Roman" w:cs="Times New Roman"/>
-          <w:b/>
-          <w:bCs/>
-          <w:sz w:val="36"/>
-          <w:szCs w:val="36"/>
-          <w:lang w:eastAsia="hu-HU"/>
-        </w:rPr>
-        <w:t>.4 Könyv törlése</w:t>
-      </w:r>
-    </w:p>
-    <w:p>
-      <w:pPr>
-        <w:spacing w:before="100" w:beforeAutospacing="1" w:after="100" w:afterAutospacing="1" w:line="240" w:lineRule="auto"/>
-        <w:jc w:val="both"/>
-        <w:rPr>
-          <w:rFonts w:ascii="Times New Roman" w:eastAsia="Times New Roman" w:hAnsi="Times New Roman" w:cs="Times New Roman"/>
-          <w:sz w:val="24"/>
-          <w:szCs w:val="24"/>
-          <w:lang w:eastAsia="hu-HU"/>
-        </w:rPr>
-      </w:pPr>
-      <w:r>
-        <w:rPr>
-          <w:rFonts w:ascii="Times New Roman" w:eastAsia="Times New Roman" w:hAnsi="Times New Roman" w:cs="Times New Roman"/>
-          <w:sz w:val="24"/>
-          <w:szCs w:val="24"/>
-          <w:lang w:eastAsia="hu-HU"/>
-        </w:rPr>
-        <w:t xml:space="preserve">A </w:t>
-      </w:r>
-      <w:proofErr w:type="spellStart"/>
-      <w:r>
-        <w:rPr>
-          <w:rFonts w:ascii="Times New Roman" w:eastAsia="Times New Roman" w:hAnsi="Times New Roman" w:cs="Times New Roman"/>
-          <w:sz w:val="24"/>
-          <w:szCs w:val="24"/>
-          <w:lang w:eastAsia="hu-HU"/>
-        </w:rPr>
-        <w:t>MainWindow</w:t>
-      </w:r>
-      <w:proofErr w:type="spellEnd"/>
-      <w:r>
-        <w:rPr>
-          <w:rFonts w:ascii="Times New Roman" w:eastAsia="Times New Roman" w:hAnsi="Times New Roman" w:cs="Times New Roman"/>
-          <w:sz w:val="24"/>
-          <w:szCs w:val="24"/>
-          <w:lang w:eastAsia="hu-HU"/>
-        </w:rPr>
-        <w:t xml:space="preserve"> felületen az adminisztrátor kiválaszthat egy könyvet a listából.</w:t>
-      </w:r>
-    </w:p>
-    <w:p>
-      <w:pPr>
-        <w:spacing w:before="100" w:beforeAutospacing="1" w:after="100" w:afterAutospacing="1" w:line="240" w:lineRule="auto"/>
-        <w:jc w:val="both"/>
-        <w:rPr>
-          <w:rFonts w:ascii="Times New Roman" w:eastAsia="Times New Roman" w:hAnsi="Times New Roman" w:cs="Times New Roman"/>
-          <w:sz w:val="24"/>
-          <w:szCs w:val="24"/>
-          <w:lang w:eastAsia="hu-HU"/>
-        </w:rPr>
-      </w:pPr>
-      <w:r>
-        <w:rPr>
-          <w:rFonts w:ascii="Times New Roman" w:eastAsia="Times New Roman" w:hAnsi="Times New Roman" w:cs="Times New Roman"/>
-          <w:sz w:val="24"/>
-          <w:szCs w:val="24"/>
-          <w:lang w:eastAsia="hu-HU"/>
-        </w:rPr>
-        <w:t>A törlés előtt a rendszer megerősítést kér.</w:t>
-      </w:r>
-    </w:p>
-    <w:p>
-      <w:pPr>
-        <w:spacing w:before="100" w:beforeAutospacing="1" w:after="100" w:afterAutospacing="1" w:line="240" w:lineRule="auto"/>
-        <w:jc w:val="both"/>
-        <w:rPr>
-          <w:rFonts w:ascii="Times New Roman" w:eastAsia="Times New Roman" w:hAnsi="Times New Roman" w:cs="Times New Roman"/>
-          <w:sz w:val="24"/>
-          <w:szCs w:val="24"/>
-          <w:lang w:eastAsia="hu-HU"/>
-        </w:rPr>
-      </w:pPr>
-      <w:r>
-        <w:rPr>
-          <w:rFonts w:ascii="Times New Roman" w:eastAsia="Times New Roman" w:hAnsi="Times New Roman" w:cs="Times New Roman"/>
-          <w:sz w:val="24"/>
-          <w:szCs w:val="24"/>
-          <w:lang w:eastAsia="hu-HU"/>
-        </w:rPr>
-        <w:t>Ha a felhasználó megerősíti:</w:t>
-      </w:r>
-    </w:p>
-    <w:p>
-      <w:pPr>
-        <w:numPr>
-          <w:ilvl w:val="0"/>
-          <w:numId w:val="12"/>
-        </w:numPr>
-        <w:spacing w:before="100" w:beforeAutospacing="1" w:after="100" w:afterAutospacing="1" w:line="240" w:lineRule="auto"/>
-        <w:jc w:val="both"/>
-        <w:rPr>
-          <w:rFonts w:ascii="Times New Roman" w:eastAsia="Times New Roman" w:hAnsi="Times New Roman" w:cs="Times New Roman"/>
-          <w:sz w:val="24"/>
-          <w:szCs w:val="24"/>
-          <w:lang w:eastAsia="hu-HU"/>
-        </w:rPr>
-      </w:pPr>
-      <w:r>
-        <w:rPr>
-          <w:rFonts w:ascii="Times New Roman" w:eastAsia="Times New Roman" w:hAnsi="Times New Roman" w:cs="Times New Roman"/>
-          <w:sz w:val="24"/>
-          <w:szCs w:val="24"/>
-          <w:lang w:eastAsia="hu-HU"/>
-        </w:rPr>
-        <w:t>a rekord törlésre kerül az adatbázisból.</w:t>
-      </w:r>
-    </w:p>
-    <w:p>
-      <w:pPr>
-        <w:spacing w:before="100" w:beforeAutospacing="1" w:after="100" w:afterAutospacing="1" w:line="240" w:lineRule="auto"/>
-        <w:jc w:val="both"/>
-        <w:outlineLvl w:val="1"/>
-        <w:rPr>
-          <w:rFonts w:ascii="Times New Roman" w:eastAsia="Times New Roman" w:hAnsi="Times New Roman" w:cs="Times New Roman"/>
-          <w:b/>
-          <w:bCs/>
-          <w:sz w:val="36"/>
-          <w:szCs w:val="36"/>
-          <w:lang w:eastAsia="hu-HU"/>
-        </w:rPr>
-      </w:pPr>
-      <w:r>
-        <w:rPr>
-          <w:rFonts w:ascii="Times New Roman" w:eastAsia="Times New Roman" w:hAnsi="Times New Roman" w:cs="Times New Roman"/>
-          <w:b/>
-          <w:bCs/>
-          <w:sz w:val="36"/>
-          <w:szCs w:val="36"/>
-          <w:lang w:eastAsia="hu-HU"/>
-        </w:rPr>
-        <w:t>5</w:t>
-      </w:r>
-      <w:r>
-        <w:rPr>
-          <w:rFonts w:ascii="Times New Roman" w:eastAsia="Times New Roman" w:hAnsi="Times New Roman" w:cs="Times New Roman"/>
-          <w:b/>
-          <w:bCs/>
-          <w:sz w:val="36"/>
-          <w:szCs w:val="36"/>
-          <w:lang w:eastAsia="hu-HU"/>
-        </w:rPr>
-        <w:t>.5 Könyv szerkesztése</w:t>
-      </w:r>
-    </w:p>
-    <w:p>
-      <w:pPr>
-        <w:spacing w:before="100" w:beforeAutospacing="1" w:after="100" w:afterAutospacing="1" w:line="240" w:lineRule="auto"/>
-        <w:jc w:val="both"/>
-        <w:rPr>
-          <w:rFonts w:ascii="Times New Roman" w:eastAsia="Times New Roman" w:hAnsi="Times New Roman" w:cs="Times New Roman"/>
-          <w:sz w:val="24"/>
-          <w:szCs w:val="24"/>
-          <w:lang w:eastAsia="hu-HU"/>
-        </w:rPr>
-      </w:pPr>
-      <w:r>
-        <w:rPr>
-          <w:rFonts w:ascii="Times New Roman" w:eastAsia="Times New Roman" w:hAnsi="Times New Roman" w:cs="Times New Roman"/>
-          <w:sz w:val="24"/>
-          <w:szCs w:val="24"/>
-          <w:lang w:eastAsia="hu-HU"/>
-        </w:rPr>
-        <w:t xml:space="preserve">A könyv szerkesztése a könyvre való </w:t>
-      </w:r>
-      <w:r>
-        <w:rPr>
-          <w:rFonts w:ascii="Times New Roman" w:eastAsia="Times New Roman" w:hAnsi="Times New Roman" w:cs="Times New Roman"/>
-          <w:b/>
-          <w:bCs/>
-          <w:sz w:val="24"/>
-          <w:szCs w:val="24"/>
-          <w:lang w:eastAsia="hu-HU"/>
-        </w:rPr>
-        <w:t>dupla kattintással</w:t>
-      </w:r>
-      <w:r>
-        <w:rPr>
-          <w:rFonts w:ascii="Times New Roman" w:eastAsia="Times New Roman" w:hAnsi="Times New Roman" w:cs="Times New Roman"/>
-          <w:sz w:val="24"/>
-          <w:szCs w:val="24"/>
-          <w:lang w:eastAsia="hu-HU"/>
-        </w:rPr>
-        <w:t xml:space="preserve"> történik.</w:t>
-      </w:r>
-    </w:p>
-    <w:p>
-      <w:pPr>
-        <w:spacing w:before="100" w:beforeAutospacing="1" w:after="100" w:afterAutospacing="1" w:line="240" w:lineRule="auto"/>
-        <w:jc w:val="both"/>
-        <w:rPr>
-          <w:rFonts w:ascii="Times New Roman" w:eastAsia="Times New Roman" w:hAnsi="Times New Roman" w:cs="Times New Roman"/>
-          <w:sz w:val="24"/>
-          <w:szCs w:val="24"/>
-          <w:lang w:eastAsia="hu-HU"/>
-        </w:rPr>
-      </w:pPr>
-      <w:r>
-        <w:rPr>
-          <w:rFonts w:ascii="Times New Roman" w:eastAsia="Times New Roman" w:hAnsi="Times New Roman" w:cs="Times New Roman"/>
-          <w:sz w:val="24"/>
-          <w:szCs w:val="24"/>
-          <w:lang w:eastAsia="hu-HU"/>
-        </w:rPr>
-        <w:t xml:space="preserve">Ez megnyitja az </w:t>
-      </w:r>
-      <w:proofErr w:type="spellStart"/>
-      <w:r>
-        <w:rPr>
-          <w:rFonts w:ascii="Times New Roman" w:eastAsia="Times New Roman" w:hAnsi="Times New Roman" w:cs="Times New Roman"/>
-          <w:b/>
-          <w:bCs/>
-          <w:sz w:val="24"/>
-          <w:szCs w:val="24"/>
-          <w:lang w:eastAsia="hu-HU"/>
-        </w:rPr>
-        <w:t>EditBooksWindow</w:t>
-      </w:r>
-      <w:proofErr w:type="spellEnd"/>
-      <w:r>
-        <w:rPr>
-          <w:rFonts w:ascii="Times New Roman" w:eastAsia="Times New Roman" w:hAnsi="Times New Roman" w:cs="Times New Roman"/>
-          <w:sz w:val="24"/>
-          <w:szCs w:val="24"/>
-          <w:lang w:eastAsia="hu-HU"/>
-        </w:rPr>
-        <w:t xml:space="preserve"> ablakot, ahol az adminisztrátor módosíthatja a könyv adatait.</w:t>
-      </w:r>
-    </w:p>
-    <w:p>
-      <w:pPr>
-        <w:spacing w:before="100" w:beforeAutospacing="1" w:after="100" w:afterAutospacing="1" w:line="240" w:lineRule="auto"/>
-        <w:jc w:val="both"/>
-        <w:outlineLvl w:val="0"/>
-        <w:rPr>
-          <w:rFonts w:ascii="Times New Roman" w:eastAsia="Times New Roman" w:hAnsi="Times New Roman" w:cs="Times New Roman"/>
-          <w:b/>
-          <w:bCs/>
-          <w:kern w:val="36"/>
-          <w:sz w:val="48"/>
-          <w:szCs w:val="48"/>
-          <w:lang w:eastAsia="hu-HU"/>
-        </w:rPr>
-      </w:pPr>
-      <w:r>
-        <w:rPr>
-          <w:rFonts w:ascii="Times New Roman" w:eastAsia="Times New Roman" w:hAnsi="Times New Roman" w:cs="Times New Roman"/>
-          <w:b/>
-          <w:bCs/>
-          <w:kern w:val="36"/>
-          <w:sz w:val="48"/>
-          <w:szCs w:val="48"/>
-          <w:lang w:eastAsia="hu-HU"/>
-        </w:rPr>
-        <w:t>6</w:t>
-      </w:r>
-      <w:r>
-        <w:rPr>
-          <w:rFonts w:ascii="Times New Roman" w:eastAsia="Times New Roman" w:hAnsi="Times New Roman" w:cs="Times New Roman"/>
-          <w:b/>
-          <w:bCs/>
-          <w:kern w:val="36"/>
-          <w:sz w:val="48"/>
-          <w:szCs w:val="48"/>
-          <w:lang w:eastAsia="hu-HU"/>
-        </w:rPr>
-        <w:t>. Forráskód bemutatása</w:t>
-      </w:r>
-    </w:p>
-    <w:p>
-      <w:pPr>
-        <w:spacing w:before="100" w:beforeAutospacing="1" w:after="100" w:afterAutospacing="1" w:line="240" w:lineRule="auto"/>
-        <w:jc w:val="both"/>
-        <w:rPr>
-          <w:rFonts w:ascii="Times New Roman" w:eastAsia="Times New Roman" w:hAnsi="Times New Roman" w:cs="Times New Roman"/>
-          <w:sz w:val="24"/>
-          <w:szCs w:val="24"/>
-          <w:lang w:eastAsia="hu-HU"/>
-        </w:rPr>
-      </w:pPr>
-      <w:r>
-        <w:rPr>
-          <w:rFonts w:ascii="Times New Roman" w:eastAsia="Times New Roman" w:hAnsi="Times New Roman" w:cs="Times New Roman"/>
-          <w:sz w:val="24"/>
-          <w:szCs w:val="24"/>
-          <w:lang w:eastAsia="hu-HU"/>
-        </w:rPr>
-        <w:t>Ebben a fejezetben a program legfontosabb kódrészletei kerülnek bemutatásra.</w:t>
-      </w:r>
-    </w:p>
-    <w:p>
-      <w:pPr>
-        <w:spacing w:before="100" w:beforeAutospacing="1" w:after="100" w:afterAutospacing="1" w:line="240" w:lineRule="auto"/>
-        <w:jc w:val="both"/>
-        <w:outlineLvl w:val="1"/>
-        <w:rPr>
-          <w:rFonts w:ascii="Times New Roman" w:eastAsia="Times New Roman" w:hAnsi="Times New Roman" w:cs="Times New Roman"/>
-          <w:b/>
-          <w:bCs/>
-          <w:sz w:val="36"/>
-          <w:szCs w:val="36"/>
-          <w:lang w:eastAsia="hu-HU"/>
-        </w:rPr>
-      </w:pPr>
-      <w:r>
-        <w:rPr>
-          <w:rFonts w:ascii="Times New Roman" w:eastAsia="Times New Roman" w:hAnsi="Times New Roman" w:cs="Times New Roman"/>
-          <w:b/>
-          <w:bCs/>
-          <w:sz w:val="36"/>
-          <w:szCs w:val="36"/>
-          <w:lang w:eastAsia="hu-HU"/>
-        </w:rPr>
-        <w:t>6</w:t>
-      </w:r>
-      <w:r>
-        <w:rPr>
-          <w:rFonts w:ascii="Times New Roman" w:eastAsia="Times New Roman" w:hAnsi="Times New Roman" w:cs="Times New Roman"/>
-          <w:b/>
-          <w:bCs/>
-          <w:sz w:val="36"/>
-          <w:szCs w:val="36"/>
-          <w:lang w:eastAsia="hu-HU"/>
-        </w:rPr>
-        <w:t>.1 Bejelentkezés kezelése</w:t>
-      </w:r>
-    </w:p>
-    <w:p>
-      <w:pPr>
-        <w:spacing w:before="100" w:beforeAutospacing="1" w:after="100" w:afterAutospacing="1" w:line="240" w:lineRule="auto"/>
-        <w:jc w:val="both"/>
-        <w:rPr>
-          <w:rFonts w:ascii="Times New Roman" w:eastAsia="Times New Roman" w:hAnsi="Times New Roman" w:cs="Times New Roman"/>
-          <w:sz w:val="24"/>
-          <w:szCs w:val="24"/>
-          <w:lang w:eastAsia="hu-HU"/>
-        </w:rPr>
-      </w:pPr>
-      <w:r>
-        <w:rPr>
-          <w:rFonts w:ascii="Times New Roman" w:eastAsia="Times New Roman" w:hAnsi="Times New Roman" w:cs="Times New Roman"/>
-          <w:sz w:val="24"/>
-          <w:szCs w:val="24"/>
-          <w:lang w:eastAsia="hu-HU"/>
-        </w:rPr>
-        <w:t>A bejelentkezés során a rendszer ellenőrzi, hogy az adott email és jelszó szerepel-e az adatbázisban.</w:t>
-      </w:r>
-    </w:p>
-    <w:p>
-      <w:pPr>
-        <w:spacing w:before="100" w:beforeAutospacing="1" w:after="100" w:afterAutospacing="1" w:line="240" w:lineRule="auto"/>
-        <w:jc w:val="both"/>
-        <w:outlineLvl w:val="1"/>
-        <w:rPr>
-          <w:rFonts w:ascii="Times New Roman" w:eastAsia="Times New Roman" w:hAnsi="Times New Roman" w:cs="Times New Roman"/>
-          <w:b/>
-          <w:bCs/>
-          <w:sz w:val="36"/>
-          <w:szCs w:val="36"/>
-          <w:lang w:eastAsia="hu-HU"/>
-        </w:rPr>
-      </w:pPr>
-      <w:r>
-        <w:rPr>
-          <w:rFonts w:ascii="Times New Roman" w:eastAsia="Times New Roman" w:hAnsi="Times New Roman" w:cs="Times New Roman"/>
-          <w:noProof/>
-          <w:sz w:val="24"/>
-          <w:szCs w:val="24"/>
-          <w:lang w:eastAsia="hu-HU"/>
-        </w:rPr>
-        <w:lastRenderedPageBreak/>
-        <w:drawing>
-          <wp:inline distT="0" distB="0" distL="0" distR="0" wp14:anchorId="5ECFCF24" wp14:editId="09C7511E">
-            <wp:extent cx="4842908" cy="3876675"/>
-            <wp:effectExtent l="0" t="0" r="0" b="0"/>
-            <wp:docPr id="1" name="Kép 1"/>
-            <wp:cNvGraphicFramePr>
-              <a:graphicFrameLocks xmlns:a="http://schemas.openxmlformats.org/drawingml/2006/main" noChangeAspect="1"/>
-            </wp:cNvGraphicFramePr>
-            <a:graphic xmlns:a="http://schemas.openxmlformats.org/drawingml/2006/main">
-              <a:graphicData uri="http://schemas.openxmlformats.org/drawingml/2006/picture">
-                <pic:pic xmlns:pic="http://schemas.openxmlformats.org/drawingml/2006/picture">
-                  <pic:nvPicPr>
-                    <pic:cNvPr id="1" name=""/>
-                    <pic:cNvPicPr/>
-                  </pic:nvPicPr>
-                  <pic:blipFill>
-                    <a:blip r:embed="rId6"/>
-                    <a:stretch>
-                      <a:fillRect/>
-                    </a:stretch>
-                  </pic:blipFill>
-                  <pic:spPr>
-                    <a:xfrm>
-                      <a:off x="0" y="0"/>
-                      <a:ext cx="4850059" cy="3882399"/>
-                    </a:xfrm>
-                    <a:prstGeom prst="rect">
-                      <a:avLst/>
-                    </a:prstGeom>
-                  </pic:spPr>
-                </pic:pic>
-              </a:graphicData>
-            </a:graphic>
-          </wp:inline>
-        </w:drawing>
-      </w:r>
-    </w:p>
-    <w:p>
-      <w:pPr>
-        <w:spacing w:before="100" w:beforeAutospacing="1" w:after="100" w:afterAutospacing="1" w:line="240" w:lineRule="auto"/>
-        <w:jc w:val="both"/>
-        <w:outlineLvl w:val="1"/>
-        <w:rPr>
-          <w:rFonts w:ascii="Times New Roman" w:eastAsia="Times New Roman" w:hAnsi="Times New Roman" w:cs="Times New Roman"/>
-          <w:b/>
-          <w:bCs/>
-          <w:sz w:val="36"/>
-          <w:szCs w:val="36"/>
-          <w:lang w:eastAsia="hu-HU"/>
-        </w:rPr>
-      </w:pPr>
-      <w:r>
-        <w:rPr>
-          <w:rFonts w:ascii="Times New Roman" w:eastAsia="Times New Roman" w:hAnsi="Times New Roman" w:cs="Times New Roman"/>
-          <w:b/>
-          <w:bCs/>
-          <w:sz w:val="36"/>
-          <w:szCs w:val="36"/>
-          <w:lang w:eastAsia="hu-HU"/>
-        </w:rPr>
-        <w:t>6</w:t>
-      </w:r>
-      <w:r>
-        <w:rPr>
-          <w:rFonts w:ascii="Times New Roman" w:eastAsia="Times New Roman" w:hAnsi="Times New Roman" w:cs="Times New Roman"/>
-          <w:b/>
-          <w:bCs/>
-          <w:sz w:val="36"/>
-          <w:szCs w:val="36"/>
-          <w:lang w:eastAsia="hu-HU"/>
-        </w:rPr>
-        <w:t>.2 Könyv hozzáadása</w:t>
-      </w:r>
-    </w:p>
-    <w:p>
-      <w:pPr>
-        <w:spacing w:before="100" w:beforeAutospacing="1" w:after="100" w:afterAutospacing="1" w:line="240" w:lineRule="auto"/>
-        <w:jc w:val="both"/>
-        <w:rPr>
-          <w:rFonts w:ascii="Times New Roman" w:eastAsia="Times New Roman" w:hAnsi="Times New Roman" w:cs="Times New Roman"/>
-          <w:sz w:val="24"/>
-          <w:szCs w:val="24"/>
-          <w:lang w:eastAsia="hu-HU"/>
-        </w:rPr>
-      </w:pPr>
-      <w:r>
-        <w:rPr>
-          <w:rFonts w:ascii="Times New Roman" w:eastAsia="Times New Roman" w:hAnsi="Times New Roman" w:cs="Times New Roman"/>
-          <w:sz w:val="24"/>
-          <w:szCs w:val="24"/>
-          <w:lang w:eastAsia="hu-HU"/>
-        </w:rPr>
-        <w:t xml:space="preserve">A könyv hozzáadását az </w:t>
-      </w:r>
-      <w:proofErr w:type="spellStart"/>
-      <w:r>
-        <w:rPr>
-          <w:rFonts w:ascii="Times New Roman" w:eastAsia="Times New Roman" w:hAnsi="Times New Roman" w:cs="Times New Roman"/>
-          <w:b/>
-          <w:bCs/>
-          <w:sz w:val="24"/>
-          <w:szCs w:val="24"/>
-          <w:lang w:eastAsia="hu-HU"/>
-        </w:rPr>
-        <w:t>AddBookWindow</w:t>
-      </w:r>
-      <w:proofErr w:type="spellEnd"/>
-      <w:r>
-        <w:rPr>
-          <w:rFonts w:ascii="Times New Roman" w:eastAsia="Times New Roman" w:hAnsi="Times New Roman" w:cs="Times New Roman"/>
-          <w:sz w:val="24"/>
-          <w:szCs w:val="24"/>
-          <w:lang w:eastAsia="hu-HU"/>
-        </w:rPr>
-        <w:t xml:space="preserve"> osztály kezeli.</w:t>
-      </w:r>
-    </w:p>
-    <w:p>
-      <w:pPr>
-        <w:spacing w:before="100" w:beforeAutospacing="1" w:after="100" w:afterAutospacing="1" w:line="240" w:lineRule="auto"/>
-        <w:jc w:val="both"/>
-        <w:rPr>
-          <w:rFonts w:ascii="Times New Roman" w:eastAsia="Times New Roman" w:hAnsi="Times New Roman" w:cs="Times New Roman"/>
-          <w:sz w:val="24"/>
-          <w:szCs w:val="24"/>
-          <w:lang w:eastAsia="hu-HU"/>
-        </w:rPr>
-      </w:pPr>
-      <w:r>
-        <w:rPr>
-          <w:rFonts w:ascii="Times New Roman" w:eastAsia="Times New Roman" w:hAnsi="Times New Roman" w:cs="Times New Roman"/>
-          <w:sz w:val="24"/>
-          <w:szCs w:val="24"/>
-          <w:lang w:eastAsia="hu-HU"/>
-        </w:rPr>
-        <w:t>A rendszer elmenti a könyv adatait és a hozzá tartozó képet.</w:t>
-      </w:r>
-    </w:p>
-    <w:p>
-      <w:pPr>
-        <w:spacing w:before="100" w:beforeAutospacing="1" w:after="100" w:afterAutospacing="1" w:line="240" w:lineRule="auto"/>
-        <w:jc w:val="both"/>
-        <w:outlineLvl w:val="1"/>
-        <w:rPr>
-          <w:rFonts w:ascii="Times New Roman" w:eastAsia="Times New Roman" w:hAnsi="Times New Roman" w:cs="Times New Roman"/>
-          <w:b/>
-          <w:bCs/>
-          <w:sz w:val="36"/>
-          <w:szCs w:val="36"/>
-          <w:lang w:eastAsia="hu-HU"/>
-        </w:rPr>
-      </w:pPr>
-      <w:r>
-        <w:rPr>
-          <w:rFonts w:ascii="Times New Roman" w:eastAsia="Times New Roman" w:hAnsi="Times New Roman" w:cs="Times New Roman"/>
-          <w:b/>
-          <w:bCs/>
-          <w:noProof/>
-          <w:sz w:val="36"/>
-          <w:szCs w:val="36"/>
-          <w:lang w:eastAsia="hu-HU"/>
-        </w:rPr>
-        <w:drawing>
-          <wp:inline distT="0" distB="0" distL="0" distR="0" wp14:anchorId="4C9395BB" wp14:editId="45CB931E">
-            <wp:extent cx="5760720" cy="1405255"/>
-            <wp:effectExtent l="0" t="0" r="0" b="4445"/>
-            <wp:docPr id="3" name="Kép 3"/>
             <wp:cNvGraphicFramePr>
               <a:graphicFrameLocks xmlns:a="http://schemas.openxmlformats.org/drawingml/2006/main" noChangeAspect="1"/>
             </wp:cNvGraphicFramePr>
@@ -3392,7 +1655,7 @@
                   <pic:spPr>
                     <a:xfrm>
                       <a:off x="0" y="0"/>
-                      <a:ext cx="5760720" cy="1405255"/>
+                      <a:ext cx="5760720" cy="143510"/>
                     </a:xfrm>
                     <a:prstGeom prst="rect">
                       <a:avLst/>
@@ -3409,6 +1672,275 @@
       <w:pPr>
         <w:spacing w:before="100" w:beforeAutospacing="1" w:after="100" w:afterAutospacing="1" w:line="240" w:lineRule="auto"/>
         <w:jc w:val="both"/>
+        <w:outlineLvl w:val="2"/>
+        <w:rPr>
+          <w:rFonts w:ascii="Times New Roman" w:eastAsia="Times New Roman" w:hAnsi="Times New Roman" w:cs="Times New Roman"/>
+          <w:b/>
+          <w:bCs/>
+          <w:sz w:val="27"/>
+          <w:szCs w:val="27"/>
+          <w:lang w:eastAsia="hu-HU"/>
+        </w:rPr>
+      </w:pPr>
+      <w:r>
+        <w:rPr>
+          <w:rFonts w:ascii="Times New Roman" w:eastAsia="Times New Roman" w:hAnsi="Times New Roman" w:cs="Times New Roman"/>
+          <w:b/>
+          <w:bCs/>
+          <w:sz w:val="27"/>
+          <w:szCs w:val="27"/>
+          <w:lang w:eastAsia="hu-HU"/>
+        </w:rPr>
+        <w:t>3. Adatkezelés</w:t>
+      </w:r>
+    </w:p>
+    <w:p>
+      <w:pPr>
+        <w:spacing w:before="100" w:beforeAutospacing="1" w:after="100" w:afterAutospacing="1" w:line="240" w:lineRule="auto"/>
+        <w:jc w:val="both"/>
+        <w:rPr>
+          <w:rFonts w:ascii="Times New Roman" w:eastAsia="Times New Roman" w:hAnsi="Times New Roman" w:cs="Times New Roman"/>
+          <w:sz w:val="24"/>
+          <w:szCs w:val="24"/>
+          <w:lang w:eastAsia="hu-HU"/>
+        </w:rPr>
+      </w:pPr>
+      <w:r>
+        <w:rPr>
+          <w:rFonts w:ascii="Times New Roman" w:eastAsia="Times New Roman" w:hAnsi="Times New Roman" w:cs="Times New Roman"/>
+          <w:sz w:val="24"/>
+          <w:szCs w:val="24"/>
+          <w:lang w:eastAsia="hu-HU"/>
+        </w:rPr>
+        <w:t xml:space="preserve">Az alkalmazás az adatbázissal </w:t>
+      </w:r>
+      <w:r>
+        <w:rPr>
+          <w:rFonts w:ascii="Times New Roman" w:eastAsia="Times New Roman" w:hAnsi="Times New Roman" w:cs="Times New Roman"/>
+          <w:b/>
+          <w:bCs/>
+          <w:sz w:val="24"/>
+          <w:szCs w:val="24"/>
+          <w:lang w:eastAsia="hu-HU"/>
+        </w:rPr>
+        <w:t>SQL lekérdezéseken keresztül kommunikál</w:t>
+      </w:r>
+      <w:r>
+        <w:rPr>
+          <w:rFonts w:ascii="Times New Roman" w:eastAsia="Times New Roman" w:hAnsi="Times New Roman" w:cs="Times New Roman"/>
+          <w:sz w:val="24"/>
+          <w:szCs w:val="24"/>
+          <w:lang w:eastAsia="hu-HU"/>
+        </w:rPr>
+        <w:t>, például:</w:t>
+      </w:r>
+    </w:p>
+    <w:p>
+      <w:pPr>
+        <w:numPr>
+          <w:ilvl w:val="0"/>
+          <w:numId w:val="6"/>
+        </w:numPr>
+        <w:spacing w:before="100" w:beforeAutospacing="1" w:after="100" w:afterAutospacing="1" w:line="240" w:lineRule="auto"/>
+        <w:jc w:val="both"/>
+        <w:rPr>
+          <w:rFonts w:ascii="Times New Roman" w:eastAsia="Times New Roman" w:hAnsi="Times New Roman" w:cs="Times New Roman"/>
+          <w:sz w:val="24"/>
+          <w:szCs w:val="24"/>
+          <w:lang w:eastAsia="hu-HU"/>
+        </w:rPr>
+      </w:pPr>
+      <w:r>
+        <w:rPr>
+          <w:rFonts w:ascii="Times New Roman" w:eastAsia="Times New Roman" w:hAnsi="Times New Roman" w:cs="Times New Roman"/>
+          <w:sz w:val="24"/>
+          <w:szCs w:val="24"/>
+          <w:lang w:eastAsia="hu-HU"/>
+        </w:rPr>
+        <w:t>SELECT</w:t>
+      </w:r>
+    </w:p>
+    <w:p>
+      <w:pPr>
+        <w:numPr>
+          <w:ilvl w:val="0"/>
+          <w:numId w:val="6"/>
+        </w:numPr>
+        <w:spacing w:before="100" w:beforeAutospacing="1" w:after="100" w:afterAutospacing="1" w:line="240" w:lineRule="auto"/>
+        <w:jc w:val="both"/>
+        <w:rPr>
+          <w:rFonts w:ascii="Times New Roman" w:eastAsia="Times New Roman" w:hAnsi="Times New Roman" w:cs="Times New Roman"/>
+          <w:sz w:val="24"/>
+          <w:szCs w:val="24"/>
+          <w:lang w:eastAsia="hu-HU"/>
+        </w:rPr>
+      </w:pPr>
+      <w:r>
+        <w:rPr>
+          <w:rFonts w:ascii="Times New Roman" w:eastAsia="Times New Roman" w:hAnsi="Times New Roman" w:cs="Times New Roman"/>
+          <w:sz w:val="24"/>
+          <w:szCs w:val="24"/>
+          <w:lang w:eastAsia="hu-HU"/>
+        </w:rPr>
+        <w:t>INSERT</w:t>
+      </w:r>
+    </w:p>
+    <w:p>
+      <w:pPr>
+        <w:numPr>
+          <w:ilvl w:val="0"/>
+          <w:numId w:val="6"/>
+        </w:numPr>
+        <w:spacing w:before="100" w:beforeAutospacing="1" w:after="100" w:afterAutospacing="1" w:line="240" w:lineRule="auto"/>
+        <w:jc w:val="both"/>
+        <w:rPr>
+          <w:rFonts w:ascii="Times New Roman" w:eastAsia="Times New Roman" w:hAnsi="Times New Roman" w:cs="Times New Roman"/>
+          <w:sz w:val="24"/>
+          <w:szCs w:val="24"/>
+          <w:lang w:eastAsia="hu-HU"/>
+        </w:rPr>
+      </w:pPr>
+      <w:r>
+        <w:rPr>
+          <w:rFonts w:ascii="Times New Roman" w:eastAsia="Times New Roman" w:hAnsi="Times New Roman" w:cs="Times New Roman"/>
+          <w:sz w:val="24"/>
+          <w:szCs w:val="24"/>
+          <w:lang w:eastAsia="hu-HU"/>
+        </w:rPr>
+        <w:t>DELETE</w:t>
+      </w:r>
+    </w:p>
+    <w:p>
+      <w:pPr>
+        <w:numPr>
+          <w:ilvl w:val="0"/>
+          <w:numId w:val="6"/>
+        </w:numPr>
+        <w:spacing w:before="100" w:beforeAutospacing="1" w:after="100" w:afterAutospacing="1" w:line="240" w:lineRule="auto"/>
+        <w:jc w:val="both"/>
+        <w:rPr>
+          <w:rFonts w:ascii="Times New Roman" w:eastAsia="Times New Roman" w:hAnsi="Times New Roman" w:cs="Times New Roman"/>
+          <w:sz w:val="24"/>
+          <w:szCs w:val="24"/>
+          <w:lang w:eastAsia="hu-HU"/>
+        </w:rPr>
+      </w:pPr>
+      <w:r>
+        <w:rPr>
+          <w:rFonts w:ascii="Times New Roman" w:eastAsia="Times New Roman" w:hAnsi="Times New Roman" w:cs="Times New Roman"/>
+          <w:sz w:val="24"/>
+          <w:szCs w:val="24"/>
+          <w:lang w:eastAsia="hu-HU"/>
+        </w:rPr>
+        <w:t>UPDATE</w:t>
+      </w:r>
+    </w:p>
+    <w:p>
+      <w:pPr>
+        <w:spacing w:before="100" w:beforeAutospacing="1" w:after="100" w:afterAutospacing="1" w:line="240" w:lineRule="auto"/>
+        <w:jc w:val="both"/>
+        <w:rPr>
+          <w:rFonts w:ascii="Times New Roman" w:eastAsia="Times New Roman" w:hAnsi="Times New Roman" w:cs="Times New Roman"/>
+          <w:sz w:val="24"/>
+          <w:szCs w:val="24"/>
+          <w:lang w:eastAsia="hu-HU"/>
+        </w:rPr>
+      </w:pPr>
+      <w:r>
+        <w:rPr>
+          <w:rFonts w:ascii="Times New Roman" w:eastAsia="Times New Roman" w:hAnsi="Times New Roman" w:cs="Times New Roman"/>
+          <w:sz w:val="24"/>
+          <w:szCs w:val="24"/>
+          <w:lang w:eastAsia="hu-HU"/>
+        </w:rPr>
+        <w:t xml:space="preserve">A lekérdezések </w:t>
+      </w:r>
+      <w:proofErr w:type="spellStart"/>
+      <w:r>
+        <w:rPr>
+          <w:rFonts w:ascii="Courier New" w:eastAsia="Times New Roman" w:hAnsi="Courier New" w:cs="Courier New"/>
+          <w:sz w:val="20"/>
+          <w:szCs w:val="20"/>
+          <w:lang w:eastAsia="hu-HU"/>
+        </w:rPr>
+        <w:t>MySqlCommand</w:t>
+      </w:r>
+      <w:proofErr w:type="spellEnd"/>
+      <w:r>
+        <w:rPr>
+          <w:rFonts w:ascii="Times New Roman" w:eastAsia="Times New Roman" w:hAnsi="Times New Roman" w:cs="Times New Roman"/>
+          <w:sz w:val="24"/>
+          <w:szCs w:val="24"/>
+          <w:lang w:eastAsia="hu-HU"/>
+        </w:rPr>
+        <w:t xml:space="preserve"> objektumokon keresztül futnak.</w:t>
+      </w:r>
+    </w:p>
+    <w:p>
+      <w:pPr>
+        <w:spacing w:before="100" w:beforeAutospacing="1" w:after="100" w:afterAutospacing="1" w:line="240" w:lineRule="auto"/>
+        <w:jc w:val="both"/>
+        <w:outlineLvl w:val="0"/>
+        <w:rPr>
+          <w:rFonts w:ascii="Times New Roman" w:eastAsia="Times New Roman" w:hAnsi="Times New Roman" w:cs="Times New Roman"/>
+          <w:b/>
+          <w:bCs/>
+          <w:kern w:val="36"/>
+          <w:sz w:val="48"/>
+          <w:szCs w:val="48"/>
+          <w:lang w:eastAsia="hu-HU"/>
+        </w:rPr>
+      </w:pPr>
+      <w:r>
+        <w:rPr>
+          <w:rFonts w:ascii="Times New Roman" w:eastAsia="Times New Roman" w:hAnsi="Times New Roman" w:cs="Times New Roman"/>
+          <w:b/>
+          <w:bCs/>
+          <w:kern w:val="36"/>
+          <w:sz w:val="48"/>
+          <w:szCs w:val="48"/>
+          <w:lang w:eastAsia="hu-HU"/>
+        </w:rPr>
+        <w:t>5</w:t>
+      </w:r>
+      <w:r>
+        <w:rPr>
+          <w:rFonts w:ascii="Times New Roman" w:eastAsia="Times New Roman" w:hAnsi="Times New Roman" w:cs="Times New Roman"/>
+          <w:b/>
+          <w:bCs/>
+          <w:kern w:val="36"/>
+          <w:sz w:val="48"/>
+          <w:szCs w:val="48"/>
+          <w:lang w:eastAsia="hu-HU"/>
+        </w:rPr>
+        <w:t>. A rendszer működése</w:t>
+      </w:r>
+    </w:p>
+    <w:p>
+      <w:pPr>
+        <w:spacing w:before="100" w:beforeAutospacing="1" w:after="100" w:afterAutospacing="1" w:line="240" w:lineRule="auto"/>
+        <w:jc w:val="both"/>
+        <w:rPr>
+          <w:rFonts w:ascii="Times New Roman" w:eastAsia="Times New Roman" w:hAnsi="Times New Roman" w:cs="Times New Roman"/>
+          <w:sz w:val="24"/>
+          <w:szCs w:val="24"/>
+          <w:lang w:eastAsia="hu-HU"/>
+        </w:rPr>
+      </w:pPr>
+      <w:r>
+        <w:rPr>
+          <w:rFonts w:ascii="Times New Roman" w:eastAsia="Times New Roman" w:hAnsi="Times New Roman" w:cs="Times New Roman"/>
+          <w:sz w:val="24"/>
+          <w:szCs w:val="24"/>
+          <w:lang w:eastAsia="hu-HU"/>
+        </w:rPr>
+        <w:t>A rendszer működése több lépésből áll.</w:t>
+      </w:r>
+    </w:p>
+    <w:p>
+      <w:pPr>
+        <w:spacing w:before="100" w:beforeAutospacing="1" w:after="100" w:afterAutospacing="1" w:line="240" w:lineRule="auto"/>
+        <w:jc w:val="both"/>
         <w:outlineLvl w:val="1"/>
         <w:rPr>
           <w:rFonts w:ascii="Times New Roman" w:eastAsia="Times New Roman" w:hAnsi="Times New Roman" w:cs="Times New Roman"/>
@@ -3424,6 +1956,1251 @@
           <w:rFonts w:ascii="Times New Roman" w:eastAsia="Times New Roman" w:hAnsi="Times New Roman" w:cs="Times New Roman"/>
           <w:b/>
           <w:bCs/>
+          <w:sz w:val="36"/>
+          <w:szCs w:val="36"/>
+          <w:lang w:eastAsia="hu-HU"/>
+        </w:rPr>
+        <w:t>5</w:t>
+      </w:r>
+      <w:r>
+        <w:rPr>
+          <w:rFonts w:ascii="Times New Roman" w:eastAsia="Times New Roman" w:hAnsi="Times New Roman" w:cs="Times New Roman"/>
+          <w:b/>
+          <w:bCs/>
+          <w:sz w:val="36"/>
+          <w:szCs w:val="36"/>
+          <w:lang w:eastAsia="hu-HU"/>
+        </w:rPr>
+        <w:t>.1 Bejelentkezés</w:t>
+      </w:r>
+    </w:p>
+    <w:p>
+      <w:pPr>
+        <w:spacing w:before="100" w:beforeAutospacing="1" w:after="100" w:afterAutospacing="1" w:line="240" w:lineRule="auto"/>
+        <w:jc w:val="both"/>
+        <w:rPr>
+          <w:rFonts w:ascii="Times New Roman" w:eastAsia="Times New Roman" w:hAnsi="Times New Roman" w:cs="Times New Roman"/>
+          <w:sz w:val="24"/>
+          <w:szCs w:val="24"/>
+          <w:lang w:eastAsia="hu-HU"/>
+        </w:rPr>
+      </w:pPr>
+      <w:r>
+        <w:rPr>
+          <w:rFonts w:ascii="Times New Roman" w:eastAsia="Times New Roman" w:hAnsi="Times New Roman" w:cs="Times New Roman"/>
+          <w:sz w:val="24"/>
+          <w:szCs w:val="24"/>
+          <w:lang w:eastAsia="hu-HU"/>
+        </w:rPr>
+        <w:t xml:space="preserve">A felhasználó először a </w:t>
+      </w:r>
+      <w:proofErr w:type="spellStart"/>
+      <w:r>
+        <w:rPr>
+          <w:rFonts w:ascii="Times New Roman" w:eastAsia="Times New Roman" w:hAnsi="Times New Roman" w:cs="Times New Roman"/>
+          <w:b/>
+          <w:bCs/>
+          <w:sz w:val="24"/>
+          <w:szCs w:val="24"/>
+          <w:lang w:eastAsia="hu-HU"/>
+        </w:rPr>
+        <w:t>LoginWindow</w:t>
+      </w:r>
+      <w:proofErr w:type="spellEnd"/>
+      <w:r>
+        <w:rPr>
+          <w:rFonts w:ascii="Times New Roman" w:eastAsia="Times New Roman" w:hAnsi="Times New Roman" w:cs="Times New Roman"/>
+          <w:sz w:val="24"/>
+          <w:szCs w:val="24"/>
+          <w:lang w:eastAsia="hu-HU"/>
+        </w:rPr>
+        <w:t xml:space="preserve"> ablakban adja meg az email címét és jelszavát.</w:t>
+      </w:r>
+    </w:p>
+    <w:p>
+      <w:pPr>
+        <w:spacing w:before="100" w:beforeAutospacing="1" w:after="100" w:afterAutospacing="1" w:line="240" w:lineRule="auto"/>
+        <w:jc w:val="both"/>
+        <w:rPr>
+          <w:rFonts w:ascii="Times New Roman" w:eastAsia="Times New Roman" w:hAnsi="Times New Roman" w:cs="Times New Roman"/>
+          <w:sz w:val="24"/>
+          <w:szCs w:val="24"/>
+          <w:lang w:eastAsia="hu-HU"/>
+        </w:rPr>
+      </w:pPr>
+      <w:r>
+        <w:rPr>
+          <w:rFonts w:ascii="Times New Roman" w:eastAsia="Times New Roman" w:hAnsi="Times New Roman" w:cs="Times New Roman"/>
+          <w:sz w:val="24"/>
+          <w:szCs w:val="24"/>
+          <w:lang w:eastAsia="hu-HU"/>
+        </w:rPr>
+        <w:t xml:space="preserve">A rendszer ellenőrzi az adatokat a </w:t>
+      </w:r>
+      <w:proofErr w:type="spellStart"/>
+      <w:r>
+        <w:rPr>
+          <w:rFonts w:ascii="Courier New" w:eastAsia="Times New Roman" w:hAnsi="Courier New" w:cs="Courier New"/>
+          <w:sz w:val="20"/>
+          <w:szCs w:val="20"/>
+          <w:lang w:eastAsia="hu-HU"/>
+        </w:rPr>
+        <w:t>users</w:t>
+      </w:r>
+      <w:proofErr w:type="spellEnd"/>
+      <w:r>
+        <w:rPr>
+          <w:rFonts w:ascii="Times New Roman" w:eastAsia="Times New Roman" w:hAnsi="Times New Roman" w:cs="Times New Roman"/>
+          <w:sz w:val="24"/>
+          <w:szCs w:val="24"/>
+          <w:lang w:eastAsia="hu-HU"/>
+        </w:rPr>
+        <w:t xml:space="preserve"> adatbázis táblában.</w:t>
+      </w:r>
+    </w:p>
+    <w:p>
+      <w:pPr>
+        <w:spacing w:before="100" w:beforeAutospacing="1" w:after="100" w:afterAutospacing="1" w:line="240" w:lineRule="auto"/>
+        <w:jc w:val="both"/>
+        <w:rPr>
+          <w:rFonts w:ascii="Times New Roman" w:eastAsia="Times New Roman" w:hAnsi="Times New Roman" w:cs="Times New Roman"/>
+          <w:sz w:val="24"/>
+          <w:szCs w:val="24"/>
+          <w:lang w:eastAsia="hu-HU"/>
+        </w:rPr>
+      </w:pPr>
+      <w:r>
+        <w:rPr>
+          <w:rFonts w:ascii="Times New Roman" w:eastAsia="Times New Roman" w:hAnsi="Times New Roman" w:cs="Times New Roman"/>
+          <w:sz w:val="24"/>
+          <w:szCs w:val="24"/>
+          <w:lang w:eastAsia="hu-HU"/>
+        </w:rPr>
+        <w:t>Ha az adatok helyesek:</w:t>
+      </w:r>
+    </w:p>
+    <w:p>
+      <w:pPr>
+        <w:numPr>
+          <w:ilvl w:val="0"/>
+          <w:numId w:val="7"/>
+        </w:numPr>
+        <w:spacing w:before="100" w:beforeAutospacing="1" w:after="100" w:afterAutospacing="1" w:line="240" w:lineRule="auto"/>
+        <w:jc w:val="both"/>
+        <w:rPr>
+          <w:rFonts w:ascii="Times New Roman" w:eastAsia="Times New Roman" w:hAnsi="Times New Roman" w:cs="Times New Roman"/>
+          <w:sz w:val="24"/>
+          <w:szCs w:val="24"/>
+          <w:lang w:eastAsia="hu-HU"/>
+        </w:rPr>
+      </w:pPr>
+      <w:r>
+        <w:rPr>
+          <w:rFonts w:ascii="Times New Roman" w:eastAsia="Times New Roman" w:hAnsi="Times New Roman" w:cs="Times New Roman"/>
+          <w:sz w:val="24"/>
+          <w:szCs w:val="24"/>
+          <w:lang w:eastAsia="hu-HU"/>
+        </w:rPr>
+        <w:t xml:space="preserve">a rendszer megnyitja a </w:t>
+      </w:r>
+      <w:proofErr w:type="spellStart"/>
+      <w:r>
+        <w:rPr>
+          <w:rFonts w:ascii="Times New Roman" w:eastAsia="Times New Roman" w:hAnsi="Times New Roman" w:cs="Times New Roman"/>
+          <w:b/>
+          <w:bCs/>
+          <w:sz w:val="24"/>
+          <w:szCs w:val="24"/>
+          <w:lang w:eastAsia="hu-HU"/>
+        </w:rPr>
+        <w:t>MainWindow</w:t>
+      </w:r>
+      <w:proofErr w:type="spellEnd"/>
+      <w:r>
+        <w:rPr>
+          <w:rFonts w:ascii="Times New Roman" w:eastAsia="Times New Roman" w:hAnsi="Times New Roman" w:cs="Times New Roman"/>
+          <w:sz w:val="24"/>
+          <w:szCs w:val="24"/>
+          <w:lang w:eastAsia="hu-HU"/>
+        </w:rPr>
+        <w:t xml:space="preserve"> felületet.</w:t>
+      </w:r>
+    </w:p>
+    <w:p>
+      <w:pPr>
+        <w:spacing w:before="100" w:beforeAutospacing="1" w:after="100" w:afterAutospacing="1" w:line="240" w:lineRule="auto"/>
+        <w:jc w:val="both"/>
+        <w:rPr>
+          <w:rFonts w:ascii="Times New Roman" w:eastAsia="Times New Roman" w:hAnsi="Times New Roman" w:cs="Times New Roman"/>
+          <w:sz w:val="24"/>
+          <w:szCs w:val="24"/>
+          <w:lang w:eastAsia="hu-HU"/>
+        </w:rPr>
+      </w:pPr>
+      <w:r>
+        <w:rPr>
+          <w:rFonts w:ascii="Times New Roman" w:eastAsia="Times New Roman" w:hAnsi="Times New Roman" w:cs="Times New Roman"/>
+          <w:sz w:val="24"/>
+          <w:szCs w:val="24"/>
+          <w:lang w:eastAsia="hu-HU"/>
+        </w:rPr>
+        <w:t>Ha hibásak:</w:t>
+      </w:r>
+    </w:p>
+    <w:p>
+      <w:pPr>
+        <w:numPr>
+          <w:ilvl w:val="0"/>
+          <w:numId w:val="8"/>
+        </w:numPr>
+        <w:spacing w:before="100" w:beforeAutospacing="1" w:after="100" w:afterAutospacing="1" w:line="240" w:lineRule="auto"/>
+        <w:jc w:val="both"/>
+        <w:rPr>
+          <w:rFonts w:ascii="Times New Roman" w:eastAsia="Times New Roman" w:hAnsi="Times New Roman" w:cs="Times New Roman"/>
+          <w:sz w:val="24"/>
+          <w:szCs w:val="24"/>
+          <w:lang w:eastAsia="hu-HU"/>
+        </w:rPr>
+      </w:pPr>
+      <w:r>
+        <w:rPr>
+          <w:rFonts w:ascii="Times New Roman" w:eastAsia="Times New Roman" w:hAnsi="Times New Roman" w:cs="Times New Roman"/>
+          <w:sz w:val="24"/>
+          <w:szCs w:val="24"/>
+          <w:lang w:eastAsia="hu-HU"/>
+        </w:rPr>
+        <w:t>a felhasználó hibaüzenetet kap.</w:t>
+      </w:r>
+    </w:p>
+    <w:p>
+      <w:pPr>
+        <w:spacing w:before="100" w:beforeAutospacing="1" w:after="100" w:afterAutospacing="1" w:line="240" w:lineRule="auto"/>
+        <w:jc w:val="both"/>
+        <w:outlineLvl w:val="1"/>
+        <w:rPr>
+          <w:rFonts w:ascii="Times New Roman" w:eastAsia="Times New Roman" w:hAnsi="Times New Roman" w:cs="Times New Roman"/>
+          <w:b/>
+          <w:bCs/>
+          <w:sz w:val="36"/>
+          <w:szCs w:val="36"/>
+          <w:lang w:eastAsia="hu-HU"/>
+        </w:rPr>
+      </w:pPr>
+      <w:r>
+        <w:rPr>
+          <w:rFonts w:ascii="Times New Roman" w:eastAsia="Times New Roman" w:hAnsi="Times New Roman" w:cs="Times New Roman"/>
+          <w:b/>
+          <w:bCs/>
+          <w:sz w:val="36"/>
+          <w:szCs w:val="36"/>
+          <w:lang w:eastAsia="hu-HU"/>
+        </w:rPr>
+        <w:t>5</w:t>
+      </w:r>
+      <w:r>
+        <w:rPr>
+          <w:rFonts w:ascii="Times New Roman" w:eastAsia="Times New Roman" w:hAnsi="Times New Roman" w:cs="Times New Roman"/>
+          <w:b/>
+          <w:bCs/>
+          <w:sz w:val="36"/>
+          <w:szCs w:val="36"/>
+          <w:lang w:eastAsia="hu-HU"/>
+        </w:rPr>
+        <w:t>.2 Könyvek megjelenítése</w:t>
+      </w:r>
+    </w:p>
+    <w:p>
+      <w:pPr>
+        <w:spacing w:before="100" w:beforeAutospacing="1" w:after="100" w:afterAutospacing="1" w:line="240" w:lineRule="auto"/>
+        <w:jc w:val="both"/>
+        <w:rPr>
+          <w:rFonts w:ascii="Times New Roman" w:eastAsia="Times New Roman" w:hAnsi="Times New Roman" w:cs="Times New Roman"/>
+          <w:sz w:val="24"/>
+          <w:szCs w:val="24"/>
+          <w:lang w:eastAsia="hu-HU"/>
+        </w:rPr>
+      </w:pPr>
+      <w:r>
+        <w:rPr>
+          <w:rFonts w:ascii="Times New Roman" w:eastAsia="Times New Roman" w:hAnsi="Times New Roman" w:cs="Times New Roman"/>
+          <w:sz w:val="24"/>
+          <w:szCs w:val="24"/>
+          <w:lang w:eastAsia="hu-HU"/>
+        </w:rPr>
+        <w:t xml:space="preserve">A </w:t>
+      </w:r>
+      <w:proofErr w:type="spellStart"/>
+      <w:r>
+        <w:rPr>
+          <w:rFonts w:ascii="Times New Roman" w:eastAsia="Times New Roman" w:hAnsi="Times New Roman" w:cs="Times New Roman"/>
+          <w:sz w:val="24"/>
+          <w:szCs w:val="24"/>
+          <w:lang w:eastAsia="hu-HU"/>
+        </w:rPr>
+        <w:t>MainWindow</w:t>
+      </w:r>
+      <w:proofErr w:type="spellEnd"/>
+      <w:r>
+        <w:rPr>
+          <w:rFonts w:ascii="Times New Roman" w:eastAsia="Times New Roman" w:hAnsi="Times New Roman" w:cs="Times New Roman"/>
+          <w:sz w:val="24"/>
+          <w:szCs w:val="24"/>
+          <w:lang w:eastAsia="hu-HU"/>
+        </w:rPr>
+        <w:t xml:space="preserve"> ablakban az alkalmazás betölti az adatbázisból a könyvek listáját, és egy </w:t>
+      </w:r>
+      <w:proofErr w:type="spellStart"/>
+      <w:r>
+        <w:rPr>
+          <w:rFonts w:ascii="Times New Roman" w:eastAsia="Times New Roman" w:hAnsi="Times New Roman" w:cs="Times New Roman"/>
+          <w:b/>
+          <w:bCs/>
+          <w:sz w:val="24"/>
+          <w:szCs w:val="24"/>
+          <w:lang w:eastAsia="hu-HU"/>
+        </w:rPr>
+        <w:t>DataGrid</w:t>
+      </w:r>
+      <w:proofErr w:type="spellEnd"/>
+      <w:r>
+        <w:rPr>
+          <w:rFonts w:ascii="Times New Roman" w:eastAsia="Times New Roman" w:hAnsi="Times New Roman" w:cs="Times New Roman"/>
+          <w:sz w:val="24"/>
+          <w:szCs w:val="24"/>
+          <w:lang w:eastAsia="hu-HU"/>
+        </w:rPr>
+        <w:t xml:space="preserve"> komponensben jeleníti meg.</w:t>
+      </w:r>
+    </w:p>
+    <w:p>
+      <w:pPr>
+        <w:spacing w:before="100" w:beforeAutospacing="1" w:after="100" w:afterAutospacing="1" w:line="240" w:lineRule="auto"/>
+        <w:jc w:val="both"/>
+        <w:rPr>
+          <w:rFonts w:ascii="Times New Roman" w:eastAsia="Times New Roman" w:hAnsi="Times New Roman" w:cs="Times New Roman"/>
+          <w:sz w:val="24"/>
+          <w:szCs w:val="24"/>
+          <w:lang w:eastAsia="hu-HU"/>
+        </w:rPr>
+      </w:pPr>
+      <w:r>
+        <w:rPr>
+          <w:rFonts w:ascii="Times New Roman" w:eastAsia="Times New Roman" w:hAnsi="Times New Roman" w:cs="Times New Roman"/>
+          <w:sz w:val="24"/>
+          <w:szCs w:val="24"/>
+          <w:lang w:eastAsia="hu-HU"/>
+        </w:rPr>
+        <w:t>A megjelenített adatok:</w:t>
+      </w:r>
+    </w:p>
+    <w:p>
+      <w:pPr>
+        <w:numPr>
+          <w:ilvl w:val="0"/>
+          <w:numId w:val="9"/>
+        </w:numPr>
+        <w:spacing w:before="100" w:beforeAutospacing="1" w:after="100" w:afterAutospacing="1" w:line="240" w:lineRule="auto"/>
+        <w:jc w:val="both"/>
+        <w:rPr>
+          <w:rFonts w:ascii="Times New Roman" w:eastAsia="Times New Roman" w:hAnsi="Times New Roman" w:cs="Times New Roman"/>
+          <w:sz w:val="24"/>
+          <w:szCs w:val="24"/>
+          <w:lang w:eastAsia="hu-HU"/>
+        </w:rPr>
+      </w:pPr>
+      <w:r>
+        <w:rPr>
+          <w:rFonts w:ascii="Times New Roman" w:eastAsia="Times New Roman" w:hAnsi="Times New Roman" w:cs="Times New Roman"/>
+          <w:sz w:val="24"/>
+          <w:szCs w:val="24"/>
+          <w:lang w:eastAsia="hu-HU"/>
+        </w:rPr>
+        <w:t>könyv címe</w:t>
+      </w:r>
+    </w:p>
+    <w:p>
+      <w:pPr>
+        <w:numPr>
+          <w:ilvl w:val="0"/>
+          <w:numId w:val="9"/>
+        </w:numPr>
+        <w:spacing w:before="100" w:beforeAutospacing="1" w:after="100" w:afterAutospacing="1" w:line="240" w:lineRule="auto"/>
+        <w:jc w:val="both"/>
+        <w:rPr>
+          <w:rFonts w:ascii="Times New Roman" w:eastAsia="Times New Roman" w:hAnsi="Times New Roman" w:cs="Times New Roman"/>
+          <w:sz w:val="24"/>
+          <w:szCs w:val="24"/>
+          <w:lang w:eastAsia="hu-HU"/>
+        </w:rPr>
+      </w:pPr>
+      <w:r>
+        <w:rPr>
+          <w:rFonts w:ascii="Times New Roman" w:eastAsia="Times New Roman" w:hAnsi="Times New Roman" w:cs="Times New Roman"/>
+          <w:sz w:val="24"/>
+          <w:szCs w:val="24"/>
+          <w:lang w:eastAsia="hu-HU"/>
+        </w:rPr>
+        <w:t>szerző</w:t>
+      </w:r>
+    </w:p>
+    <w:p>
+      <w:pPr>
+        <w:numPr>
+          <w:ilvl w:val="0"/>
+          <w:numId w:val="9"/>
+        </w:numPr>
+        <w:spacing w:before="100" w:beforeAutospacing="1" w:after="100" w:afterAutospacing="1" w:line="240" w:lineRule="auto"/>
+        <w:jc w:val="both"/>
+        <w:rPr>
+          <w:rFonts w:ascii="Times New Roman" w:eastAsia="Times New Roman" w:hAnsi="Times New Roman" w:cs="Times New Roman"/>
+          <w:sz w:val="24"/>
+          <w:szCs w:val="24"/>
+          <w:lang w:eastAsia="hu-HU"/>
+        </w:rPr>
+      </w:pPr>
+      <w:r>
+        <w:rPr>
+          <w:rFonts w:ascii="Times New Roman" w:eastAsia="Times New Roman" w:hAnsi="Times New Roman" w:cs="Times New Roman"/>
+          <w:sz w:val="24"/>
+          <w:szCs w:val="24"/>
+          <w:lang w:eastAsia="hu-HU"/>
+        </w:rPr>
+        <w:t xml:space="preserve">státusz (kibérelhető / </w:t>
+      </w:r>
+      <w:proofErr w:type="spellStart"/>
+      <w:r>
+        <w:rPr>
+          <w:rFonts w:ascii="Times New Roman" w:eastAsia="Times New Roman" w:hAnsi="Times New Roman" w:cs="Times New Roman"/>
+          <w:sz w:val="24"/>
+          <w:szCs w:val="24"/>
+          <w:lang w:eastAsia="hu-HU"/>
+        </w:rPr>
+        <w:t>kibérelt</w:t>
+      </w:r>
+      <w:proofErr w:type="spellEnd"/>
+      <w:r>
+        <w:rPr>
+          <w:rFonts w:ascii="Times New Roman" w:eastAsia="Times New Roman" w:hAnsi="Times New Roman" w:cs="Times New Roman"/>
+          <w:sz w:val="24"/>
+          <w:szCs w:val="24"/>
+          <w:lang w:eastAsia="hu-HU"/>
+        </w:rPr>
+        <w:t>)</w:t>
+      </w:r>
+    </w:p>
+    <w:p>
+      <w:pPr>
+        <w:spacing w:before="100" w:beforeAutospacing="1" w:after="100" w:afterAutospacing="1" w:line="240" w:lineRule="auto"/>
+        <w:jc w:val="both"/>
+        <w:rPr>
+          <w:rFonts w:ascii="Times New Roman" w:eastAsia="Times New Roman" w:hAnsi="Times New Roman" w:cs="Times New Roman"/>
+          <w:sz w:val="24"/>
+          <w:szCs w:val="24"/>
+          <w:lang w:eastAsia="hu-HU"/>
+        </w:rPr>
+      </w:pPr>
+      <w:r>
+        <w:rPr>
+          <w:rFonts w:ascii="Times New Roman" w:eastAsia="Times New Roman" w:hAnsi="Times New Roman" w:cs="Times New Roman"/>
+          <w:sz w:val="24"/>
+          <w:szCs w:val="24"/>
+          <w:lang w:eastAsia="hu-HU"/>
+        </w:rPr>
+        <w:t>A felhasználó kereshet is a könyvek között egy keresőmező segítségével.</w:t>
+      </w:r>
+    </w:p>
+    <w:p>
+      <w:pPr>
+        <w:spacing w:before="100" w:beforeAutospacing="1" w:after="100" w:afterAutospacing="1" w:line="240" w:lineRule="auto"/>
+        <w:jc w:val="both"/>
+        <w:outlineLvl w:val="1"/>
+        <w:rPr>
+          <w:rFonts w:ascii="Times New Roman" w:eastAsia="Times New Roman" w:hAnsi="Times New Roman" w:cs="Times New Roman"/>
+          <w:b/>
+          <w:bCs/>
+          <w:sz w:val="36"/>
+          <w:szCs w:val="36"/>
+          <w:lang w:eastAsia="hu-HU"/>
+        </w:rPr>
+      </w:pPr>
+      <w:r>
+        <w:rPr>
+          <w:rFonts w:ascii="Times New Roman" w:eastAsia="Times New Roman" w:hAnsi="Times New Roman" w:cs="Times New Roman"/>
+          <w:b/>
+          <w:bCs/>
+          <w:sz w:val="36"/>
+          <w:szCs w:val="36"/>
+          <w:lang w:eastAsia="hu-HU"/>
+        </w:rPr>
+        <w:t>5</w:t>
+      </w:r>
+      <w:r>
+        <w:rPr>
+          <w:rFonts w:ascii="Times New Roman" w:eastAsia="Times New Roman" w:hAnsi="Times New Roman" w:cs="Times New Roman"/>
+          <w:b/>
+          <w:bCs/>
+          <w:sz w:val="36"/>
+          <w:szCs w:val="36"/>
+          <w:lang w:eastAsia="hu-HU"/>
+        </w:rPr>
+        <w:t>.3 Könyv hozzáadása</w:t>
+      </w:r>
+    </w:p>
+    <w:p>
+      <w:pPr>
+        <w:spacing w:before="100" w:beforeAutospacing="1" w:after="100" w:afterAutospacing="1" w:line="240" w:lineRule="auto"/>
+        <w:jc w:val="both"/>
+        <w:rPr>
+          <w:rFonts w:ascii="Times New Roman" w:eastAsia="Times New Roman" w:hAnsi="Times New Roman" w:cs="Times New Roman"/>
+          <w:sz w:val="24"/>
+          <w:szCs w:val="24"/>
+          <w:lang w:eastAsia="hu-HU"/>
+        </w:rPr>
+      </w:pPr>
+      <w:r>
+        <w:rPr>
+          <w:rFonts w:ascii="Times New Roman" w:eastAsia="Times New Roman" w:hAnsi="Times New Roman" w:cs="Times New Roman"/>
+          <w:sz w:val="24"/>
+          <w:szCs w:val="24"/>
+          <w:lang w:eastAsia="hu-HU"/>
+        </w:rPr>
+        <w:t xml:space="preserve">Az adminisztrátor új könyvet adhat hozzá az </w:t>
+      </w:r>
+      <w:proofErr w:type="spellStart"/>
+      <w:r>
+        <w:rPr>
+          <w:rFonts w:ascii="Times New Roman" w:eastAsia="Times New Roman" w:hAnsi="Times New Roman" w:cs="Times New Roman"/>
+          <w:b/>
+          <w:bCs/>
+          <w:sz w:val="24"/>
+          <w:szCs w:val="24"/>
+          <w:lang w:eastAsia="hu-HU"/>
+        </w:rPr>
+        <w:t>AddBookWindow</w:t>
+      </w:r>
+      <w:proofErr w:type="spellEnd"/>
+      <w:r>
+        <w:rPr>
+          <w:rFonts w:ascii="Times New Roman" w:eastAsia="Times New Roman" w:hAnsi="Times New Roman" w:cs="Times New Roman"/>
+          <w:sz w:val="24"/>
+          <w:szCs w:val="24"/>
+          <w:lang w:eastAsia="hu-HU"/>
+        </w:rPr>
+        <w:t xml:space="preserve"> ablak segítségével.</w:t>
+      </w:r>
+    </w:p>
+    <w:p>
+      <w:pPr>
+        <w:spacing w:before="100" w:beforeAutospacing="1" w:after="100" w:afterAutospacing="1" w:line="240" w:lineRule="auto"/>
+        <w:jc w:val="both"/>
+        <w:rPr>
+          <w:rFonts w:ascii="Times New Roman" w:eastAsia="Times New Roman" w:hAnsi="Times New Roman" w:cs="Times New Roman"/>
+          <w:sz w:val="24"/>
+          <w:szCs w:val="24"/>
+          <w:lang w:eastAsia="hu-HU"/>
+        </w:rPr>
+      </w:pPr>
+      <w:r>
+        <w:rPr>
+          <w:rFonts w:ascii="Times New Roman" w:eastAsia="Times New Roman" w:hAnsi="Times New Roman" w:cs="Times New Roman"/>
+          <w:sz w:val="24"/>
+          <w:szCs w:val="24"/>
+          <w:lang w:eastAsia="hu-HU"/>
+        </w:rPr>
+        <w:lastRenderedPageBreak/>
+        <w:t>A könyv adatai:</w:t>
+      </w:r>
+    </w:p>
+    <w:p>
+      <w:pPr>
+        <w:numPr>
+          <w:ilvl w:val="0"/>
+          <w:numId w:val="10"/>
+        </w:numPr>
+        <w:spacing w:before="100" w:beforeAutospacing="1" w:after="100" w:afterAutospacing="1" w:line="240" w:lineRule="auto"/>
+        <w:jc w:val="both"/>
+        <w:rPr>
+          <w:rFonts w:ascii="Times New Roman" w:eastAsia="Times New Roman" w:hAnsi="Times New Roman" w:cs="Times New Roman"/>
+          <w:sz w:val="24"/>
+          <w:szCs w:val="24"/>
+          <w:lang w:eastAsia="hu-HU"/>
+        </w:rPr>
+      </w:pPr>
+      <w:r>
+        <w:rPr>
+          <w:rFonts w:ascii="Times New Roman" w:eastAsia="Times New Roman" w:hAnsi="Times New Roman" w:cs="Times New Roman"/>
+          <w:sz w:val="24"/>
+          <w:szCs w:val="24"/>
+          <w:lang w:eastAsia="hu-HU"/>
+        </w:rPr>
+        <w:t>könyv címe</w:t>
+      </w:r>
+    </w:p>
+    <w:p>
+      <w:pPr>
+        <w:numPr>
+          <w:ilvl w:val="0"/>
+          <w:numId w:val="10"/>
+        </w:numPr>
+        <w:spacing w:before="100" w:beforeAutospacing="1" w:after="100" w:afterAutospacing="1" w:line="240" w:lineRule="auto"/>
+        <w:jc w:val="both"/>
+        <w:rPr>
+          <w:rFonts w:ascii="Times New Roman" w:eastAsia="Times New Roman" w:hAnsi="Times New Roman" w:cs="Times New Roman"/>
+          <w:sz w:val="24"/>
+          <w:szCs w:val="24"/>
+          <w:lang w:eastAsia="hu-HU"/>
+        </w:rPr>
+      </w:pPr>
+      <w:r>
+        <w:rPr>
+          <w:rFonts w:ascii="Times New Roman" w:eastAsia="Times New Roman" w:hAnsi="Times New Roman" w:cs="Times New Roman"/>
+          <w:sz w:val="24"/>
+          <w:szCs w:val="24"/>
+          <w:lang w:eastAsia="hu-HU"/>
+        </w:rPr>
+        <w:t>szerző neve</w:t>
+      </w:r>
+    </w:p>
+    <w:p>
+      <w:pPr>
+        <w:numPr>
+          <w:ilvl w:val="0"/>
+          <w:numId w:val="10"/>
+        </w:numPr>
+        <w:spacing w:before="100" w:beforeAutospacing="1" w:after="100" w:afterAutospacing="1" w:line="240" w:lineRule="auto"/>
+        <w:jc w:val="both"/>
+        <w:rPr>
+          <w:rFonts w:ascii="Times New Roman" w:eastAsia="Times New Roman" w:hAnsi="Times New Roman" w:cs="Times New Roman"/>
+          <w:sz w:val="24"/>
+          <w:szCs w:val="24"/>
+          <w:lang w:eastAsia="hu-HU"/>
+        </w:rPr>
+      </w:pPr>
+      <w:r>
+        <w:rPr>
+          <w:rFonts w:ascii="Times New Roman" w:eastAsia="Times New Roman" w:hAnsi="Times New Roman" w:cs="Times New Roman"/>
+          <w:sz w:val="24"/>
+          <w:szCs w:val="24"/>
+          <w:lang w:eastAsia="hu-HU"/>
+        </w:rPr>
+        <w:t>kategória</w:t>
+      </w:r>
+    </w:p>
+    <w:p>
+      <w:pPr>
+        <w:numPr>
+          <w:ilvl w:val="0"/>
+          <w:numId w:val="10"/>
+        </w:numPr>
+        <w:spacing w:before="100" w:beforeAutospacing="1" w:after="100" w:afterAutospacing="1" w:line="240" w:lineRule="auto"/>
+        <w:jc w:val="both"/>
+        <w:rPr>
+          <w:rFonts w:ascii="Times New Roman" w:eastAsia="Times New Roman" w:hAnsi="Times New Roman" w:cs="Times New Roman"/>
+          <w:sz w:val="24"/>
+          <w:szCs w:val="24"/>
+          <w:lang w:eastAsia="hu-HU"/>
+        </w:rPr>
+      </w:pPr>
+      <w:r>
+        <w:rPr>
+          <w:rFonts w:ascii="Times New Roman" w:eastAsia="Times New Roman" w:hAnsi="Times New Roman" w:cs="Times New Roman"/>
+          <w:sz w:val="24"/>
+          <w:szCs w:val="24"/>
+          <w:lang w:eastAsia="hu-HU"/>
+        </w:rPr>
+        <w:t>leírás</w:t>
+      </w:r>
+    </w:p>
+    <w:p>
+      <w:pPr>
+        <w:numPr>
+          <w:ilvl w:val="0"/>
+          <w:numId w:val="10"/>
+        </w:numPr>
+        <w:spacing w:before="100" w:beforeAutospacing="1" w:after="100" w:afterAutospacing="1" w:line="240" w:lineRule="auto"/>
+        <w:jc w:val="both"/>
+        <w:rPr>
+          <w:rFonts w:ascii="Times New Roman" w:eastAsia="Times New Roman" w:hAnsi="Times New Roman" w:cs="Times New Roman"/>
+          <w:sz w:val="24"/>
+          <w:szCs w:val="24"/>
+          <w:lang w:eastAsia="hu-HU"/>
+        </w:rPr>
+      </w:pPr>
+      <w:r>
+        <w:rPr>
+          <w:rFonts w:ascii="Times New Roman" w:eastAsia="Times New Roman" w:hAnsi="Times New Roman" w:cs="Times New Roman"/>
+          <w:sz w:val="24"/>
+          <w:szCs w:val="24"/>
+          <w:lang w:eastAsia="hu-HU"/>
+        </w:rPr>
+        <w:t>könyv borító képe</w:t>
+      </w:r>
+    </w:p>
+    <w:p>
+      <w:pPr>
+        <w:spacing w:before="100" w:beforeAutospacing="1" w:after="100" w:afterAutospacing="1" w:line="240" w:lineRule="auto"/>
+        <w:jc w:val="both"/>
+        <w:rPr>
+          <w:rFonts w:ascii="Times New Roman" w:eastAsia="Times New Roman" w:hAnsi="Times New Roman" w:cs="Times New Roman"/>
+          <w:sz w:val="24"/>
+          <w:szCs w:val="24"/>
+          <w:lang w:eastAsia="hu-HU"/>
+        </w:rPr>
+      </w:pPr>
+      <w:r>
+        <w:rPr>
+          <w:rFonts w:ascii="Times New Roman" w:eastAsia="Times New Roman" w:hAnsi="Times New Roman" w:cs="Times New Roman"/>
+          <w:sz w:val="24"/>
+          <w:szCs w:val="24"/>
+          <w:lang w:eastAsia="hu-HU"/>
+        </w:rPr>
+        <w:t>A rendszer ellenőrzi, hogy minden szükséges adat ki van-e töltve.</w:t>
+      </w:r>
+    </w:p>
+    <w:p>
+      <w:pPr>
+        <w:spacing w:before="100" w:beforeAutospacing="1" w:after="100" w:afterAutospacing="1" w:line="240" w:lineRule="auto"/>
+        <w:jc w:val="both"/>
+        <w:rPr>
+          <w:rFonts w:ascii="Times New Roman" w:eastAsia="Times New Roman" w:hAnsi="Times New Roman" w:cs="Times New Roman"/>
+          <w:sz w:val="24"/>
+          <w:szCs w:val="24"/>
+          <w:lang w:eastAsia="hu-HU"/>
+        </w:rPr>
+      </w:pPr>
+      <w:r>
+        <w:rPr>
+          <w:rFonts w:ascii="Times New Roman" w:eastAsia="Times New Roman" w:hAnsi="Times New Roman" w:cs="Times New Roman"/>
+          <w:sz w:val="24"/>
+          <w:szCs w:val="24"/>
+          <w:lang w:eastAsia="hu-HU"/>
+        </w:rPr>
+        <w:t>Ezután:</w:t>
+      </w:r>
+    </w:p>
+    <w:p>
+      <w:pPr>
+        <w:numPr>
+          <w:ilvl w:val="0"/>
+          <w:numId w:val="11"/>
+        </w:numPr>
+        <w:spacing w:before="100" w:beforeAutospacing="1" w:after="100" w:afterAutospacing="1" w:line="240" w:lineRule="auto"/>
+        <w:jc w:val="both"/>
+        <w:rPr>
+          <w:rFonts w:ascii="Times New Roman" w:eastAsia="Times New Roman" w:hAnsi="Times New Roman" w:cs="Times New Roman"/>
+          <w:sz w:val="24"/>
+          <w:szCs w:val="24"/>
+          <w:lang w:eastAsia="hu-HU"/>
+        </w:rPr>
+      </w:pPr>
+      <w:r>
+        <w:rPr>
+          <w:rFonts w:ascii="Times New Roman" w:eastAsia="Times New Roman" w:hAnsi="Times New Roman" w:cs="Times New Roman"/>
+          <w:sz w:val="24"/>
+          <w:szCs w:val="24"/>
+          <w:lang w:eastAsia="hu-HU"/>
+        </w:rPr>
+        <w:t>ellenőrzi, hogy a szerző már létezik-e</w:t>
+      </w:r>
+    </w:p>
+    <w:p>
+      <w:pPr>
+        <w:numPr>
+          <w:ilvl w:val="0"/>
+          <w:numId w:val="11"/>
+        </w:numPr>
+        <w:spacing w:before="100" w:beforeAutospacing="1" w:after="100" w:afterAutospacing="1" w:line="240" w:lineRule="auto"/>
+        <w:jc w:val="both"/>
+        <w:rPr>
+          <w:rFonts w:ascii="Times New Roman" w:eastAsia="Times New Roman" w:hAnsi="Times New Roman" w:cs="Times New Roman"/>
+          <w:sz w:val="24"/>
+          <w:szCs w:val="24"/>
+          <w:lang w:eastAsia="hu-HU"/>
+        </w:rPr>
+      </w:pPr>
+      <w:r>
+        <w:rPr>
+          <w:rFonts w:ascii="Times New Roman" w:eastAsia="Times New Roman" w:hAnsi="Times New Roman" w:cs="Times New Roman"/>
+          <w:sz w:val="24"/>
+          <w:szCs w:val="24"/>
+          <w:lang w:eastAsia="hu-HU"/>
+        </w:rPr>
+        <w:t>ellenőrzi, hogy a kategória létezik-e</w:t>
+      </w:r>
+    </w:p>
+    <w:p>
+      <w:pPr>
+        <w:numPr>
+          <w:ilvl w:val="0"/>
+          <w:numId w:val="11"/>
+        </w:numPr>
+        <w:spacing w:before="100" w:beforeAutospacing="1" w:after="100" w:afterAutospacing="1" w:line="240" w:lineRule="auto"/>
+        <w:jc w:val="both"/>
+        <w:rPr>
+          <w:rFonts w:ascii="Times New Roman" w:eastAsia="Times New Roman" w:hAnsi="Times New Roman" w:cs="Times New Roman"/>
+          <w:sz w:val="24"/>
+          <w:szCs w:val="24"/>
+          <w:lang w:eastAsia="hu-HU"/>
+        </w:rPr>
+      </w:pPr>
+      <w:r>
+        <w:rPr>
+          <w:rFonts w:ascii="Times New Roman" w:eastAsia="Times New Roman" w:hAnsi="Times New Roman" w:cs="Times New Roman"/>
+          <w:sz w:val="24"/>
+          <w:szCs w:val="24"/>
+          <w:lang w:eastAsia="hu-HU"/>
+        </w:rPr>
+        <w:t>ha nem léteznek, létrehozza őket</w:t>
+      </w:r>
+    </w:p>
+    <w:p>
+      <w:pPr>
+        <w:numPr>
+          <w:ilvl w:val="0"/>
+          <w:numId w:val="11"/>
+        </w:numPr>
+        <w:spacing w:before="100" w:beforeAutospacing="1" w:after="100" w:afterAutospacing="1" w:line="240" w:lineRule="auto"/>
+        <w:jc w:val="both"/>
+        <w:rPr>
+          <w:rFonts w:ascii="Times New Roman" w:eastAsia="Times New Roman" w:hAnsi="Times New Roman" w:cs="Times New Roman"/>
+          <w:sz w:val="24"/>
+          <w:szCs w:val="24"/>
+          <w:lang w:eastAsia="hu-HU"/>
+        </w:rPr>
+      </w:pPr>
+      <w:r>
+        <w:rPr>
+          <w:rFonts w:ascii="Times New Roman" w:eastAsia="Times New Roman" w:hAnsi="Times New Roman" w:cs="Times New Roman"/>
+          <w:sz w:val="24"/>
+          <w:szCs w:val="24"/>
+          <w:lang w:eastAsia="hu-HU"/>
+        </w:rPr>
+        <w:t>beszúrja a könyvet az adatbázisba</w:t>
+      </w:r>
+    </w:p>
+    <w:p>
+      <w:pPr>
+        <w:spacing w:before="100" w:beforeAutospacing="1" w:after="100" w:afterAutospacing="1" w:line="240" w:lineRule="auto"/>
+        <w:jc w:val="both"/>
+        <w:rPr>
+          <w:rFonts w:ascii="Times New Roman" w:eastAsia="Times New Roman" w:hAnsi="Times New Roman" w:cs="Times New Roman"/>
+          <w:sz w:val="24"/>
+          <w:szCs w:val="24"/>
+          <w:lang w:eastAsia="hu-HU"/>
+        </w:rPr>
+      </w:pPr>
+      <w:r>
+        <w:rPr>
+          <w:rFonts w:ascii="Times New Roman" w:eastAsia="Times New Roman" w:hAnsi="Times New Roman" w:cs="Times New Roman"/>
+          <w:sz w:val="24"/>
+          <w:szCs w:val="24"/>
+          <w:lang w:eastAsia="hu-HU"/>
+        </w:rPr>
+        <w:t>A könyv borító képe az alkalmazás mappájában kerül tárolásra.</w:t>
+      </w:r>
+    </w:p>
+    <w:p>
+      <w:pPr>
+        <w:spacing w:before="100" w:beforeAutospacing="1" w:after="100" w:afterAutospacing="1" w:line="240" w:lineRule="auto"/>
+        <w:jc w:val="both"/>
+        <w:outlineLvl w:val="1"/>
+        <w:rPr>
+          <w:rFonts w:ascii="Times New Roman" w:eastAsia="Times New Roman" w:hAnsi="Times New Roman" w:cs="Times New Roman"/>
+          <w:b/>
+          <w:bCs/>
+          <w:sz w:val="36"/>
+          <w:szCs w:val="36"/>
+          <w:lang w:eastAsia="hu-HU"/>
+        </w:rPr>
+      </w:pPr>
+      <w:r>
+        <w:rPr>
+          <w:rFonts w:ascii="Times New Roman" w:eastAsia="Times New Roman" w:hAnsi="Times New Roman" w:cs="Times New Roman"/>
+          <w:b/>
+          <w:bCs/>
+          <w:sz w:val="36"/>
+          <w:szCs w:val="36"/>
+          <w:lang w:eastAsia="hu-HU"/>
+        </w:rPr>
+        <w:t>5</w:t>
+      </w:r>
+      <w:r>
+        <w:rPr>
+          <w:rFonts w:ascii="Times New Roman" w:eastAsia="Times New Roman" w:hAnsi="Times New Roman" w:cs="Times New Roman"/>
+          <w:b/>
+          <w:bCs/>
+          <w:sz w:val="36"/>
+          <w:szCs w:val="36"/>
+          <w:lang w:eastAsia="hu-HU"/>
+        </w:rPr>
+        <w:t>.4 Könyv törlése</w:t>
+      </w:r>
+    </w:p>
+    <w:p>
+      <w:pPr>
+        <w:spacing w:before="100" w:beforeAutospacing="1" w:after="100" w:afterAutospacing="1" w:line="240" w:lineRule="auto"/>
+        <w:jc w:val="both"/>
+        <w:rPr>
+          <w:rFonts w:ascii="Times New Roman" w:eastAsia="Times New Roman" w:hAnsi="Times New Roman" w:cs="Times New Roman"/>
+          <w:sz w:val="24"/>
+          <w:szCs w:val="24"/>
+          <w:lang w:eastAsia="hu-HU"/>
+        </w:rPr>
+      </w:pPr>
+      <w:r>
+        <w:rPr>
+          <w:rFonts w:ascii="Times New Roman" w:eastAsia="Times New Roman" w:hAnsi="Times New Roman" w:cs="Times New Roman"/>
+          <w:sz w:val="24"/>
+          <w:szCs w:val="24"/>
+          <w:lang w:eastAsia="hu-HU"/>
+        </w:rPr>
+        <w:t xml:space="preserve">A </w:t>
+      </w:r>
+      <w:proofErr w:type="spellStart"/>
+      <w:r>
+        <w:rPr>
+          <w:rFonts w:ascii="Times New Roman" w:eastAsia="Times New Roman" w:hAnsi="Times New Roman" w:cs="Times New Roman"/>
+          <w:sz w:val="24"/>
+          <w:szCs w:val="24"/>
+          <w:lang w:eastAsia="hu-HU"/>
+        </w:rPr>
+        <w:t>MainWindow</w:t>
+      </w:r>
+      <w:proofErr w:type="spellEnd"/>
+      <w:r>
+        <w:rPr>
+          <w:rFonts w:ascii="Times New Roman" w:eastAsia="Times New Roman" w:hAnsi="Times New Roman" w:cs="Times New Roman"/>
+          <w:sz w:val="24"/>
+          <w:szCs w:val="24"/>
+          <w:lang w:eastAsia="hu-HU"/>
+        </w:rPr>
+        <w:t xml:space="preserve"> felületen az adminisztrátor kiválaszthat egy könyvet a listából.</w:t>
+      </w:r>
+    </w:p>
+    <w:p>
+      <w:pPr>
+        <w:spacing w:before="100" w:beforeAutospacing="1" w:after="100" w:afterAutospacing="1" w:line="240" w:lineRule="auto"/>
+        <w:jc w:val="both"/>
+        <w:rPr>
+          <w:rFonts w:ascii="Times New Roman" w:eastAsia="Times New Roman" w:hAnsi="Times New Roman" w:cs="Times New Roman"/>
+          <w:sz w:val="24"/>
+          <w:szCs w:val="24"/>
+          <w:lang w:eastAsia="hu-HU"/>
+        </w:rPr>
+      </w:pPr>
+      <w:r>
+        <w:rPr>
+          <w:rFonts w:ascii="Times New Roman" w:eastAsia="Times New Roman" w:hAnsi="Times New Roman" w:cs="Times New Roman"/>
+          <w:sz w:val="24"/>
+          <w:szCs w:val="24"/>
+          <w:lang w:eastAsia="hu-HU"/>
+        </w:rPr>
+        <w:t>A törlés előtt a rendszer megerősítést kér.</w:t>
+      </w:r>
+    </w:p>
+    <w:p>
+      <w:pPr>
+        <w:spacing w:before="100" w:beforeAutospacing="1" w:after="100" w:afterAutospacing="1" w:line="240" w:lineRule="auto"/>
+        <w:jc w:val="both"/>
+        <w:rPr>
+          <w:rFonts w:ascii="Times New Roman" w:eastAsia="Times New Roman" w:hAnsi="Times New Roman" w:cs="Times New Roman"/>
+          <w:sz w:val="24"/>
+          <w:szCs w:val="24"/>
+          <w:lang w:eastAsia="hu-HU"/>
+        </w:rPr>
+      </w:pPr>
+      <w:r>
+        <w:rPr>
+          <w:rFonts w:ascii="Times New Roman" w:eastAsia="Times New Roman" w:hAnsi="Times New Roman" w:cs="Times New Roman"/>
+          <w:sz w:val="24"/>
+          <w:szCs w:val="24"/>
+          <w:lang w:eastAsia="hu-HU"/>
+        </w:rPr>
+        <w:t>Ha a felhasználó megerősíti:</w:t>
+      </w:r>
+    </w:p>
+    <w:p>
+      <w:pPr>
+        <w:numPr>
+          <w:ilvl w:val="0"/>
+          <w:numId w:val="12"/>
+        </w:numPr>
+        <w:spacing w:before="100" w:beforeAutospacing="1" w:after="100" w:afterAutospacing="1" w:line="240" w:lineRule="auto"/>
+        <w:jc w:val="both"/>
+        <w:rPr>
+          <w:rFonts w:ascii="Times New Roman" w:eastAsia="Times New Roman" w:hAnsi="Times New Roman" w:cs="Times New Roman"/>
+          <w:sz w:val="24"/>
+          <w:szCs w:val="24"/>
+          <w:lang w:eastAsia="hu-HU"/>
+        </w:rPr>
+      </w:pPr>
+      <w:r>
+        <w:rPr>
+          <w:rFonts w:ascii="Times New Roman" w:eastAsia="Times New Roman" w:hAnsi="Times New Roman" w:cs="Times New Roman"/>
+          <w:sz w:val="24"/>
+          <w:szCs w:val="24"/>
+          <w:lang w:eastAsia="hu-HU"/>
+        </w:rPr>
+        <w:t>a rekord törlésre kerül az adatbázisból.</w:t>
+      </w:r>
+    </w:p>
+    <w:p>
+      <w:pPr>
+        <w:spacing w:before="100" w:beforeAutospacing="1" w:after="100" w:afterAutospacing="1" w:line="240" w:lineRule="auto"/>
+        <w:jc w:val="both"/>
+        <w:outlineLvl w:val="1"/>
+        <w:rPr>
+          <w:rFonts w:ascii="Times New Roman" w:eastAsia="Times New Roman" w:hAnsi="Times New Roman" w:cs="Times New Roman"/>
+          <w:b/>
+          <w:bCs/>
+          <w:sz w:val="36"/>
+          <w:szCs w:val="36"/>
+          <w:lang w:eastAsia="hu-HU"/>
+        </w:rPr>
+      </w:pPr>
+      <w:r>
+        <w:rPr>
+          <w:rFonts w:ascii="Times New Roman" w:eastAsia="Times New Roman" w:hAnsi="Times New Roman" w:cs="Times New Roman"/>
+          <w:b/>
+          <w:bCs/>
+          <w:sz w:val="36"/>
+          <w:szCs w:val="36"/>
+          <w:lang w:eastAsia="hu-HU"/>
+        </w:rPr>
+        <w:t>5</w:t>
+      </w:r>
+      <w:r>
+        <w:rPr>
+          <w:rFonts w:ascii="Times New Roman" w:eastAsia="Times New Roman" w:hAnsi="Times New Roman" w:cs="Times New Roman"/>
+          <w:b/>
+          <w:bCs/>
+          <w:sz w:val="36"/>
+          <w:szCs w:val="36"/>
+          <w:lang w:eastAsia="hu-HU"/>
+        </w:rPr>
+        <w:t>.5 Könyv szerkesztése</w:t>
+      </w:r>
+    </w:p>
+    <w:p>
+      <w:pPr>
+        <w:spacing w:before="100" w:beforeAutospacing="1" w:after="100" w:afterAutospacing="1" w:line="240" w:lineRule="auto"/>
+        <w:jc w:val="both"/>
+        <w:rPr>
+          <w:rFonts w:ascii="Times New Roman" w:eastAsia="Times New Roman" w:hAnsi="Times New Roman" w:cs="Times New Roman"/>
+          <w:sz w:val="24"/>
+          <w:szCs w:val="24"/>
+          <w:lang w:eastAsia="hu-HU"/>
+        </w:rPr>
+      </w:pPr>
+      <w:r>
+        <w:rPr>
+          <w:rFonts w:ascii="Times New Roman" w:eastAsia="Times New Roman" w:hAnsi="Times New Roman" w:cs="Times New Roman"/>
+          <w:sz w:val="24"/>
+          <w:szCs w:val="24"/>
+          <w:lang w:eastAsia="hu-HU"/>
+        </w:rPr>
+        <w:t xml:space="preserve">A könyv szerkesztése a könyvre való </w:t>
+      </w:r>
+      <w:r>
+        <w:rPr>
+          <w:rFonts w:ascii="Times New Roman" w:eastAsia="Times New Roman" w:hAnsi="Times New Roman" w:cs="Times New Roman"/>
+          <w:b/>
+          <w:bCs/>
+          <w:sz w:val="24"/>
+          <w:szCs w:val="24"/>
+          <w:lang w:eastAsia="hu-HU"/>
+        </w:rPr>
+        <w:t>dupla kattintással</w:t>
+      </w:r>
+      <w:r>
+        <w:rPr>
+          <w:rFonts w:ascii="Times New Roman" w:eastAsia="Times New Roman" w:hAnsi="Times New Roman" w:cs="Times New Roman"/>
+          <w:sz w:val="24"/>
+          <w:szCs w:val="24"/>
+          <w:lang w:eastAsia="hu-HU"/>
+        </w:rPr>
+        <w:t xml:space="preserve"> történik.</w:t>
+      </w:r>
+    </w:p>
+    <w:p>
+      <w:pPr>
+        <w:spacing w:before="100" w:beforeAutospacing="1" w:after="100" w:afterAutospacing="1" w:line="240" w:lineRule="auto"/>
+        <w:jc w:val="both"/>
+        <w:rPr>
+          <w:rFonts w:ascii="Times New Roman" w:eastAsia="Times New Roman" w:hAnsi="Times New Roman" w:cs="Times New Roman"/>
+          <w:sz w:val="24"/>
+          <w:szCs w:val="24"/>
+          <w:lang w:eastAsia="hu-HU"/>
+        </w:rPr>
+      </w:pPr>
+      <w:r>
+        <w:rPr>
+          <w:rFonts w:ascii="Times New Roman" w:eastAsia="Times New Roman" w:hAnsi="Times New Roman" w:cs="Times New Roman"/>
+          <w:sz w:val="24"/>
+          <w:szCs w:val="24"/>
+          <w:lang w:eastAsia="hu-HU"/>
+        </w:rPr>
+        <w:t xml:space="preserve">Ez megnyitja az </w:t>
+      </w:r>
+      <w:proofErr w:type="spellStart"/>
+      <w:r>
+        <w:rPr>
+          <w:rFonts w:ascii="Times New Roman" w:eastAsia="Times New Roman" w:hAnsi="Times New Roman" w:cs="Times New Roman"/>
+          <w:b/>
+          <w:bCs/>
+          <w:sz w:val="24"/>
+          <w:szCs w:val="24"/>
+          <w:lang w:eastAsia="hu-HU"/>
+        </w:rPr>
+        <w:t>EditBooksWindow</w:t>
+      </w:r>
+      <w:proofErr w:type="spellEnd"/>
+      <w:r>
+        <w:rPr>
+          <w:rFonts w:ascii="Times New Roman" w:eastAsia="Times New Roman" w:hAnsi="Times New Roman" w:cs="Times New Roman"/>
+          <w:sz w:val="24"/>
+          <w:szCs w:val="24"/>
+          <w:lang w:eastAsia="hu-HU"/>
+        </w:rPr>
+        <w:t xml:space="preserve"> ablakot, ahol az adminisztrátor módosíthatja a könyv adatait.</w:t>
+      </w:r>
+    </w:p>
+    <w:p>
+      <w:pPr>
+        <w:spacing w:before="100" w:beforeAutospacing="1" w:after="100" w:afterAutospacing="1" w:line="240" w:lineRule="auto"/>
+        <w:jc w:val="both"/>
+        <w:outlineLvl w:val="0"/>
+        <w:rPr>
+          <w:rFonts w:ascii="Times New Roman" w:eastAsia="Times New Roman" w:hAnsi="Times New Roman" w:cs="Times New Roman"/>
+          <w:b/>
+          <w:bCs/>
+          <w:kern w:val="36"/>
+          <w:sz w:val="48"/>
+          <w:szCs w:val="48"/>
+          <w:lang w:eastAsia="hu-HU"/>
+        </w:rPr>
+      </w:pPr>
+      <w:r>
+        <w:rPr>
+          <w:rFonts w:ascii="Times New Roman" w:eastAsia="Times New Roman" w:hAnsi="Times New Roman" w:cs="Times New Roman"/>
+          <w:b/>
+          <w:bCs/>
+          <w:kern w:val="36"/>
+          <w:sz w:val="48"/>
+          <w:szCs w:val="48"/>
+          <w:lang w:eastAsia="hu-HU"/>
+        </w:rPr>
+        <w:t>6</w:t>
+      </w:r>
+      <w:r>
+        <w:rPr>
+          <w:rFonts w:ascii="Times New Roman" w:eastAsia="Times New Roman" w:hAnsi="Times New Roman" w:cs="Times New Roman"/>
+          <w:b/>
+          <w:bCs/>
+          <w:kern w:val="36"/>
+          <w:sz w:val="48"/>
+          <w:szCs w:val="48"/>
+          <w:lang w:eastAsia="hu-HU"/>
+        </w:rPr>
+        <w:t>. Forráskód bemutatása</w:t>
+      </w:r>
+    </w:p>
+    <w:p>
+      <w:pPr>
+        <w:spacing w:before="100" w:beforeAutospacing="1" w:after="100" w:afterAutospacing="1" w:line="240" w:lineRule="auto"/>
+        <w:jc w:val="both"/>
+        <w:rPr>
+          <w:rFonts w:ascii="Times New Roman" w:eastAsia="Times New Roman" w:hAnsi="Times New Roman" w:cs="Times New Roman"/>
+          <w:sz w:val="24"/>
+          <w:szCs w:val="24"/>
+          <w:lang w:eastAsia="hu-HU"/>
+        </w:rPr>
+      </w:pPr>
+      <w:r>
+        <w:rPr>
+          <w:rFonts w:ascii="Times New Roman" w:eastAsia="Times New Roman" w:hAnsi="Times New Roman" w:cs="Times New Roman"/>
+          <w:sz w:val="24"/>
+          <w:szCs w:val="24"/>
+          <w:lang w:eastAsia="hu-HU"/>
+        </w:rPr>
+        <w:t>Ebben a fejezetben a program legfontosabb kódrészletei kerülnek bemutatásra.</w:t>
+      </w:r>
+    </w:p>
+    <w:p>
+      <w:pPr>
+        <w:spacing w:before="100" w:beforeAutospacing="1" w:after="100" w:afterAutospacing="1" w:line="240" w:lineRule="auto"/>
+        <w:jc w:val="both"/>
+        <w:outlineLvl w:val="1"/>
+        <w:rPr>
+          <w:rFonts w:ascii="Times New Roman" w:eastAsia="Times New Roman" w:hAnsi="Times New Roman" w:cs="Times New Roman"/>
+          <w:b/>
+          <w:bCs/>
+          <w:sz w:val="36"/>
+          <w:szCs w:val="36"/>
+          <w:lang w:eastAsia="hu-HU"/>
+        </w:rPr>
+      </w:pPr>
+      <w:r>
+        <w:rPr>
+          <w:rFonts w:ascii="Times New Roman" w:eastAsia="Times New Roman" w:hAnsi="Times New Roman" w:cs="Times New Roman"/>
+          <w:b/>
+          <w:bCs/>
+          <w:sz w:val="36"/>
+          <w:szCs w:val="36"/>
+          <w:lang w:eastAsia="hu-HU"/>
+        </w:rPr>
+        <w:t>6</w:t>
+      </w:r>
+      <w:r>
+        <w:rPr>
+          <w:rFonts w:ascii="Times New Roman" w:eastAsia="Times New Roman" w:hAnsi="Times New Roman" w:cs="Times New Roman"/>
+          <w:b/>
+          <w:bCs/>
+          <w:sz w:val="36"/>
+          <w:szCs w:val="36"/>
+          <w:lang w:eastAsia="hu-HU"/>
+        </w:rPr>
+        <w:t>.1 Bejelentkezés kezelése</w:t>
+      </w:r>
+    </w:p>
+    <w:p>
+      <w:pPr>
+        <w:spacing w:before="100" w:beforeAutospacing="1" w:after="100" w:afterAutospacing="1" w:line="240" w:lineRule="auto"/>
+        <w:jc w:val="both"/>
+        <w:rPr>
+          <w:rFonts w:ascii="Times New Roman" w:eastAsia="Times New Roman" w:hAnsi="Times New Roman" w:cs="Times New Roman"/>
+          <w:sz w:val="24"/>
+          <w:szCs w:val="24"/>
+          <w:lang w:eastAsia="hu-HU"/>
+        </w:rPr>
+      </w:pPr>
+      <w:r>
+        <w:rPr>
+          <w:rFonts w:ascii="Times New Roman" w:eastAsia="Times New Roman" w:hAnsi="Times New Roman" w:cs="Times New Roman"/>
+          <w:sz w:val="24"/>
+          <w:szCs w:val="24"/>
+          <w:lang w:eastAsia="hu-HU"/>
+        </w:rPr>
+        <w:t>A bejelentkezés során a rendszer ellenőrzi, hogy az adott email és jelszó szerepel-e az adatbázisban.</w:t>
+      </w:r>
+    </w:p>
+    <w:p>
+      <w:pPr>
+        <w:spacing w:before="100" w:beforeAutospacing="1" w:after="100" w:afterAutospacing="1" w:line="240" w:lineRule="auto"/>
+        <w:jc w:val="both"/>
+        <w:outlineLvl w:val="1"/>
+        <w:rPr>
+          <w:rFonts w:ascii="Times New Roman" w:eastAsia="Times New Roman" w:hAnsi="Times New Roman" w:cs="Times New Roman"/>
+          <w:b/>
+          <w:bCs/>
+          <w:sz w:val="36"/>
+          <w:szCs w:val="36"/>
+          <w:lang w:eastAsia="hu-HU"/>
+        </w:rPr>
+      </w:pPr>
+      <w:r>
+        <w:rPr>
+          <w:rFonts w:ascii="Times New Roman" w:eastAsia="Times New Roman" w:hAnsi="Times New Roman" w:cs="Times New Roman"/>
           <w:noProof/>
           <w:sz w:val="24"/>
           <w:szCs w:val="24"/>
@@ -3431,10 +3208,10 @@
         </w:rPr>
         <w:lastRenderedPageBreak/>
         <w:drawing>
-          <wp:inline distT="0" distB="0" distL="0" distR="0" wp14:anchorId="13248E1F" wp14:editId="33CDD64D">
-            <wp:extent cx="5760720" cy="2228850"/>
+          <wp:inline distT="0" distB="0" distL="0" distR="0" wp14:anchorId="5ECFCF24" wp14:editId="09C7511E">
+            <wp:extent cx="4842908" cy="3876675"/>
             <wp:effectExtent l="0" t="0" r="0" b="0"/>
-            <wp:docPr id="2" name="Kép 2"/>
+            <wp:docPr id="1" name="Kép 1"/>
             <wp:cNvGraphicFramePr>
               <a:graphicFrameLocks xmlns:a="http://schemas.openxmlformats.org/drawingml/2006/main" noChangeAspect="1"/>
             </wp:cNvGraphicFramePr>
@@ -3454,7 +3231,7 @@
                   <pic:spPr>
                     <a:xfrm>
                       <a:off x="0" y="0"/>
-                      <a:ext cx="5760720" cy="2228850"/>
+                      <a:ext cx="4850059" cy="3882399"/>
                     </a:xfrm>
                     <a:prstGeom prst="rect">
                       <a:avLst/>
@@ -3501,10 +3278,78 @@
           <w:szCs w:val="36"/>
           <w:lang w:eastAsia="hu-HU"/>
         </w:rPr>
-        <w:t xml:space="preserve">.3 Könyvek betöltése a </w:t>
+        <w:t>.2 Könyv hozzáadása</w:t>
+      </w:r>
+    </w:p>
+    <w:p>
+      <w:pPr>
+        <w:spacing w:before="100" w:beforeAutospacing="1" w:after="100" w:afterAutospacing="1" w:line="240" w:lineRule="auto"/>
+        <w:jc w:val="both"/>
+        <w:rPr>
+          <w:rFonts w:ascii="Times New Roman" w:eastAsia="Times New Roman" w:hAnsi="Times New Roman" w:cs="Times New Roman"/>
+          <w:sz w:val="24"/>
+          <w:szCs w:val="24"/>
+          <w:lang w:eastAsia="hu-HU"/>
+        </w:rPr>
+      </w:pPr>
+      <w:r>
+        <w:rPr>
+          <w:rFonts w:ascii="Times New Roman" w:eastAsia="Times New Roman" w:hAnsi="Times New Roman" w:cs="Times New Roman"/>
+          <w:sz w:val="24"/>
+          <w:szCs w:val="24"/>
+          <w:lang w:eastAsia="hu-HU"/>
+        </w:rPr>
+        <w:t xml:space="preserve">A könyv hozzáadását az </w:t>
       </w:r>
       <w:proofErr w:type="spellStart"/>
       <w:r>
+        <w:rPr>
+          <w:rFonts w:ascii="Times New Roman" w:eastAsia="Times New Roman" w:hAnsi="Times New Roman" w:cs="Times New Roman"/>
+          <w:b/>
+          <w:bCs/>
+          <w:sz w:val="24"/>
+          <w:szCs w:val="24"/>
+          <w:lang w:eastAsia="hu-HU"/>
+        </w:rPr>
+        <w:t>AddBookWindow</w:t>
+      </w:r>
+      <w:proofErr w:type="spellEnd"/>
+      <w:r>
+        <w:rPr>
+          <w:rFonts w:ascii="Times New Roman" w:eastAsia="Times New Roman" w:hAnsi="Times New Roman" w:cs="Times New Roman"/>
+          <w:sz w:val="24"/>
+          <w:szCs w:val="24"/>
+          <w:lang w:eastAsia="hu-HU"/>
+        </w:rPr>
+        <w:t xml:space="preserve"> osztály kezeli.</w:t>
+      </w:r>
+    </w:p>
+    <w:p>
+      <w:pPr>
+        <w:spacing w:before="100" w:beforeAutospacing="1" w:after="100" w:afterAutospacing="1" w:line="240" w:lineRule="auto"/>
+        <w:jc w:val="both"/>
+        <w:rPr>
+          <w:rFonts w:ascii="Times New Roman" w:eastAsia="Times New Roman" w:hAnsi="Times New Roman" w:cs="Times New Roman"/>
+          <w:sz w:val="24"/>
+          <w:szCs w:val="24"/>
+          <w:lang w:eastAsia="hu-HU"/>
+        </w:rPr>
+      </w:pPr>
+      <w:r>
+        <w:rPr>
+          <w:rFonts w:ascii="Times New Roman" w:eastAsia="Times New Roman" w:hAnsi="Times New Roman" w:cs="Times New Roman"/>
+          <w:sz w:val="24"/>
+          <w:szCs w:val="24"/>
+          <w:lang w:eastAsia="hu-HU"/>
+        </w:rPr>
+        <w:t>A rendszer elmenti a könyv adatait és a hozzá tartozó képet.</w:t>
+      </w:r>
+    </w:p>
+    <w:p>
+      <w:pPr>
+        <w:spacing w:before="100" w:beforeAutospacing="1" w:after="100" w:afterAutospacing="1" w:line="240" w:lineRule="auto"/>
+        <w:jc w:val="both"/>
+        <w:outlineLvl w:val="1"/>
         <w:rPr>
           <w:rFonts w:ascii="Times New Roman" w:eastAsia="Times New Roman" w:hAnsi="Times New Roman" w:cs="Times New Roman"/>
           <w:b/>
@@ -3513,108 +3358,22 @@
           <w:szCs w:val="36"/>
           <w:lang w:eastAsia="hu-HU"/>
         </w:rPr>
-        <w:t>DataGrid</w:t>
-      </w:r>
-      <w:proofErr w:type="spellEnd"/>
-      <w:r>
-        <w:rPr>
-          <w:rFonts w:ascii="Times New Roman" w:eastAsia="Times New Roman" w:hAnsi="Times New Roman" w:cs="Times New Roman"/>
-          <w:b/>
-          <w:bCs/>
+      </w:pPr>
+      <w:r>
+        <w:rPr>
+          <w:rFonts w:ascii="Times New Roman" w:eastAsia="Times New Roman" w:hAnsi="Times New Roman" w:cs="Times New Roman"/>
+          <w:b/>
+          <w:bCs/>
+          <w:noProof/>
           <w:sz w:val="36"/>
           <w:szCs w:val="36"/>
           <w:lang w:eastAsia="hu-HU"/>
         </w:rPr>
-        <w:t>-be</w:t>
-      </w:r>
-    </w:p>
-    <w:p>
-      <w:pPr>
-        <w:spacing w:before="100" w:beforeAutospacing="1" w:after="100" w:afterAutospacing="1" w:line="240" w:lineRule="auto"/>
-        <w:jc w:val="both"/>
-        <w:rPr>
-          <w:rFonts w:ascii="Times New Roman" w:eastAsia="Times New Roman" w:hAnsi="Times New Roman" w:cs="Times New Roman"/>
-          <w:sz w:val="24"/>
-          <w:szCs w:val="24"/>
-          <w:lang w:eastAsia="hu-HU"/>
-        </w:rPr>
-      </w:pPr>
-      <w:r>
-        <w:rPr>
-          <w:rFonts w:ascii="Times New Roman" w:eastAsia="Times New Roman" w:hAnsi="Times New Roman" w:cs="Times New Roman"/>
-          <w:sz w:val="24"/>
-          <w:szCs w:val="24"/>
-          <w:lang w:eastAsia="hu-HU"/>
-        </w:rPr>
-        <w:t xml:space="preserve">A </w:t>
-      </w:r>
-      <w:proofErr w:type="spellStart"/>
-      <w:r>
-        <w:rPr>
-          <w:rFonts w:ascii="Times New Roman" w:eastAsia="Times New Roman" w:hAnsi="Times New Roman" w:cs="Times New Roman"/>
-          <w:sz w:val="24"/>
-          <w:szCs w:val="24"/>
-          <w:lang w:eastAsia="hu-HU"/>
-        </w:rPr>
-        <w:t>MainWindow</w:t>
-      </w:r>
-      <w:proofErr w:type="spellEnd"/>
-      <w:r>
-        <w:rPr>
-          <w:rFonts w:ascii="Times New Roman" w:eastAsia="Times New Roman" w:hAnsi="Times New Roman" w:cs="Times New Roman"/>
-          <w:sz w:val="24"/>
-          <w:szCs w:val="24"/>
-          <w:lang w:eastAsia="hu-HU"/>
-        </w:rPr>
-        <w:t xml:space="preserve"> ablak betölti az adatbázisból a könyveket és megjeleníti azokat a </w:t>
-      </w:r>
-      <w:proofErr w:type="spellStart"/>
-      <w:r>
-        <w:rPr>
-          <w:rFonts w:ascii="Times New Roman" w:eastAsia="Times New Roman" w:hAnsi="Times New Roman" w:cs="Times New Roman"/>
-          <w:sz w:val="24"/>
-          <w:szCs w:val="24"/>
-          <w:lang w:eastAsia="hu-HU"/>
-        </w:rPr>
-        <w:t>DataGrid</w:t>
-      </w:r>
-      <w:proofErr w:type="spellEnd"/>
-      <w:r>
-        <w:rPr>
-          <w:rFonts w:ascii="Times New Roman" w:eastAsia="Times New Roman" w:hAnsi="Times New Roman" w:cs="Times New Roman"/>
-          <w:sz w:val="24"/>
-          <w:szCs w:val="24"/>
-          <w:lang w:eastAsia="hu-HU"/>
-        </w:rPr>
-        <w:t xml:space="preserve"> komponensben.</w:t>
-      </w:r>
-    </w:p>
-    <w:p>
-      <w:pPr>
-        <w:spacing w:before="100" w:beforeAutospacing="1" w:after="100" w:afterAutospacing="1" w:line="240" w:lineRule="auto"/>
-        <w:jc w:val="both"/>
-        <w:outlineLvl w:val="1"/>
-        <w:rPr>
-          <w:rFonts w:ascii="Times New Roman" w:eastAsia="Times New Roman" w:hAnsi="Times New Roman" w:cs="Times New Roman"/>
-          <w:b/>
-          <w:bCs/>
-          <w:sz w:val="36"/>
-          <w:szCs w:val="36"/>
-          <w:lang w:eastAsia="hu-HU"/>
-        </w:rPr>
-      </w:pPr>
-      <w:r>
-        <w:rPr>
-          <w:rFonts w:ascii="Times New Roman" w:eastAsia="Times New Roman" w:hAnsi="Times New Roman" w:cs="Times New Roman"/>
-          <w:sz w:val="24"/>
-          <w:szCs w:val="24"/>
-          <w:lang w:eastAsia="hu-HU"/>
-        </w:rPr>
         <w:drawing>
-          <wp:inline distT="0" distB="0" distL="0" distR="0" wp14:anchorId="7FDC2E1B" wp14:editId="73833B9F">
-            <wp:extent cx="5760720" cy="1143000"/>
-            <wp:effectExtent l="0" t="0" r="0" b="0"/>
-            <wp:docPr id="6" name="Kép 6"/>
+          <wp:inline distT="0" distB="0" distL="0" distR="0" wp14:anchorId="4C9395BB" wp14:editId="45CB931E">
+            <wp:extent cx="5760720" cy="1405255"/>
+            <wp:effectExtent l="0" t="0" r="0" b="4445"/>
+            <wp:docPr id="3" name="Kép 3"/>
             <wp:cNvGraphicFramePr>
               <a:graphicFrameLocks xmlns:a="http://schemas.openxmlformats.org/drawingml/2006/main" noChangeAspect="1"/>
             </wp:cNvGraphicFramePr>
@@ -3634,7 +3393,7 @@
                   <pic:spPr>
                     <a:xfrm>
                       <a:off x="0" y="0"/>
-                      <a:ext cx="5760720" cy="1143000"/>
+                      <a:ext cx="5760720" cy="1405255"/>
                     </a:xfrm>
                     <a:prstGeom prst="rect">
                       <a:avLst/>
@@ -3646,7 +3405,12 @@
           </wp:inline>
         </w:drawing>
       </w:r>
-      <w:r>
+    </w:p>
+    <w:p>
+      <w:pPr>
+        <w:spacing w:before="100" w:beforeAutospacing="1" w:after="100" w:afterAutospacing="1" w:line="240" w:lineRule="auto"/>
+        <w:jc w:val="both"/>
+        <w:outlineLvl w:val="1"/>
         <w:rPr>
           <w:rFonts w:ascii="Times New Roman" w:eastAsia="Times New Roman" w:hAnsi="Times New Roman" w:cs="Times New Roman"/>
           <w:b/>
@@ -3655,53 +3419,6 @@
           <w:szCs w:val="36"/>
           <w:lang w:eastAsia="hu-HU"/>
         </w:rPr>
-        <w:t>6</w:t>
-      </w:r>
-      <w:r>
-        <w:rPr>
-          <w:rFonts w:ascii="Times New Roman" w:eastAsia="Times New Roman" w:hAnsi="Times New Roman" w:cs="Times New Roman"/>
-          <w:b/>
-          <w:bCs/>
-          <w:sz w:val="36"/>
-          <w:szCs w:val="36"/>
-          <w:lang w:eastAsia="hu-HU"/>
-        </w:rPr>
-        <w:t>.4 Könyv törlése</w:t>
-      </w:r>
-    </w:p>
-    <w:p>
-      <w:pPr>
-        <w:spacing w:before="100" w:beforeAutospacing="1" w:after="100" w:afterAutospacing="1" w:line="240" w:lineRule="auto"/>
-        <w:jc w:val="both"/>
-        <w:rPr>
-          <w:rFonts w:ascii="Times New Roman" w:eastAsia="Times New Roman" w:hAnsi="Times New Roman" w:cs="Times New Roman"/>
-          <w:sz w:val="24"/>
-          <w:szCs w:val="24"/>
-          <w:lang w:eastAsia="hu-HU"/>
-        </w:rPr>
-      </w:pPr>
-      <w:r>
-        <w:rPr>
-          <w:rFonts w:ascii="Times New Roman" w:eastAsia="Times New Roman" w:hAnsi="Times New Roman" w:cs="Times New Roman"/>
-          <w:sz w:val="24"/>
-          <w:szCs w:val="24"/>
-          <w:lang w:eastAsia="hu-HU"/>
-        </w:rPr>
-        <w:t>A kiválasztott könyv törlése az adatbázisból SQL DELETE parancs segítségével történik.</w:t>
-      </w:r>
-    </w:p>
-    <w:p>
-      <w:pPr>
-        <w:spacing w:before="100" w:beforeAutospacing="1" w:after="100" w:afterAutospacing="1" w:line="240" w:lineRule="auto"/>
-        <w:jc w:val="both"/>
-        <w:rPr>
-          <w:rFonts w:ascii="Times New Roman" w:eastAsia="Times New Roman" w:hAnsi="Times New Roman" w:cs="Times New Roman"/>
-          <w:b/>
-          <w:bCs/>
-          <w:sz w:val="24"/>
-          <w:szCs w:val="24"/>
-          <w:lang w:eastAsia="hu-HU"/>
-        </w:rPr>
       </w:pPr>
       <w:r>
         <w:rPr>
@@ -3713,11 +3430,12 @@
           <w:szCs w:val="24"/>
           <w:lang w:eastAsia="hu-HU"/>
         </w:rPr>
+        <w:lastRenderedPageBreak/>
         <w:drawing>
-          <wp:inline distT="0" distB="0" distL="0" distR="0" wp14:anchorId="6057DC4B" wp14:editId="3C07CD34">
-            <wp:extent cx="5760720" cy="1646555"/>
+          <wp:inline distT="0" distB="0" distL="0" distR="0" wp14:anchorId="13248E1F" wp14:editId="33CDD64D">
+            <wp:extent cx="5760720" cy="2228850"/>
             <wp:effectExtent l="0" t="0" r="0" b="0"/>
-            <wp:docPr id="4" name="Kép 4"/>
+            <wp:docPr id="2" name="Kép 2"/>
             <wp:cNvGraphicFramePr>
               <a:graphicFrameLocks xmlns:a="http://schemas.openxmlformats.org/drawingml/2006/main" noChangeAspect="1"/>
             </wp:cNvGraphicFramePr>
@@ -3737,7 +3455,7 @@
                   <pic:spPr>
                     <a:xfrm>
                       <a:off x="0" y="0"/>
-                      <a:ext cx="5760720" cy="1646555"/>
+                      <a:ext cx="5760720" cy="2228850"/>
                     </a:xfrm>
                     <a:prstGeom prst="rect">
                       <a:avLst/>
@@ -3749,26 +3467,140 @@
           </wp:inline>
         </w:drawing>
       </w:r>
-      <w:r>
-        <w:rPr>
-          <w:rFonts w:ascii="Times New Roman" w:eastAsia="Times New Roman" w:hAnsi="Times New Roman" w:cs="Times New Roman"/>
-          <w:b/>
-          <w:bCs/>
-          <w:sz w:val="24"/>
-          <w:szCs w:val="24"/>
-          <w:lang w:eastAsia="hu-HU"/>
-        </w:rPr>
-        <w:t xml:space="preserve"> </w:t>
-      </w:r>
-    </w:p>
-    <w:p>
-      <w:pPr>
-        <w:spacing w:before="100" w:beforeAutospacing="1" w:after="100" w:afterAutospacing="1" w:line="240" w:lineRule="auto"/>
-        <w:jc w:val="both"/>
-        <w:rPr>
-          <w:rFonts w:ascii="Times New Roman" w:eastAsia="Times New Roman" w:hAnsi="Times New Roman" w:cs="Times New Roman"/>
-          <w:sz w:val="24"/>
-          <w:szCs w:val="24"/>
+    </w:p>
+    <w:p>
+      <w:pPr>
+        <w:spacing w:before="100" w:beforeAutospacing="1" w:after="100" w:afterAutospacing="1" w:line="240" w:lineRule="auto"/>
+        <w:jc w:val="both"/>
+        <w:outlineLvl w:val="1"/>
+        <w:rPr>
+          <w:rFonts w:ascii="Times New Roman" w:eastAsia="Times New Roman" w:hAnsi="Times New Roman" w:cs="Times New Roman"/>
+          <w:b/>
+          <w:bCs/>
+          <w:sz w:val="36"/>
+          <w:szCs w:val="36"/>
+          <w:lang w:eastAsia="hu-HU"/>
+        </w:rPr>
+      </w:pPr>
+      <w:r>
+        <w:rPr>
+          <w:rFonts w:ascii="Times New Roman" w:eastAsia="Times New Roman" w:hAnsi="Times New Roman" w:cs="Times New Roman"/>
+          <w:b/>
+          <w:bCs/>
+          <w:sz w:val="36"/>
+          <w:szCs w:val="36"/>
+          <w:lang w:eastAsia="hu-HU"/>
+        </w:rPr>
+        <w:t>6</w:t>
+      </w:r>
+      <w:r>
+        <w:rPr>
+          <w:rFonts w:ascii="Times New Roman" w:eastAsia="Times New Roman" w:hAnsi="Times New Roman" w:cs="Times New Roman"/>
+          <w:b/>
+          <w:bCs/>
+          <w:sz w:val="36"/>
+          <w:szCs w:val="36"/>
+          <w:lang w:eastAsia="hu-HU"/>
+        </w:rPr>
+        <w:t xml:space="preserve">.3 Könyvek betöltése a </w:t>
+      </w:r>
+      <w:proofErr w:type="spellStart"/>
+      <w:r>
+        <w:rPr>
+          <w:rFonts w:ascii="Times New Roman" w:eastAsia="Times New Roman" w:hAnsi="Times New Roman" w:cs="Times New Roman"/>
+          <w:b/>
+          <w:bCs/>
+          <w:sz w:val="36"/>
+          <w:szCs w:val="36"/>
+          <w:lang w:eastAsia="hu-HU"/>
+        </w:rPr>
+        <w:t>DataGrid</w:t>
+      </w:r>
+      <w:proofErr w:type="spellEnd"/>
+      <w:r>
+        <w:rPr>
+          <w:rFonts w:ascii="Times New Roman" w:eastAsia="Times New Roman" w:hAnsi="Times New Roman" w:cs="Times New Roman"/>
+          <w:b/>
+          <w:bCs/>
+          <w:sz w:val="36"/>
+          <w:szCs w:val="36"/>
+          <w:lang w:eastAsia="hu-HU"/>
+        </w:rPr>
+        <w:t>-be</w:t>
+      </w:r>
+    </w:p>
+    <w:p>
+      <w:pPr>
+        <w:spacing w:before="100" w:beforeAutospacing="1" w:after="100" w:afterAutospacing="1" w:line="240" w:lineRule="auto"/>
+        <w:jc w:val="both"/>
+        <w:rPr>
+          <w:rFonts w:ascii="Times New Roman" w:eastAsia="Times New Roman" w:hAnsi="Times New Roman" w:cs="Times New Roman"/>
+          <w:sz w:val="24"/>
+          <w:szCs w:val="24"/>
+          <w:lang w:eastAsia="hu-HU"/>
+        </w:rPr>
+      </w:pPr>
+      <w:r>
+        <w:rPr>
+          <w:rFonts w:ascii="Times New Roman" w:eastAsia="Times New Roman" w:hAnsi="Times New Roman" w:cs="Times New Roman"/>
+          <w:sz w:val="24"/>
+          <w:szCs w:val="24"/>
+          <w:lang w:eastAsia="hu-HU"/>
+        </w:rPr>
+        <w:t xml:space="preserve">A </w:t>
+      </w:r>
+      <w:proofErr w:type="spellStart"/>
+      <w:r>
+        <w:rPr>
+          <w:rFonts w:ascii="Times New Roman" w:eastAsia="Times New Roman" w:hAnsi="Times New Roman" w:cs="Times New Roman"/>
+          <w:sz w:val="24"/>
+          <w:szCs w:val="24"/>
+          <w:lang w:eastAsia="hu-HU"/>
+        </w:rPr>
+        <w:t>MainWindow</w:t>
+      </w:r>
+      <w:proofErr w:type="spellEnd"/>
+      <w:r>
+        <w:rPr>
+          <w:rFonts w:ascii="Times New Roman" w:eastAsia="Times New Roman" w:hAnsi="Times New Roman" w:cs="Times New Roman"/>
+          <w:sz w:val="24"/>
+          <w:szCs w:val="24"/>
+          <w:lang w:eastAsia="hu-HU"/>
+        </w:rPr>
+        <w:t xml:space="preserve"> ablak betölti az adatbázisból a könyveket és megjeleníti azokat a </w:t>
+      </w:r>
+      <w:proofErr w:type="spellStart"/>
+      <w:r>
+        <w:rPr>
+          <w:rFonts w:ascii="Times New Roman" w:eastAsia="Times New Roman" w:hAnsi="Times New Roman" w:cs="Times New Roman"/>
+          <w:sz w:val="24"/>
+          <w:szCs w:val="24"/>
+          <w:lang w:eastAsia="hu-HU"/>
+        </w:rPr>
+        <w:t>DataGrid</w:t>
+      </w:r>
+      <w:proofErr w:type="spellEnd"/>
+      <w:r>
+        <w:rPr>
+          <w:rFonts w:ascii="Times New Roman" w:eastAsia="Times New Roman" w:hAnsi="Times New Roman" w:cs="Times New Roman"/>
+          <w:sz w:val="24"/>
+          <w:szCs w:val="24"/>
+          <w:lang w:eastAsia="hu-HU"/>
+        </w:rPr>
+        <w:t xml:space="preserve"> komponensben.</w:t>
+      </w:r>
+    </w:p>
+    <w:p>
+      <w:pPr>
+        <w:spacing w:before="100" w:beforeAutospacing="1" w:after="100" w:afterAutospacing="1" w:line="240" w:lineRule="auto"/>
+        <w:jc w:val="both"/>
+        <w:outlineLvl w:val="1"/>
+        <w:rPr>
+          <w:rFonts w:ascii="Times New Roman" w:eastAsia="Times New Roman" w:hAnsi="Times New Roman" w:cs="Times New Roman"/>
+          <w:b/>
+          <w:bCs/>
+          <w:sz w:val="36"/>
+          <w:szCs w:val="36"/>
           <w:lang w:eastAsia="hu-HU"/>
         </w:rPr>
       </w:pPr>
@@ -3780,12 +3612,11 @@
           <w:szCs w:val="24"/>
           <w:lang w:eastAsia="hu-HU"/>
         </w:rPr>
-        <w:lastRenderedPageBreak/>
         <w:drawing>
-          <wp:inline distT="0" distB="0" distL="0" distR="0" wp14:anchorId="39369739" wp14:editId="21EDD2AF">
-            <wp:extent cx="5760720" cy="3204845"/>
+          <wp:inline distT="0" distB="0" distL="0" distR="0" wp14:anchorId="7FDC2E1B" wp14:editId="73833B9F">
+            <wp:extent cx="5760720" cy="1143000"/>
             <wp:effectExtent l="0" t="0" r="0" b="0"/>
-            <wp:docPr id="5" name="Kép 5"/>
+            <wp:docPr id="6" name="Kép 6"/>
             <wp:cNvGraphicFramePr>
               <a:graphicFrameLocks xmlns:a="http://schemas.openxmlformats.org/drawingml/2006/main" noChangeAspect="1"/>
             </wp:cNvGraphicFramePr>
@@ -3805,6 +3636,179 @@
                   <pic:spPr>
                     <a:xfrm>
                       <a:off x="0" y="0"/>
+                      <a:ext cx="5760720" cy="1143000"/>
+                    </a:xfrm>
+                    <a:prstGeom prst="rect">
+                      <a:avLst/>
+                    </a:prstGeom>
+                  </pic:spPr>
+                </pic:pic>
+              </a:graphicData>
+            </a:graphic>
+          </wp:inline>
+        </w:drawing>
+      </w:r>
+      <w:r>
+        <w:rPr>
+          <w:rFonts w:ascii="Times New Roman" w:eastAsia="Times New Roman" w:hAnsi="Times New Roman" w:cs="Times New Roman"/>
+          <w:b/>
+          <w:bCs/>
+          <w:sz w:val="36"/>
+          <w:szCs w:val="36"/>
+          <w:lang w:eastAsia="hu-HU"/>
+        </w:rPr>
+        <w:t>6</w:t>
+      </w:r>
+      <w:r>
+        <w:rPr>
+          <w:rFonts w:ascii="Times New Roman" w:eastAsia="Times New Roman" w:hAnsi="Times New Roman" w:cs="Times New Roman"/>
+          <w:b/>
+          <w:bCs/>
+          <w:sz w:val="36"/>
+          <w:szCs w:val="36"/>
+          <w:lang w:eastAsia="hu-HU"/>
+        </w:rPr>
+        <w:t>.4 Könyv törlése</w:t>
+      </w:r>
+    </w:p>
+    <w:p>
+      <w:pPr>
+        <w:spacing w:before="100" w:beforeAutospacing="1" w:after="100" w:afterAutospacing="1" w:line="240" w:lineRule="auto"/>
+        <w:jc w:val="both"/>
+        <w:rPr>
+          <w:rFonts w:ascii="Times New Roman" w:eastAsia="Times New Roman" w:hAnsi="Times New Roman" w:cs="Times New Roman"/>
+          <w:sz w:val="24"/>
+          <w:szCs w:val="24"/>
+          <w:lang w:eastAsia="hu-HU"/>
+        </w:rPr>
+      </w:pPr>
+      <w:r>
+        <w:rPr>
+          <w:rFonts w:ascii="Times New Roman" w:eastAsia="Times New Roman" w:hAnsi="Times New Roman" w:cs="Times New Roman"/>
+          <w:sz w:val="24"/>
+          <w:szCs w:val="24"/>
+          <w:lang w:eastAsia="hu-HU"/>
+        </w:rPr>
+        <w:t>A kiválasztott könyv törlése az adatbázisból SQL DELETE parancs segítségével történik.</w:t>
+      </w:r>
+    </w:p>
+    <w:p>
+      <w:pPr>
+        <w:spacing w:before="100" w:beforeAutospacing="1" w:after="100" w:afterAutospacing="1" w:line="240" w:lineRule="auto"/>
+        <w:jc w:val="both"/>
+        <w:rPr>
+          <w:rFonts w:ascii="Times New Roman" w:eastAsia="Times New Roman" w:hAnsi="Times New Roman" w:cs="Times New Roman"/>
+          <w:b/>
+          <w:bCs/>
+          <w:sz w:val="24"/>
+          <w:szCs w:val="24"/>
+          <w:lang w:eastAsia="hu-HU"/>
+        </w:rPr>
+      </w:pPr>
+      <w:r>
+        <w:rPr>
+          <w:rFonts w:ascii="Times New Roman" w:eastAsia="Times New Roman" w:hAnsi="Times New Roman" w:cs="Times New Roman"/>
+          <w:b/>
+          <w:bCs/>
+          <w:noProof/>
+          <w:sz w:val="24"/>
+          <w:szCs w:val="24"/>
+          <w:lang w:eastAsia="hu-HU"/>
+        </w:rPr>
+        <w:drawing>
+          <wp:inline distT="0" distB="0" distL="0" distR="0" wp14:anchorId="6057DC4B" wp14:editId="3C07CD34">
+            <wp:extent cx="5760720" cy="1646555"/>
+            <wp:effectExtent l="0" t="0" r="0" b="0"/>
+            <wp:docPr id="4" name="Kép 4"/>
+            <wp:cNvGraphicFramePr>
+              <a:graphicFrameLocks xmlns:a="http://schemas.openxmlformats.org/drawingml/2006/main" noChangeAspect="1"/>
+            </wp:cNvGraphicFramePr>
+            <a:graphic xmlns:a="http://schemas.openxmlformats.org/drawingml/2006/main">
+              <a:graphicData uri="http://schemas.openxmlformats.org/drawingml/2006/picture">
+                <pic:pic xmlns:pic="http://schemas.openxmlformats.org/drawingml/2006/picture">
+                  <pic:nvPicPr>
+                    <pic:cNvPr id="1" name=""/>
+                    <pic:cNvPicPr/>
+                  </pic:nvPicPr>
+                  <pic:blipFill>
+                    <a:blip r:embed="rId12"/>
+                    <a:stretch>
+                      <a:fillRect/>
+                    </a:stretch>
+                  </pic:blipFill>
+                  <pic:spPr>
+                    <a:xfrm>
+                      <a:off x="0" y="0"/>
+                      <a:ext cx="5760720" cy="1646555"/>
+                    </a:xfrm>
+                    <a:prstGeom prst="rect">
+                      <a:avLst/>
+                    </a:prstGeom>
+                  </pic:spPr>
+                </pic:pic>
+              </a:graphicData>
+            </a:graphic>
+          </wp:inline>
+        </w:drawing>
+      </w:r>
+      <w:r>
+        <w:rPr>
+          <w:rFonts w:ascii="Times New Roman" w:eastAsia="Times New Roman" w:hAnsi="Times New Roman" w:cs="Times New Roman"/>
+          <w:b/>
+          <w:bCs/>
+          <w:sz w:val="24"/>
+          <w:szCs w:val="24"/>
+          <w:lang w:eastAsia="hu-HU"/>
+        </w:rPr>
+        <w:t xml:space="preserve"> </w:t>
+      </w:r>
+    </w:p>
+    <w:p>
+      <w:pPr>
+        <w:spacing w:before="100" w:beforeAutospacing="1" w:after="100" w:afterAutospacing="1" w:line="240" w:lineRule="auto"/>
+        <w:jc w:val="both"/>
+        <w:rPr>
+          <w:rFonts w:ascii="Times New Roman" w:eastAsia="Times New Roman" w:hAnsi="Times New Roman" w:cs="Times New Roman"/>
+          <w:b/>
+          <w:sz w:val="24"/>
+          <w:szCs w:val="24"/>
+          <w:lang w:eastAsia="hu-HU"/>
+        </w:rPr>
+      </w:pPr>
+      <w:r>
+        <w:rPr>
+          <w:rFonts w:ascii="Times New Roman" w:eastAsia="Times New Roman" w:hAnsi="Times New Roman" w:cs="Times New Roman"/>
+          <w:b/>
+          <w:noProof/>
+          <w:sz w:val="24"/>
+          <w:szCs w:val="24"/>
+          <w:lang w:eastAsia="hu-HU"/>
+        </w:rPr>
+        <w:lastRenderedPageBreak/>
+        <w:drawing>
+          <wp:inline distT="0" distB="0" distL="0" distR="0" wp14:anchorId="39369739" wp14:editId="21EDD2AF">
+            <wp:extent cx="5760720" cy="3204845"/>
+            <wp:effectExtent l="0" t="0" r="0" b="0"/>
+            <wp:docPr id="5" name="Kép 5"/>
+            <wp:cNvGraphicFramePr>
+              <a:graphicFrameLocks xmlns:a="http://schemas.openxmlformats.org/drawingml/2006/main" noChangeAspect="1"/>
+            </wp:cNvGraphicFramePr>
+            <a:graphic xmlns:a="http://schemas.openxmlformats.org/drawingml/2006/main">
+              <a:graphicData uri="http://schemas.openxmlformats.org/drawingml/2006/picture">
+                <pic:pic xmlns:pic="http://schemas.openxmlformats.org/drawingml/2006/picture">
+                  <pic:nvPicPr>
+                    <pic:cNvPr id="1" name=""/>
+                    <pic:cNvPicPr/>
+                  </pic:nvPicPr>
+                  <pic:blipFill>
+                    <a:blip r:embed="rId13"/>
+                    <a:stretch>
+                      <a:fillRect/>
+                    </a:stretch>
+                  </pic:blipFill>
+                  <pic:spPr>
+                    <a:xfrm>
+                      <a:off x="0" y="0"/>
                       <a:ext cx="5760720" cy="3204845"/>
                     </a:xfrm>
                     <a:prstGeom prst="rect">
@@ -3822,6 +3826,1801 @@
       <w:pPr>
         <w:spacing w:before="100" w:beforeAutospacing="1" w:after="100" w:afterAutospacing="1" w:line="240" w:lineRule="auto"/>
         <w:jc w:val="both"/>
+        <w:rPr>
+          <w:rFonts w:ascii="Times New Roman" w:eastAsia="Times New Roman" w:hAnsi="Times New Roman" w:cs="Times New Roman"/>
+          <w:b/>
+          <w:sz w:val="24"/>
+          <w:szCs w:val="24"/>
+          <w:lang w:eastAsia="hu-HU"/>
+        </w:rPr>
+      </w:pPr>
+    </w:p>
+    <w:p>
+      <w:pPr>
+        <w:spacing w:before="100" w:beforeAutospacing="1" w:after="100" w:afterAutospacing="1" w:line="240" w:lineRule="auto"/>
+        <w:jc w:val="both"/>
+        <w:rPr>
+          <w:rFonts w:ascii="Times New Roman" w:eastAsia="Times New Roman" w:hAnsi="Times New Roman" w:cs="Times New Roman"/>
+          <w:b/>
+          <w:sz w:val="24"/>
+          <w:szCs w:val="24"/>
+          <w:lang w:eastAsia="hu-HU"/>
+        </w:rPr>
+      </w:pPr>
+    </w:p>
+    <w:p>
+      <w:pPr>
+        <w:spacing w:before="100" w:beforeAutospacing="1" w:after="100" w:afterAutospacing="1" w:line="240" w:lineRule="auto"/>
+        <w:jc w:val="both"/>
+        <w:rPr>
+          <w:rFonts w:ascii="Times New Roman" w:eastAsia="Times New Roman" w:hAnsi="Times New Roman" w:cs="Times New Roman"/>
+          <w:b/>
+          <w:sz w:val="24"/>
+          <w:szCs w:val="24"/>
+          <w:lang w:eastAsia="hu-HU"/>
+        </w:rPr>
+      </w:pPr>
+    </w:p>
+    <w:p>
+      <w:pPr>
+        <w:spacing w:before="100" w:beforeAutospacing="1" w:after="100" w:afterAutospacing="1" w:line="240" w:lineRule="auto"/>
+        <w:jc w:val="both"/>
+        <w:rPr>
+          <w:rFonts w:ascii="Times New Roman" w:eastAsia="Times New Roman" w:hAnsi="Times New Roman" w:cs="Times New Roman"/>
+          <w:b/>
+          <w:sz w:val="24"/>
+          <w:szCs w:val="24"/>
+          <w:lang w:eastAsia="hu-HU"/>
+        </w:rPr>
+      </w:pPr>
+    </w:p>
+    <w:p>
+      <w:pPr>
+        <w:spacing w:before="100" w:beforeAutospacing="1" w:after="100" w:afterAutospacing="1" w:line="240" w:lineRule="auto"/>
+        <w:jc w:val="both"/>
+        <w:rPr>
+          <w:rFonts w:ascii="Times New Roman" w:eastAsia="Times New Roman" w:hAnsi="Times New Roman" w:cs="Times New Roman"/>
+          <w:b/>
+          <w:sz w:val="24"/>
+          <w:szCs w:val="24"/>
+          <w:lang w:eastAsia="hu-HU"/>
+        </w:rPr>
+      </w:pPr>
+    </w:p>
+    <w:p>
+      <w:pPr>
+        <w:spacing w:before="100" w:beforeAutospacing="1" w:after="100" w:afterAutospacing="1" w:line="240" w:lineRule="auto"/>
+        <w:jc w:val="both"/>
+        <w:rPr>
+          <w:rFonts w:ascii="Times New Roman" w:eastAsia="Times New Roman" w:hAnsi="Times New Roman" w:cs="Times New Roman"/>
+          <w:b/>
+          <w:sz w:val="24"/>
+          <w:szCs w:val="24"/>
+          <w:lang w:eastAsia="hu-HU"/>
+        </w:rPr>
+      </w:pPr>
+    </w:p>
+    <w:p>
+      <w:pPr>
+        <w:spacing w:before="100" w:beforeAutospacing="1" w:after="100" w:afterAutospacing="1" w:line="240" w:lineRule="auto"/>
+        <w:jc w:val="both"/>
+        <w:rPr>
+          <w:rFonts w:ascii="Times New Roman" w:eastAsia="Times New Roman" w:hAnsi="Times New Roman" w:cs="Times New Roman"/>
+          <w:b/>
+          <w:sz w:val="24"/>
+          <w:szCs w:val="24"/>
+          <w:lang w:eastAsia="hu-HU"/>
+        </w:rPr>
+      </w:pPr>
+    </w:p>
+    <w:p>
+      <w:pPr>
+        <w:spacing w:before="100" w:beforeAutospacing="1" w:after="100" w:afterAutospacing="1" w:line="240" w:lineRule="auto"/>
+        <w:jc w:val="both"/>
+        <w:rPr>
+          <w:rFonts w:ascii="Times New Roman" w:eastAsia="Times New Roman" w:hAnsi="Times New Roman" w:cs="Times New Roman"/>
+          <w:b/>
+          <w:sz w:val="24"/>
+          <w:szCs w:val="24"/>
+          <w:lang w:eastAsia="hu-HU"/>
+        </w:rPr>
+      </w:pPr>
+    </w:p>
+    <w:p>
+      <w:pPr>
+        <w:spacing w:before="100" w:beforeAutospacing="1" w:after="100" w:afterAutospacing="1" w:line="240" w:lineRule="auto"/>
+        <w:jc w:val="both"/>
+        <w:rPr>
+          <w:rFonts w:ascii="Times New Roman" w:eastAsia="Times New Roman" w:hAnsi="Times New Roman" w:cs="Times New Roman"/>
+          <w:b/>
+          <w:sz w:val="24"/>
+          <w:szCs w:val="24"/>
+          <w:lang w:eastAsia="hu-HU"/>
+        </w:rPr>
+      </w:pPr>
+    </w:p>
+    <w:p>
+      <w:pPr>
+        <w:spacing w:before="100" w:beforeAutospacing="1" w:after="100" w:afterAutospacing="1" w:line="240" w:lineRule="auto"/>
+        <w:jc w:val="both"/>
+        <w:rPr>
+          <w:rFonts w:ascii="Times New Roman" w:eastAsia="Times New Roman" w:hAnsi="Times New Roman" w:cs="Times New Roman"/>
+          <w:b/>
+          <w:sz w:val="24"/>
+          <w:szCs w:val="24"/>
+          <w:lang w:eastAsia="hu-HU"/>
+        </w:rPr>
+      </w:pPr>
+    </w:p>
+    <w:p>
+      <w:pPr>
+        <w:spacing w:before="100" w:beforeAutospacing="1" w:after="100" w:afterAutospacing="1" w:line="240" w:lineRule="auto"/>
+        <w:jc w:val="both"/>
+        <w:rPr>
+          <w:rFonts w:ascii="Times New Roman" w:eastAsia="Times New Roman" w:hAnsi="Times New Roman" w:cs="Times New Roman"/>
+          <w:b/>
+          <w:sz w:val="24"/>
+          <w:szCs w:val="24"/>
+          <w:lang w:eastAsia="hu-HU"/>
+        </w:rPr>
+      </w:pPr>
+    </w:p>
+    <w:p>
+      <w:pPr>
+        <w:spacing w:before="100" w:beforeAutospacing="1" w:after="100" w:afterAutospacing="1" w:line="240" w:lineRule="auto"/>
+        <w:jc w:val="both"/>
+        <w:rPr>
+          <w:rFonts w:ascii="Times New Roman" w:eastAsia="Times New Roman" w:hAnsi="Times New Roman" w:cs="Times New Roman"/>
+          <w:b/>
+          <w:sz w:val="24"/>
+          <w:szCs w:val="24"/>
+          <w:lang w:eastAsia="hu-HU"/>
+        </w:rPr>
+      </w:pPr>
+    </w:p>
+    <w:p>
+      <w:pPr>
+        <w:spacing w:before="100" w:beforeAutospacing="1" w:after="100" w:afterAutospacing="1" w:line="240" w:lineRule="auto"/>
+        <w:jc w:val="both"/>
+        <w:rPr>
+          <w:rFonts w:ascii="Times New Roman" w:eastAsia="Times New Roman" w:hAnsi="Times New Roman" w:cs="Times New Roman"/>
+          <w:b/>
+          <w:sz w:val="24"/>
+          <w:szCs w:val="24"/>
+          <w:lang w:eastAsia="hu-HU"/>
+        </w:rPr>
+      </w:pPr>
+    </w:p>
+    <w:p>
+      <w:pPr>
+        <w:spacing w:before="100" w:beforeAutospacing="1" w:after="100" w:afterAutospacing="1" w:line="240" w:lineRule="auto"/>
+        <w:jc w:val="both"/>
+        <w:rPr>
+          <w:rFonts w:ascii="Times New Roman" w:eastAsia="Times New Roman" w:hAnsi="Times New Roman" w:cs="Times New Roman"/>
+          <w:b/>
+          <w:sz w:val="24"/>
+          <w:szCs w:val="24"/>
+          <w:lang w:eastAsia="hu-HU"/>
+        </w:rPr>
+      </w:pPr>
+    </w:p>
+    <w:p>
+      <w:pPr>
+        <w:spacing w:before="100" w:beforeAutospacing="1" w:after="100" w:afterAutospacing="1" w:line="240" w:lineRule="auto"/>
+        <w:jc w:val="both"/>
+        <w:rPr>
+          <w:rFonts w:ascii="Times New Roman" w:eastAsia="Times New Roman" w:hAnsi="Times New Roman" w:cs="Times New Roman"/>
+          <w:b/>
+          <w:sz w:val="24"/>
+          <w:szCs w:val="24"/>
+          <w:lang w:eastAsia="hu-HU"/>
+        </w:rPr>
+      </w:pPr>
+    </w:p>
+    <w:p>
+      <w:pPr>
+        <w:spacing w:before="100" w:beforeAutospacing="1" w:after="100" w:afterAutospacing="1" w:line="240" w:lineRule="auto"/>
+        <w:jc w:val="both"/>
+        <w:rPr>
+          <w:rFonts w:ascii="Times New Roman" w:eastAsia="Times New Roman" w:hAnsi="Times New Roman" w:cs="Times New Roman"/>
+          <w:b/>
+          <w:sz w:val="24"/>
+          <w:szCs w:val="24"/>
+          <w:lang w:eastAsia="hu-HU"/>
+        </w:rPr>
+      </w:pPr>
+    </w:p>
+    <w:p>
+      <w:pPr>
+        <w:tabs>
+          <w:tab w:val="left" w:pos="3240"/>
+        </w:tabs>
+        <w:spacing w:before="100" w:beforeAutospacing="1" w:after="100" w:afterAutospacing="1" w:line="240" w:lineRule="auto"/>
+        <w:jc w:val="both"/>
+        <w:outlineLvl w:val="1"/>
+        <w:rPr>
+          <w:rFonts w:ascii="Times New Roman" w:eastAsia="Times New Roman" w:hAnsi="Times New Roman" w:cs="Times New Roman"/>
+          <w:b/>
+          <w:bCs/>
+          <w:sz w:val="36"/>
+          <w:szCs w:val="36"/>
+          <w:lang w:eastAsia="hu-HU"/>
+        </w:rPr>
+      </w:pPr>
+      <w:r>
+        <w:rPr>
+          <w:rFonts w:ascii="Times New Roman" w:eastAsia="Times New Roman" w:hAnsi="Times New Roman" w:cs="Times New Roman"/>
+          <w:b/>
+          <w:bCs/>
+          <w:sz w:val="36"/>
+          <w:szCs w:val="36"/>
+          <w:lang w:eastAsia="hu-HU"/>
+        </w:rPr>
+        <w:lastRenderedPageBreak/>
+        <w:t>6</w:t>
+      </w:r>
+      <w:r>
+        <w:rPr>
+          <w:rFonts w:ascii="Times New Roman" w:eastAsia="Times New Roman" w:hAnsi="Times New Roman" w:cs="Times New Roman"/>
+          <w:b/>
+          <w:bCs/>
+          <w:sz w:val="36"/>
+          <w:szCs w:val="36"/>
+          <w:lang w:eastAsia="hu-HU"/>
+        </w:rPr>
+        <w:t>.</w:t>
+      </w:r>
+      <w:r>
+        <w:rPr>
+          <w:rFonts w:ascii="Times New Roman" w:eastAsia="Times New Roman" w:hAnsi="Times New Roman" w:cs="Times New Roman"/>
+          <w:b/>
+          <w:bCs/>
+          <w:sz w:val="36"/>
+          <w:szCs w:val="36"/>
+          <w:lang w:eastAsia="hu-HU"/>
+        </w:rPr>
+        <w:t>5</w:t>
+      </w:r>
+      <w:r>
+        <w:rPr>
+          <w:rFonts w:ascii="Times New Roman" w:eastAsia="Times New Roman" w:hAnsi="Times New Roman" w:cs="Times New Roman"/>
+          <w:b/>
+          <w:bCs/>
+          <w:sz w:val="36"/>
+          <w:szCs w:val="36"/>
+          <w:lang w:eastAsia="hu-HU"/>
+        </w:rPr>
+        <w:t xml:space="preserve"> </w:t>
+      </w:r>
+      <w:r>
+        <w:rPr>
+          <w:rFonts w:ascii="Times New Roman" w:eastAsia="Times New Roman" w:hAnsi="Times New Roman" w:cs="Times New Roman"/>
+          <w:b/>
+          <w:bCs/>
+          <w:sz w:val="36"/>
+          <w:szCs w:val="36"/>
+          <w:lang w:eastAsia="hu-HU"/>
+        </w:rPr>
+        <w:t>Forráskód tesztelése</w:t>
+      </w:r>
+    </w:p>
+    <w:p>
+      <w:pPr>
+        <w:tabs>
+          <w:tab w:val="left" w:pos="3240"/>
+        </w:tabs>
+        <w:spacing w:before="100" w:beforeAutospacing="1" w:after="100" w:afterAutospacing="1" w:line="240" w:lineRule="auto"/>
+        <w:jc w:val="both"/>
+        <w:outlineLvl w:val="1"/>
+        <w:rPr>
+          <w:rFonts w:ascii="Times New Roman" w:eastAsia="Times New Roman" w:hAnsi="Times New Roman" w:cs="Times New Roman"/>
+          <w:b/>
+          <w:bCs/>
+          <w:sz w:val="36"/>
+          <w:szCs w:val="36"/>
+          <w:lang w:eastAsia="hu-HU"/>
+        </w:rPr>
+      </w:pPr>
+      <w:r>
+        <w:rPr>
+          <w:rFonts w:ascii="Times New Roman" w:eastAsia="Times New Roman" w:hAnsi="Times New Roman" w:cs="Times New Roman"/>
+          <w:noProof/>
+          <w:sz w:val="24"/>
+          <w:szCs w:val="24"/>
+          <w:lang w:eastAsia="hu-HU"/>
+        </w:rPr>
+        <w:drawing>
+          <wp:inline distT="0" distB="0" distL="0" distR="0" wp14:anchorId="641A9D79" wp14:editId="6C180CA9">
+            <wp:extent cx="4842908" cy="3876675"/>
+            <wp:effectExtent l="0" t="0" r="0" b="0"/>
+            <wp:docPr id="9" name="Kép 9"/>
+            <wp:cNvGraphicFramePr>
+              <a:graphicFrameLocks xmlns:a="http://schemas.openxmlformats.org/drawingml/2006/main" noChangeAspect="1"/>
+            </wp:cNvGraphicFramePr>
+            <a:graphic xmlns:a="http://schemas.openxmlformats.org/drawingml/2006/main">
+              <a:graphicData uri="http://schemas.openxmlformats.org/drawingml/2006/picture">
+                <pic:pic xmlns:pic="http://schemas.openxmlformats.org/drawingml/2006/picture">
+                  <pic:nvPicPr>
+                    <pic:cNvPr id="1" name=""/>
+                    <pic:cNvPicPr/>
+                  </pic:nvPicPr>
+                  <pic:blipFill>
+                    <a:blip r:embed="rId8"/>
+                    <a:stretch>
+                      <a:fillRect/>
+                    </a:stretch>
+                  </pic:blipFill>
+                  <pic:spPr>
+                    <a:xfrm>
+                      <a:off x="0" y="0"/>
+                      <a:ext cx="4850059" cy="3882399"/>
+                    </a:xfrm>
+                    <a:prstGeom prst="rect">
+                      <a:avLst/>
+                    </a:prstGeom>
+                  </pic:spPr>
+                </pic:pic>
+              </a:graphicData>
+            </a:graphic>
+          </wp:inline>
+        </w:drawing>
+      </w:r>
+    </w:p>
+    <w:p>
+      <w:pPr>
+        <w:pStyle w:val="Nincstrkz"/>
+        <w:rPr>
+          <w:rFonts w:ascii="Times New Roman" w:hAnsi="Times New Roman"/>
+          <w:sz w:val="24"/>
+          <w:lang w:eastAsia="hu-HU"/>
+        </w:rPr>
+      </w:pPr>
+      <w:r>
+        <w:rPr>
+          <w:rFonts w:ascii="Times New Roman" w:hAnsi="Times New Roman"/>
+          <w:sz w:val="24"/>
+          <w:lang w:eastAsia="hu-HU"/>
+        </w:rPr>
+        <w:t xml:space="preserve">Az alábbi forráskódót tesztelését táblázat </w:t>
+      </w:r>
+      <w:proofErr w:type="spellStart"/>
+      <w:r>
+        <w:rPr>
+          <w:rFonts w:ascii="Times New Roman" w:hAnsi="Times New Roman"/>
+          <w:sz w:val="24"/>
+          <w:lang w:eastAsia="hu-HU"/>
+        </w:rPr>
+        <w:t>szerűen</w:t>
+      </w:r>
+      <w:proofErr w:type="spellEnd"/>
+      <w:r>
+        <w:rPr>
+          <w:rFonts w:ascii="Times New Roman" w:hAnsi="Times New Roman"/>
+          <w:sz w:val="24"/>
+          <w:lang w:eastAsia="hu-HU"/>
+        </w:rPr>
+        <w:t xml:space="preserve"> Szalontai László elvégezte egy külön program segítségével! Itt látható az</w:t>
+      </w:r>
+      <w:r>
+        <w:rPr>
+          <w:rFonts w:ascii="Times New Roman" w:hAnsi="Times New Roman"/>
+          <w:sz w:val="24"/>
+          <w:lang w:eastAsia="hu-HU"/>
+        </w:rPr>
+        <w:t xml:space="preserve"> </w:t>
+      </w:r>
+      <w:r>
+        <w:rPr>
+          <w:rFonts w:ascii="Times New Roman" w:hAnsi="Times New Roman"/>
+          <w:sz w:val="24"/>
+          <w:lang w:eastAsia="hu-HU"/>
+        </w:rPr>
+        <w:t>eredménye:</w:t>
+      </w:r>
+    </w:p>
+    <w:p>
+      <w:pPr>
+        <w:pStyle w:val="Nincstrkz"/>
+        <w:rPr>
+          <w:rFonts w:ascii="Times New Roman" w:hAnsi="Times New Roman"/>
+          <w:sz w:val="24"/>
+          <w:u w:val="single"/>
+          <w:lang w:eastAsia="hu-HU"/>
+        </w:rPr>
+      </w:pPr>
+      <w:bookmarkStart w:id="0" w:name="_GoBack"/>
+      <w:bookmarkEnd w:id="0"/>
+    </w:p>
+    <w:tbl>
+      <w:tblPr>
+        <w:tblW w:w="0" w:type="auto"/>
+        <w:tblCellSpacing w:w="15" w:type="dxa"/>
+        <w:tblCellMar>
+          <w:left w:w="0" w:type="dxa"/>
+          <w:right w:w="0" w:type="dxa"/>
+        </w:tblCellMar>
+        <w:tblLook w:val="04A0" w:firstRow="1" w:lastRow="0" w:firstColumn="1" w:lastColumn="0" w:noHBand="0" w:noVBand="1"/>
+      </w:tblPr>
+      <w:tblGrid>
+        <w:gridCol w:w="1964"/>
+        <w:gridCol w:w="1570"/>
+        <w:gridCol w:w="5522"/>
+      </w:tblGrid>
+      <w:tr>
+        <w:trPr>
+          <w:tblHeader/>
+          <w:tblCellSpacing w:w="15" w:type="dxa"/>
+        </w:trPr>
+        <w:tc>
+          <w:tcPr>
+            <w:tcW w:w="0" w:type="auto"/>
+            <w:tcBorders>
+              <w:top w:val="single" w:sz="6" w:space="0" w:color="auto"/>
+              <w:left w:val="single" w:sz="6" w:space="0" w:color="auto"/>
+              <w:bottom w:val="single" w:sz="6" w:space="0" w:color="auto"/>
+              <w:right w:val="single" w:sz="6" w:space="0" w:color="auto"/>
+            </w:tcBorders>
+            <w:tcMar>
+              <w:top w:w="240" w:type="dxa"/>
+              <w:left w:w="0" w:type="dxa"/>
+              <w:bottom w:w="240" w:type="dxa"/>
+              <w:right w:w="180" w:type="dxa"/>
+            </w:tcMar>
+            <w:vAlign w:val="center"/>
+            <w:hideMark/>
+          </w:tcPr>
+          <w:p>
+            <w:pPr>
+              <w:spacing w:after="0" w:line="240" w:lineRule="auto"/>
+              <w:rPr>
+                <w:rFonts w:ascii="Times New Roman" w:eastAsia="Times New Roman" w:hAnsi="Times New Roman" w:cs="Times New Roman"/>
+                <w:color w:val="1F1F1F"/>
+                <w:sz w:val="24"/>
+                <w:szCs w:val="24"/>
+                <w:lang w:eastAsia="hu-HU"/>
+              </w:rPr>
+            </w:pPr>
+            <w:r>
+              <w:rPr>
+                <w:rFonts w:ascii="Times New Roman" w:eastAsia="Times New Roman" w:hAnsi="Times New Roman" w:cs="Times New Roman"/>
+                <w:bCs/>
+                <w:color w:val="1F1F1F"/>
+                <w:sz w:val="24"/>
+                <w:szCs w:val="24"/>
+                <w:bdr w:val="none" w:sz="0" w:space="0" w:color="auto" w:frame="1"/>
+                <w:lang w:eastAsia="hu-HU"/>
+              </w:rPr>
+              <w:t>Funkció / Megoldás</w:t>
+            </w:r>
+          </w:p>
+        </w:tc>
+        <w:tc>
+          <w:tcPr>
+            <w:tcW w:w="0" w:type="auto"/>
+            <w:tcBorders>
+              <w:top w:val="single" w:sz="6" w:space="0" w:color="auto"/>
+              <w:left w:val="single" w:sz="6" w:space="0" w:color="auto"/>
+              <w:bottom w:val="single" w:sz="6" w:space="0" w:color="auto"/>
+              <w:right w:val="single" w:sz="6" w:space="0" w:color="auto"/>
+            </w:tcBorders>
+            <w:tcMar>
+              <w:top w:w="240" w:type="dxa"/>
+              <w:left w:w="0" w:type="dxa"/>
+              <w:bottom w:w="240" w:type="dxa"/>
+              <w:right w:w="180" w:type="dxa"/>
+            </w:tcMar>
+            <w:vAlign w:val="center"/>
+            <w:hideMark/>
+          </w:tcPr>
+          <w:p>
+            <w:pPr>
+              <w:spacing w:after="0" w:line="240" w:lineRule="auto"/>
+              <w:rPr>
+                <w:rFonts w:ascii="Times New Roman" w:eastAsia="Times New Roman" w:hAnsi="Times New Roman" w:cs="Times New Roman"/>
+                <w:color w:val="1F1F1F"/>
+                <w:sz w:val="24"/>
+                <w:szCs w:val="24"/>
+                <w:lang w:eastAsia="hu-HU"/>
+              </w:rPr>
+            </w:pPr>
+            <w:r>
+              <w:rPr>
+                <w:rFonts w:ascii="Times New Roman" w:eastAsia="Times New Roman" w:hAnsi="Times New Roman" w:cs="Times New Roman"/>
+                <w:bCs/>
+                <w:color w:val="1F1F1F"/>
+                <w:sz w:val="24"/>
+                <w:szCs w:val="24"/>
+                <w:bdr w:val="none" w:sz="0" w:space="0" w:color="auto" w:frame="1"/>
+                <w:lang w:eastAsia="hu-HU"/>
+              </w:rPr>
+              <w:t>Eredmény</w:t>
+            </w:r>
+          </w:p>
+        </w:tc>
+        <w:tc>
+          <w:tcPr>
+            <w:tcW w:w="0" w:type="auto"/>
+            <w:tcBorders>
+              <w:top w:val="single" w:sz="6" w:space="0" w:color="auto"/>
+              <w:left w:val="single" w:sz="6" w:space="0" w:color="auto"/>
+              <w:bottom w:val="single" w:sz="6" w:space="0" w:color="auto"/>
+              <w:right w:val="single" w:sz="6" w:space="0" w:color="auto"/>
+            </w:tcBorders>
+            <w:tcMar>
+              <w:top w:w="240" w:type="dxa"/>
+              <w:left w:w="0" w:type="dxa"/>
+              <w:bottom w:w="240" w:type="dxa"/>
+              <w:right w:w="0" w:type="dxa"/>
+            </w:tcMar>
+            <w:vAlign w:val="center"/>
+            <w:hideMark/>
+          </w:tcPr>
+          <w:p>
+            <w:pPr>
+              <w:spacing w:after="0" w:line="240" w:lineRule="auto"/>
+              <w:rPr>
+                <w:rFonts w:ascii="Times New Roman" w:eastAsia="Times New Roman" w:hAnsi="Times New Roman" w:cs="Times New Roman"/>
+                <w:color w:val="1F1F1F"/>
+                <w:sz w:val="24"/>
+                <w:szCs w:val="24"/>
+                <w:lang w:eastAsia="hu-HU"/>
+              </w:rPr>
+            </w:pPr>
+            <w:r>
+              <w:rPr>
+                <w:rFonts w:ascii="Times New Roman" w:eastAsia="Times New Roman" w:hAnsi="Times New Roman" w:cs="Times New Roman"/>
+                <w:bCs/>
+                <w:color w:val="1F1F1F"/>
+                <w:sz w:val="24"/>
+                <w:szCs w:val="24"/>
+                <w:bdr w:val="none" w:sz="0" w:space="0" w:color="auto" w:frame="1"/>
+                <w:lang w:eastAsia="hu-HU"/>
+              </w:rPr>
+              <w:t>Miért jó?</w:t>
+            </w:r>
+          </w:p>
+        </w:tc>
+      </w:tr>
+      <w:tr>
+        <w:trPr>
+          <w:tblCellSpacing w:w="15" w:type="dxa"/>
+        </w:trPr>
+        <w:tc>
+          <w:tcPr>
+            <w:tcW w:w="0" w:type="auto"/>
+            <w:tcBorders>
+              <w:top w:val="single" w:sz="6" w:space="0" w:color="auto"/>
+              <w:left w:val="single" w:sz="6" w:space="0" w:color="auto"/>
+              <w:bottom w:val="single" w:sz="6" w:space="0" w:color="auto"/>
+              <w:right w:val="single" w:sz="6" w:space="0" w:color="auto"/>
+            </w:tcBorders>
+            <w:tcMar>
+              <w:top w:w="240" w:type="dxa"/>
+              <w:left w:w="0" w:type="dxa"/>
+              <w:bottom w:w="240" w:type="dxa"/>
+              <w:right w:w="180" w:type="dxa"/>
+            </w:tcMar>
+            <w:vAlign w:val="center"/>
+            <w:hideMark/>
+          </w:tcPr>
+          <w:p>
+            <w:pPr>
+              <w:spacing w:after="0" w:line="240" w:lineRule="auto"/>
+              <w:rPr>
+                <w:rFonts w:ascii="Times New Roman" w:eastAsia="Times New Roman" w:hAnsi="Times New Roman" w:cs="Times New Roman"/>
+                <w:color w:val="1F1F1F"/>
+                <w:sz w:val="24"/>
+                <w:szCs w:val="24"/>
+                <w:lang w:eastAsia="hu-HU"/>
+              </w:rPr>
+            </w:pPr>
+            <w:r>
+              <w:rPr>
+                <w:rFonts w:ascii="Times New Roman" w:eastAsia="Times New Roman" w:hAnsi="Times New Roman" w:cs="Times New Roman"/>
+                <w:bCs/>
+                <w:color w:val="1F1F1F"/>
+                <w:sz w:val="24"/>
+                <w:szCs w:val="24"/>
+                <w:bdr w:val="none" w:sz="0" w:space="0" w:color="auto" w:frame="1"/>
+                <w:lang w:eastAsia="hu-HU"/>
+              </w:rPr>
+              <w:t xml:space="preserve">SQL </w:t>
+            </w:r>
+            <w:proofErr w:type="spellStart"/>
+            <w:r>
+              <w:rPr>
+                <w:rFonts w:ascii="Times New Roman" w:eastAsia="Times New Roman" w:hAnsi="Times New Roman" w:cs="Times New Roman"/>
+                <w:bCs/>
+                <w:color w:val="1F1F1F"/>
+                <w:sz w:val="24"/>
+                <w:szCs w:val="24"/>
+                <w:bdr w:val="none" w:sz="0" w:space="0" w:color="auto" w:frame="1"/>
+                <w:lang w:eastAsia="hu-HU"/>
+              </w:rPr>
+              <w:t>Injection</w:t>
+            </w:r>
+            <w:proofErr w:type="spellEnd"/>
+            <w:r>
+              <w:rPr>
+                <w:rFonts w:ascii="Times New Roman" w:eastAsia="Times New Roman" w:hAnsi="Times New Roman" w:cs="Times New Roman"/>
+                <w:bCs/>
+                <w:color w:val="1F1F1F"/>
+                <w:sz w:val="24"/>
+                <w:szCs w:val="24"/>
+                <w:bdr w:val="none" w:sz="0" w:space="0" w:color="auto" w:frame="1"/>
+                <w:lang w:eastAsia="hu-HU"/>
+              </w:rPr>
+              <w:t xml:space="preserve"> védelem</w:t>
+            </w:r>
+          </w:p>
+        </w:tc>
+        <w:tc>
+          <w:tcPr>
+            <w:tcW w:w="0" w:type="auto"/>
+            <w:tcBorders>
+              <w:top w:val="single" w:sz="6" w:space="0" w:color="auto"/>
+              <w:left w:val="single" w:sz="6" w:space="0" w:color="auto"/>
+              <w:bottom w:val="single" w:sz="6" w:space="0" w:color="auto"/>
+              <w:right w:val="single" w:sz="6" w:space="0" w:color="auto"/>
+            </w:tcBorders>
+            <w:tcMar>
+              <w:top w:w="240" w:type="dxa"/>
+              <w:left w:w="0" w:type="dxa"/>
+              <w:bottom w:w="240" w:type="dxa"/>
+              <w:right w:w="180" w:type="dxa"/>
+            </w:tcMar>
+            <w:vAlign w:val="center"/>
+            <w:hideMark/>
+          </w:tcPr>
+          <w:p>
+            <w:pPr>
+              <w:spacing w:after="0" w:line="240" w:lineRule="auto"/>
+              <w:rPr>
+                <w:rFonts w:ascii="Times New Roman" w:eastAsia="Times New Roman" w:hAnsi="Times New Roman" w:cs="Times New Roman"/>
+                <w:color w:val="1F1F1F"/>
+                <w:sz w:val="24"/>
+                <w:szCs w:val="24"/>
+                <w:lang w:eastAsia="hu-HU"/>
+              </w:rPr>
+            </w:pPr>
+            <w:r>
+              <w:rPr>
+                <w:rFonts w:ascii="Segoe UI Emoji" w:eastAsia="Times New Roman" w:hAnsi="Segoe UI Emoji" w:cs="Segoe UI Emoji"/>
+                <w:color w:val="1F1F1F"/>
+                <w:sz w:val="24"/>
+                <w:szCs w:val="24"/>
+                <w:bdr w:val="none" w:sz="0" w:space="0" w:color="auto" w:frame="1"/>
+                <w:lang w:eastAsia="hu-HU"/>
+              </w:rPr>
+              <w:t>✅</w:t>
+            </w:r>
+            <w:r>
+              <w:rPr>
+                <w:rFonts w:ascii="Times New Roman" w:eastAsia="Times New Roman" w:hAnsi="Times New Roman" w:cs="Times New Roman"/>
+                <w:color w:val="1F1F1F"/>
+                <w:sz w:val="24"/>
+                <w:szCs w:val="24"/>
+                <w:bdr w:val="none" w:sz="0" w:space="0" w:color="auto" w:frame="1"/>
+                <w:lang w:eastAsia="hu-HU"/>
+              </w:rPr>
+              <w:t xml:space="preserve"> </w:t>
+            </w:r>
+            <w:r>
+              <w:rPr>
+                <w:rFonts w:ascii="Times New Roman" w:eastAsia="Times New Roman" w:hAnsi="Times New Roman" w:cs="Times New Roman"/>
+                <w:bCs/>
+                <w:color w:val="1F1F1F"/>
+                <w:sz w:val="24"/>
+                <w:szCs w:val="24"/>
+                <w:bdr w:val="none" w:sz="0" w:space="0" w:color="auto" w:frame="1"/>
+                <w:lang w:eastAsia="hu-HU"/>
+              </w:rPr>
+              <w:t>Kiváló</w:t>
+            </w:r>
+          </w:p>
+        </w:tc>
+        <w:tc>
+          <w:tcPr>
+            <w:tcW w:w="0" w:type="auto"/>
+            <w:tcBorders>
+              <w:top w:val="single" w:sz="6" w:space="0" w:color="auto"/>
+              <w:left w:val="single" w:sz="6" w:space="0" w:color="auto"/>
+              <w:bottom w:val="single" w:sz="6" w:space="0" w:color="auto"/>
+              <w:right w:val="single" w:sz="6" w:space="0" w:color="auto"/>
+            </w:tcBorders>
+            <w:tcMar>
+              <w:top w:w="240" w:type="dxa"/>
+              <w:left w:w="0" w:type="dxa"/>
+              <w:bottom w:w="240" w:type="dxa"/>
+              <w:right w:w="0" w:type="dxa"/>
+            </w:tcMar>
+            <w:vAlign w:val="center"/>
+            <w:hideMark/>
+          </w:tcPr>
+          <w:p>
+            <w:pPr>
+              <w:spacing w:after="0" w:line="240" w:lineRule="auto"/>
+              <w:rPr>
+                <w:rFonts w:ascii="Times New Roman" w:eastAsia="Times New Roman" w:hAnsi="Times New Roman" w:cs="Times New Roman"/>
+                <w:color w:val="1F1F1F"/>
+                <w:sz w:val="24"/>
+                <w:szCs w:val="24"/>
+                <w:lang w:eastAsia="hu-HU"/>
+              </w:rPr>
+            </w:pPr>
+            <w:r>
+              <w:rPr>
+                <w:rFonts w:ascii="Times New Roman" w:eastAsia="Times New Roman" w:hAnsi="Times New Roman" w:cs="Times New Roman"/>
+                <w:color w:val="1F1F1F"/>
+                <w:sz w:val="24"/>
+                <w:szCs w:val="24"/>
+                <w:bdr w:val="none" w:sz="0" w:space="0" w:color="auto" w:frame="1"/>
+                <w:lang w:eastAsia="hu-HU"/>
+              </w:rPr>
+              <w:t xml:space="preserve">A </w:t>
+            </w:r>
+            <w:r>
+              <w:rPr>
+                <w:rFonts w:ascii="Times New Roman" w:eastAsia="Times New Roman" w:hAnsi="Times New Roman" w:cs="Courier New"/>
+                <w:color w:val="444746"/>
+                <w:sz w:val="24"/>
+                <w:szCs w:val="20"/>
+                <w:bdr w:val="none" w:sz="0" w:space="0" w:color="auto" w:frame="1"/>
+                <w:lang w:eastAsia="hu-HU"/>
+              </w:rPr>
+              <w:t>@email</w:t>
+            </w:r>
+            <w:r>
+              <w:rPr>
+                <w:rFonts w:ascii="Times New Roman" w:eastAsia="Times New Roman" w:hAnsi="Times New Roman" w:cs="Times New Roman"/>
+                <w:color w:val="1F1F1F"/>
+                <w:sz w:val="24"/>
+                <w:szCs w:val="24"/>
+                <w:bdr w:val="none" w:sz="0" w:space="0" w:color="auto" w:frame="1"/>
+                <w:lang w:eastAsia="hu-HU"/>
+              </w:rPr>
+              <w:t xml:space="preserve"> és </w:t>
+            </w:r>
+            <w:r>
+              <w:rPr>
+                <w:rFonts w:ascii="Times New Roman" w:eastAsia="Times New Roman" w:hAnsi="Times New Roman" w:cs="Courier New"/>
+                <w:color w:val="444746"/>
+                <w:sz w:val="24"/>
+                <w:szCs w:val="20"/>
+                <w:bdr w:val="none" w:sz="0" w:space="0" w:color="auto" w:frame="1"/>
+                <w:lang w:eastAsia="hu-HU"/>
+              </w:rPr>
+              <w:t>@</w:t>
+            </w:r>
+            <w:proofErr w:type="spellStart"/>
+            <w:r>
+              <w:rPr>
+                <w:rFonts w:ascii="Times New Roman" w:eastAsia="Times New Roman" w:hAnsi="Times New Roman" w:cs="Courier New"/>
+                <w:color w:val="444746"/>
+                <w:sz w:val="24"/>
+                <w:szCs w:val="20"/>
+                <w:bdr w:val="none" w:sz="0" w:space="0" w:color="auto" w:frame="1"/>
+                <w:lang w:eastAsia="hu-HU"/>
+              </w:rPr>
+              <w:t>password</w:t>
+            </w:r>
+            <w:proofErr w:type="spellEnd"/>
+            <w:r>
+              <w:rPr>
+                <w:rFonts w:ascii="Times New Roman" w:eastAsia="Times New Roman" w:hAnsi="Times New Roman" w:cs="Times New Roman"/>
+                <w:color w:val="1F1F1F"/>
+                <w:sz w:val="24"/>
+                <w:szCs w:val="24"/>
+                <w:bdr w:val="none" w:sz="0" w:space="0" w:color="auto" w:frame="1"/>
+                <w:lang w:eastAsia="hu-HU"/>
+              </w:rPr>
+              <w:t xml:space="preserve"> paraméterek használata profi munka, megvédi az adatbázist a feltörési kísérletektől.</w:t>
+            </w:r>
+          </w:p>
+        </w:tc>
+      </w:tr>
+      <w:tr>
+        <w:trPr>
+          <w:tblCellSpacing w:w="15" w:type="dxa"/>
+        </w:trPr>
+        <w:tc>
+          <w:tcPr>
+            <w:tcW w:w="0" w:type="auto"/>
+            <w:tcBorders>
+              <w:top w:val="single" w:sz="6" w:space="0" w:color="auto"/>
+              <w:left w:val="single" w:sz="6" w:space="0" w:color="auto"/>
+              <w:bottom w:val="single" w:sz="6" w:space="0" w:color="auto"/>
+              <w:right w:val="single" w:sz="6" w:space="0" w:color="auto"/>
+            </w:tcBorders>
+            <w:tcMar>
+              <w:top w:w="240" w:type="dxa"/>
+              <w:left w:w="0" w:type="dxa"/>
+              <w:bottom w:w="240" w:type="dxa"/>
+              <w:right w:w="180" w:type="dxa"/>
+            </w:tcMar>
+            <w:vAlign w:val="center"/>
+            <w:hideMark/>
+          </w:tcPr>
+          <w:p>
+            <w:pPr>
+              <w:spacing w:after="0" w:line="240" w:lineRule="auto"/>
+              <w:rPr>
+                <w:rFonts w:ascii="Times New Roman" w:eastAsia="Times New Roman" w:hAnsi="Times New Roman" w:cs="Times New Roman"/>
+                <w:color w:val="1F1F1F"/>
+                <w:sz w:val="24"/>
+                <w:szCs w:val="24"/>
+                <w:lang w:eastAsia="hu-HU"/>
+              </w:rPr>
+            </w:pPr>
+            <w:r>
+              <w:rPr>
+                <w:rFonts w:ascii="Times New Roman" w:eastAsia="Times New Roman" w:hAnsi="Times New Roman" w:cs="Times New Roman"/>
+                <w:bCs/>
+                <w:color w:val="1F1F1F"/>
+                <w:sz w:val="24"/>
+                <w:szCs w:val="24"/>
+                <w:bdr w:val="none" w:sz="0" w:space="0" w:color="auto" w:frame="1"/>
+                <w:lang w:eastAsia="hu-HU"/>
+              </w:rPr>
+              <w:t>Bemeneti validáció</w:t>
+            </w:r>
+          </w:p>
+        </w:tc>
+        <w:tc>
+          <w:tcPr>
+            <w:tcW w:w="0" w:type="auto"/>
+            <w:tcBorders>
+              <w:top w:val="single" w:sz="6" w:space="0" w:color="auto"/>
+              <w:left w:val="single" w:sz="6" w:space="0" w:color="auto"/>
+              <w:bottom w:val="single" w:sz="6" w:space="0" w:color="auto"/>
+              <w:right w:val="single" w:sz="6" w:space="0" w:color="auto"/>
+            </w:tcBorders>
+            <w:tcMar>
+              <w:top w:w="240" w:type="dxa"/>
+              <w:left w:w="0" w:type="dxa"/>
+              <w:bottom w:w="240" w:type="dxa"/>
+              <w:right w:w="180" w:type="dxa"/>
+            </w:tcMar>
+            <w:vAlign w:val="center"/>
+            <w:hideMark/>
+          </w:tcPr>
+          <w:p>
+            <w:pPr>
+              <w:spacing w:after="0" w:line="240" w:lineRule="auto"/>
+              <w:rPr>
+                <w:rFonts w:ascii="Times New Roman" w:eastAsia="Times New Roman" w:hAnsi="Times New Roman" w:cs="Times New Roman"/>
+                <w:color w:val="1F1F1F"/>
+                <w:sz w:val="24"/>
+                <w:szCs w:val="24"/>
+                <w:lang w:eastAsia="hu-HU"/>
+              </w:rPr>
+            </w:pPr>
+            <w:r>
+              <w:rPr>
+                <w:rFonts w:ascii="Segoe UI Emoji" w:eastAsia="Times New Roman" w:hAnsi="Segoe UI Emoji" w:cs="Segoe UI Emoji"/>
+                <w:color w:val="1F1F1F"/>
+                <w:sz w:val="24"/>
+                <w:szCs w:val="24"/>
+                <w:bdr w:val="none" w:sz="0" w:space="0" w:color="auto" w:frame="1"/>
+                <w:lang w:eastAsia="hu-HU"/>
+              </w:rPr>
+              <w:t>✅</w:t>
+            </w:r>
+            <w:r>
+              <w:rPr>
+                <w:rFonts w:ascii="Times New Roman" w:eastAsia="Times New Roman" w:hAnsi="Times New Roman" w:cs="Times New Roman"/>
+                <w:color w:val="1F1F1F"/>
+                <w:sz w:val="24"/>
+                <w:szCs w:val="24"/>
+                <w:bdr w:val="none" w:sz="0" w:space="0" w:color="auto" w:frame="1"/>
+                <w:lang w:eastAsia="hu-HU"/>
+              </w:rPr>
+              <w:t xml:space="preserve"> </w:t>
+            </w:r>
+            <w:r>
+              <w:rPr>
+                <w:rFonts w:ascii="Times New Roman" w:eastAsia="Times New Roman" w:hAnsi="Times New Roman" w:cs="Times New Roman"/>
+                <w:bCs/>
+                <w:color w:val="1F1F1F"/>
+                <w:sz w:val="24"/>
+                <w:szCs w:val="24"/>
+                <w:bdr w:val="none" w:sz="0" w:space="0" w:color="auto" w:frame="1"/>
+                <w:lang w:eastAsia="hu-HU"/>
+              </w:rPr>
+              <w:t>Hatékony</w:t>
+            </w:r>
+          </w:p>
+        </w:tc>
+        <w:tc>
+          <w:tcPr>
+            <w:tcW w:w="0" w:type="auto"/>
+            <w:tcBorders>
+              <w:top w:val="single" w:sz="6" w:space="0" w:color="auto"/>
+              <w:left w:val="single" w:sz="6" w:space="0" w:color="auto"/>
+              <w:bottom w:val="single" w:sz="6" w:space="0" w:color="auto"/>
+              <w:right w:val="single" w:sz="6" w:space="0" w:color="auto"/>
+            </w:tcBorders>
+            <w:tcMar>
+              <w:top w:w="240" w:type="dxa"/>
+              <w:left w:w="0" w:type="dxa"/>
+              <w:bottom w:w="240" w:type="dxa"/>
+              <w:right w:w="0" w:type="dxa"/>
+            </w:tcMar>
+            <w:vAlign w:val="center"/>
+            <w:hideMark/>
+          </w:tcPr>
+          <w:p>
+            <w:pPr>
+              <w:spacing w:after="0" w:line="240" w:lineRule="auto"/>
+              <w:rPr>
+                <w:rFonts w:ascii="Times New Roman" w:eastAsia="Times New Roman" w:hAnsi="Times New Roman" w:cs="Times New Roman"/>
+                <w:color w:val="1F1F1F"/>
+                <w:sz w:val="24"/>
+                <w:szCs w:val="24"/>
+                <w:lang w:eastAsia="hu-HU"/>
+              </w:rPr>
+            </w:pPr>
+            <w:r>
+              <w:rPr>
+                <w:rFonts w:ascii="Times New Roman" w:eastAsia="Times New Roman" w:hAnsi="Times New Roman" w:cs="Times New Roman"/>
+                <w:color w:val="1F1F1F"/>
+                <w:sz w:val="24"/>
+                <w:szCs w:val="24"/>
+                <w:bdr w:val="none" w:sz="0" w:space="0" w:color="auto" w:frame="1"/>
+                <w:lang w:eastAsia="hu-HU"/>
+              </w:rPr>
+              <w:t xml:space="preserve">Az </w:t>
+            </w:r>
+            <w:proofErr w:type="spellStart"/>
+            <w:r>
+              <w:rPr>
+                <w:rFonts w:ascii="Times New Roman" w:eastAsia="Times New Roman" w:hAnsi="Times New Roman" w:cs="Courier New"/>
+                <w:color w:val="444746"/>
+                <w:sz w:val="24"/>
+                <w:szCs w:val="20"/>
+                <w:bdr w:val="none" w:sz="0" w:space="0" w:color="auto" w:frame="1"/>
+                <w:lang w:eastAsia="hu-HU"/>
+              </w:rPr>
+              <w:t>IsNullOrEmpty</w:t>
+            </w:r>
+            <w:proofErr w:type="spellEnd"/>
+            <w:r>
+              <w:rPr>
+                <w:rFonts w:ascii="Times New Roman" w:eastAsia="Times New Roman" w:hAnsi="Times New Roman" w:cs="Times New Roman"/>
+                <w:color w:val="1F1F1F"/>
+                <w:sz w:val="24"/>
+                <w:szCs w:val="24"/>
+                <w:bdr w:val="none" w:sz="0" w:space="0" w:color="auto" w:frame="1"/>
+                <w:lang w:eastAsia="hu-HU"/>
+              </w:rPr>
+              <w:t xml:space="preserve"> ellenőrzés azonnal megállítja a felesleges folyamatokat, ha hiányzik egy adat.</w:t>
+            </w:r>
+          </w:p>
+        </w:tc>
+      </w:tr>
+      <w:tr>
+        <w:trPr>
+          <w:tblCellSpacing w:w="15" w:type="dxa"/>
+        </w:trPr>
+        <w:tc>
+          <w:tcPr>
+            <w:tcW w:w="0" w:type="auto"/>
+            <w:tcBorders>
+              <w:top w:val="single" w:sz="6" w:space="0" w:color="auto"/>
+              <w:left w:val="single" w:sz="6" w:space="0" w:color="auto"/>
+              <w:bottom w:val="single" w:sz="6" w:space="0" w:color="auto"/>
+              <w:right w:val="single" w:sz="6" w:space="0" w:color="auto"/>
+            </w:tcBorders>
+            <w:tcMar>
+              <w:top w:w="240" w:type="dxa"/>
+              <w:left w:w="0" w:type="dxa"/>
+              <w:bottom w:w="240" w:type="dxa"/>
+              <w:right w:w="180" w:type="dxa"/>
+            </w:tcMar>
+            <w:vAlign w:val="center"/>
+            <w:hideMark/>
+          </w:tcPr>
+          <w:p>
+            <w:pPr>
+              <w:spacing w:after="0" w:line="240" w:lineRule="auto"/>
+              <w:rPr>
+                <w:rFonts w:ascii="Times New Roman" w:eastAsia="Times New Roman" w:hAnsi="Times New Roman" w:cs="Times New Roman"/>
+                <w:color w:val="1F1F1F"/>
+                <w:sz w:val="24"/>
+                <w:szCs w:val="24"/>
+                <w:lang w:eastAsia="hu-HU"/>
+              </w:rPr>
+            </w:pPr>
+            <w:r>
+              <w:rPr>
+                <w:rFonts w:ascii="Times New Roman" w:eastAsia="Times New Roman" w:hAnsi="Times New Roman" w:cs="Times New Roman"/>
+                <w:bCs/>
+                <w:color w:val="1F1F1F"/>
+                <w:sz w:val="24"/>
+                <w:szCs w:val="24"/>
+                <w:bdr w:val="none" w:sz="0" w:space="0" w:color="auto" w:frame="1"/>
+                <w:lang w:eastAsia="hu-HU"/>
+              </w:rPr>
+              <w:t>Felhasználói visszajelzés</w:t>
+            </w:r>
+          </w:p>
+        </w:tc>
+        <w:tc>
+          <w:tcPr>
+            <w:tcW w:w="0" w:type="auto"/>
+            <w:tcBorders>
+              <w:top w:val="single" w:sz="6" w:space="0" w:color="auto"/>
+              <w:left w:val="single" w:sz="6" w:space="0" w:color="auto"/>
+              <w:bottom w:val="single" w:sz="6" w:space="0" w:color="auto"/>
+              <w:right w:val="single" w:sz="6" w:space="0" w:color="auto"/>
+            </w:tcBorders>
+            <w:tcMar>
+              <w:top w:w="240" w:type="dxa"/>
+              <w:left w:w="0" w:type="dxa"/>
+              <w:bottom w:w="240" w:type="dxa"/>
+              <w:right w:w="180" w:type="dxa"/>
+            </w:tcMar>
+            <w:vAlign w:val="center"/>
+            <w:hideMark/>
+          </w:tcPr>
+          <w:p>
+            <w:pPr>
+              <w:spacing w:after="0" w:line="240" w:lineRule="auto"/>
+              <w:rPr>
+                <w:rFonts w:ascii="Times New Roman" w:eastAsia="Times New Roman" w:hAnsi="Times New Roman" w:cs="Times New Roman"/>
+                <w:color w:val="1F1F1F"/>
+                <w:sz w:val="24"/>
+                <w:szCs w:val="24"/>
+                <w:lang w:eastAsia="hu-HU"/>
+              </w:rPr>
+            </w:pPr>
+            <w:r>
+              <w:rPr>
+                <w:rFonts w:ascii="Segoe UI Emoji" w:eastAsia="Times New Roman" w:hAnsi="Segoe UI Emoji" w:cs="Segoe UI Emoji"/>
+                <w:color w:val="1F1F1F"/>
+                <w:sz w:val="24"/>
+                <w:szCs w:val="24"/>
+                <w:bdr w:val="none" w:sz="0" w:space="0" w:color="auto" w:frame="1"/>
+                <w:lang w:eastAsia="hu-HU"/>
+              </w:rPr>
+              <w:t>✅</w:t>
+            </w:r>
+            <w:r>
+              <w:rPr>
+                <w:rFonts w:ascii="Times New Roman" w:eastAsia="Times New Roman" w:hAnsi="Times New Roman" w:cs="Times New Roman"/>
+                <w:color w:val="1F1F1F"/>
+                <w:sz w:val="24"/>
+                <w:szCs w:val="24"/>
+                <w:bdr w:val="none" w:sz="0" w:space="0" w:color="auto" w:frame="1"/>
+                <w:lang w:eastAsia="hu-HU"/>
+              </w:rPr>
+              <w:t xml:space="preserve"> </w:t>
+            </w:r>
+            <w:r>
+              <w:rPr>
+                <w:rFonts w:ascii="Times New Roman" w:eastAsia="Times New Roman" w:hAnsi="Times New Roman" w:cs="Times New Roman"/>
+                <w:bCs/>
+                <w:color w:val="1F1F1F"/>
+                <w:sz w:val="24"/>
+                <w:szCs w:val="24"/>
+                <w:bdr w:val="none" w:sz="0" w:space="0" w:color="auto" w:frame="1"/>
+                <w:lang w:eastAsia="hu-HU"/>
+              </w:rPr>
+              <w:t>Informatív</w:t>
+            </w:r>
+          </w:p>
+        </w:tc>
+        <w:tc>
+          <w:tcPr>
+            <w:tcW w:w="0" w:type="auto"/>
+            <w:tcBorders>
+              <w:top w:val="single" w:sz="6" w:space="0" w:color="auto"/>
+              <w:left w:val="single" w:sz="6" w:space="0" w:color="auto"/>
+              <w:bottom w:val="single" w:sz="6" w:space="0" w:color="auto"/>
+              <w:right w:val="single" w:sz="6" w:space="0" w:color="auto"/>
+            </w:tcBorders>
+            <w:tcMar>
+              <w:top w:w="240" w:type="dxa"/>
+              <w:left w:w="0" w:type="dxa"/>
+              <w:bottom w:w="240" w:type="dxa"/>
+              <w:right w:w="0" w:type="dxa"/>
+            </w:tcMar>
+            <w:vAlign w:val="center"/>
+            <w:hideMark/>
+          </w:tcPr>
+          <w:p>
+            <w:pPr>
+              <w:spacing w:after="0" w:line="240" w:lineRule="auto"/>
+              <w:rPr>
+                <w:rFonts w:ascii="Times New Roman" w:eastAsia="Times New Roman" w:hAnsi="Times New Roman" w:cs="Times New Roman"/>
+                <w:color w:val="1F1F1F"/>
+                <w:sz w:val="24"/>
+                <w:szCs w:val="24"/>
+                <w:lang w:eastAsia="hu-HU"/>
+              </w:rPr>
+            </w:pPr>
+            <w:r>
+              <w:rPr>
+                <w:rFonts w:ascii="Times New Roman" w:eastAsia="Times New Roman" w:hAnsi="Times New Roman" w:cs="Times New Roman"/>
+                <w:color w:val="1F1F1F"/>
+                <w:sz w:val="24"/>
+                <w:szCs w:val="24"/>
+                <w:bdr w:val="none" w:sz="0" w:space="0" w:color="auto" w:frame="1"/>
+                <w:lang w:eastAsia="hu-HU"/>
+              </w:rPr>
+              <w:t xml:space="preserve">A </w:t>
+            </w:r>
+            <w:proofErr w:type="spellStart"/>
+            <w:r>
+              <w:rPr>
+                <w:rFonts w:ascii="Times New Roman" w:eastAsia="Times New Roman" w:hAnsi="Times New Roman" w:cs="Courier New"/>
+                <w:color w:val="444746"/>
+                <w:sz w:val="24"/>
+                <w:szCs w:val="20"/>
+                <w:bdr w:val="none" w:sz="0" w:space="0" w:color="auto" w:frame="1"/>
+                <w:lang w:eastAsia="hu-HU"/>
+              </w:rPr>
+              <w:t>MessageBox</w:t>
+            </w:r>
+            <w:proofErr w:type="spellEnd"/>
+            <w:r>
+              <w:rPr>
+                <w:rFonts w:ascii="Times New Roman" w:eastAsia="Times New Roman" w:hAnsi="Times New Roman" w:cs="Times New Roman"/>
+                <w:color w:val="1F1F1F"/>
+                <w:sz w:val="24"/>
+                <w:szCs w:val="24"/>
+                <w:bdr w:val="none" w:sz="0" w:space="0" w:color="auto" w:frame="1"/>
+                <w:lang w:eastAsia="hu-HU"/>
+              </w:rPr>
+              <w:t xml:space="preserve"> hívások egyértelműek, a felhasználó pontosan tudja, miért nem sikerült a belépés.</w:t>
+            </w:r>
+          </w:p>
+        </w:tc>
+      </w:tr>
+      <w:tr>
+        <w:trPr>
+          <w:tblCellSpacing w:w="15" w:type="dxa"/>
+        </w:trPr>
+        <w:tc>
+          <w:tcPr>
+            <w:tcW w:w="0" w:type="auto"/>
+            <w:tcBorders>
+              <w:top w:val="single" w:sz="6" w:space="0" w:color="auto"/>
+              <w:left w:val="single" w:sz="6" w:space="0" w:color="auto"/>
+              <w:bottom w:val="single" w:sz="6" w:space="0" w:color="auto"/>
+              <w:right w:val="single" w:sz="6" w:space="0" w:color="auto"/>
+            </w:tcBorders>
+            <w:tcMar>
+              <w:top w:w="240" w:type="dxa"/>
+              <w:left w:w="0" w:type="dxa"/>
+              <w:bottom w:w="240" w:type="dxa"/>
+              <w:right w:w="180" w:type="dxa"/>
+            </w:tcMar>
+            <w:vAlign w:val="center"/>
+            <w:hideMark/>
+          </w:tcPr>
+          <w:p>
+            <w:pPr>
+              <w:spacing w:after="0" w:line="240" w:lineRule="auto"/>
+              <w:rPr>
+                <w:rFonts w:ascii="Times New Roman" w:eastAsia="Times New Roman" w:hAnsi="Times New Roman" w:cs="Times New Roman"/>
+                <w:color w:val="1F1F1F"/>
+                <w:sz w:val="24"/>
+                <w:szCs w:val="24"/>
+                <w:lang w:eastAsia="hu-HU"/>
+              </w:rPr>
+            </w:pPr>
+            <w:r>
+              <w:rPr>
+                <w:rFonts w:ascii="Times New Roman" w:eastAsia="Times New Roman" w:hAnsi="Times New Roman" w:cs="Times New Roman"/>
+                <w:bCs/>
+                <w:color w:val="1F1F1F"/>
+                <w:sz w:val="24"/>
+                <w:szCs w:val="24"/>
+                <w:bdr w:val="none" w:sz="0" w:space="0" w:color="auto" w:frame="1"/>
+                <w:lang w:eastAsia="hu-HU"/>
+              </w:rPr>
+              <w:t>Erőforrás lezárás</w:t>
+            </w:r>
+          </w:p>
+        </w:tc>
+        <w:tc>
+          <w:tcPr>
+            <w:tcW w:w="0" w:type="auto"/>
+            <w:tcBorders>
+              <w:top w:val="single" w:sz="6" w:space="0" w:color="auto"/>
+              <w:left w:val="single" w:sz="6" w:space="0" w:color="auto"/>
+              <w:bottom w:val="single" w:sz="6" w:space="0" w:color="auto"/>
+              <w:right w:val="single" w:sz="6" w:space="0" w:color="auto"/>
+            </w:tcBorders>
+            <w:tcMar>
+              <w:top w:w="240" w:type="dxa"/>
+              <w:left w:w="0" w:type="dxa"/>
+              <w:bottom w:w="240" w:type="dxa"/>
+              <w:right w:w="180" w:type="dxa"/>
+            </w:tcMar>
+            <w:vAlign w:val="center"/>
+            <w:hideMark/>
+          </w:tcPr>
+          <w:p>
+            <w:pPr>
+              <w:spacing w:after="0" w:line="240" w:lineRule="auto"/>
+              <w:rPr>
+                <w:rFonts w:ascii="Times New Roman" w:eastAsia="Times New Roman" w:hAnsi="Times New Roman" w:cs="Times New Roman"/>
+                <w:color w:val="1F1F1F"/>
+                <w:sz w:val="24"/>
+                <w:szCs w:val="24"/>
+                <w:lang w:eastAsia="hu-HU"/>
+              </w:rPr>
+            </w:pPr>
+            <w:r>
+              <w:rPr>
+                <w:rFonts w:ascii="Segoe UI Emoji" w:eastAsia="Times New Roman" w:hAnsi="Segoe UI Emoji" w:cs="Segoe UI Emoji"/>
+                <w:color w:val="1F1F1F"/>
+                <w:sz w:val="24"/>
+                <w:szCs w:val="24"/>
+                <w:bdr w:val="none" w:sz="0" w:space="0" w:color="auto" w:frame="1"/>
+                <w:lang w:eastAsia="hu-HU"/>
+              </w:rPr>
+              <w:t>✅</w:t>
+            </w:r>
+            <w:r>
+              <w:rPr>
+                <w:rFonts w:ascii="Times New Roman" w:eastAsia="Times New Roman" w:hAnsi="Times New Roman" w:cs="Times New Roman"/>
+                <w:color w:val="1F1F1F"/>
+                <w:sz w:val="24"/>
+                <w:szCs w:val="24"/>
+                <w:bdr w:val="none" w:sz="0" w:space="0" w:color="auto" w:frame="1"/>
+                <w:lang w:eastAsia="hu-HU"/>
+              </w:rPr>
+              <w:t xml:space="preserve"> </w:t>
+            </w:r>
+            <w:r>
+              <w:rPr>
+                <w:rFonts w:ascii="Times New Roman" w:eastAsia="Times New Roman" w:hAnsi="Times New Roman" w:cs="Times New Roman"/>
+                <w:bCs/>
+                <w:color w:val="1F1F1F"/>
+                <w:sz w:val="24"/>
+                <w:szCs w:val="24"/>
+                <w:bdr w:val="none" w:sz="0" w:space="0" w:color="auto" w:frame="1"/>
+                <w:lang w:eastAsia="hu-HU"/>
+              </w:rPr>
+              <w:t>Biztonságos</w:t>
+            </w:r>
+          </w:p>
+        </w:tc>
+        <w:tc>
+          <w:tcPr>
+            <w:tcW w:w="0" w:type="auto"/>
+            <w:tcBorders>
+              <w:top w:val="single" w:sz="6" w:space="0" w:color="auto"/>
+              <w:left w:val="single" w:sz="6" w:space="0" w:color="auto"/>
+              <w:bottom w:val="single" w:sz="6" w:space="0" w:color="auto"/>
+              <w:right w:val="single" w:sz="6" w:space="0" w:color="auto"/>
+            </w:tcBorders>
+            <w:tcMar>
+              <w:top w:w="240" w:type="dxa"/>
+              <w:left w:w="0" w:type="dxa"/>
+              <w:bottom w:w="240" w:type="dxa"/>
+              <w:right w:w="0" w:type="dxa"/>
+            </w:tcMar>
+            <w:vAlign w:val="center"/>
+            <w:hideMark/>
+          </w:tcPr>
+          <w:p>
+            <w:pPr>
+              <w:spacing w:after="0" w:line="240" w:lineRule="auto"/>
+              <w:rPr>
+                <w:rFonts w:ascii="Times New Roman" w:eastAsia="Times New Roman" w:hAnsi="Times New Roman" w:cs="Times New Roman"/>
+                <w:color w:val="1F1F1F"/>
+                <w:sz w:val="24"/>
+                <w:szCs w:val="24"/>
+                <w:lang w:eastAsia="hu-HU"/>
+              </w:rPr>
+            </w:pPr>
+            <w:r>
+              <w:rPr>
+                <w:rFonts w:ascii="Times New Roman" w:eastAsia="Times New Roman" w:hAnsi="Times New Roman" w:cs="Times New Roman"/>
+                <w:color w:val="1F1F1F"/>
+                <w:sz w:val="24"/>
+                <w:szCs w:val="24"/>
+                <w:bdr w:val="none" w:sz="0" w:space="0" w:color="auto" w:frame="1"/>
+                <w:lang w:eastAsia="hu-HU"/>
+              </w:rPr>
+              <w:t xml:space="preserve">A </w:t>
+            </w:r>
+            <w:proofErr w:type="spellStart"/>
+            <w:r>
+              <w:rPr>
+                <w:rFonts w:ascii="Times New Roman" w:eastAsia="Times New Roman" w:hAnsi="Times New Roman" w:cs="Courier New"/>
+                <w:color w:val="444746"/>
+                <w:sz w:val="24"/>
+                <w:szCs w:val="20"/>
+                <w:bdr w:val="none" w:sz="0" w:space="0" w:color="auto" w:frame="1"/>
+                <w:lang w:eastAsia="hu-HU"/>
+              </w:rPr>
+              <w:t>finally</w:t>
+            </w:r>
+            <w:proofErr w:type="spellEnd"/>
+            <w:r>
+              <w:rPr>
+                <w:rFonts w:ascii="Times New Roman" w:eastAsia="Times New Roman" w:hAnsi="Times New Roman" w:cs="Times New Roman"/>
+                <w:color w:val="1F1F1F"/>
+                <w:sz w:val="24"/>
+                <w:szCs w:val="24"/>
+                <w:bdr w:val="none" w:sz="0" w:space="0" w:color="auto" w:frame="1"/>
+                <w:lang w:eastAsia="hu-HU"/>
+              </w:rPr>
+              <w:t xml:space="preserve"> ágban lévő </w:t>
+            </w:r>
+            <w:proofErr w:type="spellStart"/>
+            <w:proofErr w:type="gramStart"/>
+            <w:r>
+              <w:rPr>
+                <w:rFonts w:ascii="Times New Roman" w:eastAsia="Times New Roman" w:hAnsi="Times New Roman" w:cs="Courier New"/>
+                <w:color w:val="444746"/>
+                <w:sz w:val="24"/>
+                <w:szCs w:val="20"/>
+                <w:bdr w:val="none" w:sz="0" w:space="0" w:color="auto" w:frame="1"/>
+                <w:lang w:eastAsia="hu-HU"/>
+              </w:rPr>
+              <w:t>connection.Close</w:t>
+            </w:r>
+            <w:proofErr w:type="spellEnd"/>
+            <w:proofErr w:type="gramEnd"/>
+            <w:r>
+              <w:rPr>
+                <w:rFonts w:ascii="Times New Roman" w:eastAsia="Times New Roman" w:hAnsi="Times New Roman" w:cs="Courier New"/>
+                <w:color w:val="444746"/>
+                <w:sz w:val="24"/>
+                <w:szCs w:val="20"/>
+                <w:bdr w:val="none" w:sz="0" w:space="0" w:color="auto" w:frame="1"/>
+                <w:lang w:eastAsia="hu-HU"/>
+              </w:rPr>
+              <w:t>()</w:t>
+            </w:r>
+            <w:r>
+              <w:rPr>
+                <w:rFonts w:ascii="Times New Roman" w:eastAsia="Times New Roman" w:hAnsi="Times New Roman" w:cs="Times New Roman"/>
+                <w:color w:val="1F1F1F"/>
+                <w:sz w:val="24"/>
+                <w:szCs w:val="24"/>
+                <w:bdr w:val="none" w:sz="0" w:space="0" w:color="auto" w:frame="1"/>
+                <w:lang w:eastAsia="hu-HU"/>
+              </w:rPr>
+              <w:t xml:space="preserve"> garantálja, hogy az adatbázis kapcsolat nem marad nyitva feleslegesen.</w:t>
+            </w:r>
+          </w:p>
+        </w:tc>
+      </w:tr>
+      <w:tr>
+        <w:trPr>
+          <w:tblCellSpacing w:w="15" w:type="dxa"/>
+        </w:trPr>
+        <w:tc>
+          <w:tcPr>
+            <w:tcW w:w="0" w:type="auto"/>
+            <w:tcBorders>
+              <w:top w:val="single" w:sz="6" w:space="0" w:color="auto"/>
+              <w:left w:val="single" w:sz="6" w:space="0" w:color="auto"/>
+              <w:bottom w:val="single" w:sz="6" w:space="0" w:color="auto"/>
+              <w:right w:val="single" w:sz="6" w:space="0" w:color="auto"/>
+            </w:tcBorders>
+            <w:tcMar>
+              <w:top w:w="240" w:type="dxa"/>
+              <w:left w:w="0" w:type="dxa"/>
+              <w:bottom w:w="240" w:type="dxa"/>
+              <w:right w:w="180" w:type="dxa"/>
+            </w:tcMar>
+            <w:vAlign w:val="center"/>
+            <w:hideMark/>
+          </w:tcPr>
+          <w:p>
+            <w:pPr>
+              <w:spacing w:after="0" w:line="240" w:lineRule="auto"/>
+              <w:rPr>
+                <w:rFonts w:ascii="Times New Roman" w:eastAsia="Times New Roman" w:hAnsi="Times New Roman" w:cs="Times New Roman"/>
+                <w:color w:val="1F1F1F"/>
+                <w:sz w:val="24"/>
+                <w:szCs w:val="24"/>
+                <w:lang w:eastAsia="hu-HU"/>
+              </w:rPr>
+            </w:pPr>
+            <w:r>
+              <w:rPr>
+                <w:rFonts w:ascii="Times New Roman" w:eastAsia="Times New Roman" w:hAnsi="Times New Roman" w:cs="Times New Roman"/>
+                <w:bCs/>
+                <w:color w:val="1F1F1F"/>
+                <w:sz w:val="24"/>
+                <w:szCs w:val="24"/>
+                <w:bdr w:val="none" w:sz="0" w:space="0" w:color="auto" w:frame="1"/>
+                <w:lang w:eastAsia="hu-HU"/>
+              </w:rPr>
+              <w:lastRenderedPageBreak/>
+              <w:t>Kód olvashatóság</w:t>
+            </w:r>
+          </w:p>
+        </w:tc>
+        <w:tc>
+          <w:tcPr>
+            <w:tcW w:w="0" w:type="auto"/>
+            <w:tcBorders>
+              <w:top w:val="single" w:sz="6" w:space="0" w:color="auto"/>
+              <w:left w:val="single" w:sz="6" w:space="0" w:color="auto"/>
+              <w:bottom w:val="single" w:sz="6" w:space="0" w:color="auto"/>
+              <w:right w:val="single" w:sz="6" w:space="0" w:color="auto"/>
+            </w:tcBorders>
+            <w:tcMar>
+              <w:top w:w="240" w:type="dxa"/>
+              <w:left w:w="0" w:type="dxa"/>
+              <w:bottom w:w="240" w:type="dxa"/>
+              <w:right w:w="180" w:type="dxa"/>
+            </w:tcMar>
+            <w:vAlign w:val="center"/>
+            <w:hideMark/>
+          </w:tcPr>
+          <w:p>
+            <w:pPr>
+              <w:spacing w:after="0" w:line="240" w:lineRule="auto"/>
+              <w:rPr>
+                <w:rFonts w:ascii="Times New Roman" w:eastAsia="Times New Roman" w:hAnsi="Times New Roman" w:cs="Times New Roman"/>
+                <w:color w:val="1F1F1F"/>
+                <w:sz w:val="24"/>
+                <w:szCs w:val="24"/>
+                <w:lang w:eastAsia="hu-HU"/>
+              </w:rPr>
+            </w:pPr>
+            <w:r>
+              <w:rPr>
+                <w:rFonts w:ascii="Segoe UI Emoji" w:eastAsia="Times New Roman" w:hAnsi="Segoe UI Emoji" w:cs="Segoe UI Emoji"/>
+                <w:color w:val="1F1F1F"/>
+                <w:sz w:val="24"/>
+                <w:szCs w:val="24"/>
+                <w:bdr w:val="none" w:sz="0" w:space="0" w:color="auto" w:frame="1"/>
+                <w:lang w:eastAsia="hu-HU"/>
+              </w:rPr>
+              <w:t>✅</w:t>
+            </w:r>
+            <w:r>
+              <w:rPr>
+                <w:rFonts w:ascii="Times New Roman" w:eastAsia="Times New Roman" w:hAnsi="Times New Roman" w:cs="Times New Roman"/>
+                <w:color w:val="1F1F1F"/>
+                <w:sz w:val="24"/>
+                <w:szCs w:val="24"/>
+                <w:bdr w:val="none" w:sz="0" w:space="0" w:color="auto" w:frame="1"/>
+                <w:lang w:eastAsia="hu-HU"/>
+              </w:rPr>
+              <w:t xml:space="preserve"> </w:t>
+            </w:r>
+            <w:r>
+              <w:rPr>
+                <w:rFonts w:ascii="Times New Roman" w:eastAsia="Times New Roman" w:hAnsi="Times New Roman" w:cs="Times New Roman"/>
+                <w:bCs/>
+                <w:color w:val="1F1F1F"/>
+                <w:sz w:val="24"/>
+                <w:szCs w:val="24"/>
+                <w:bdr w:val="none" w:sz="0" w:space="0" w:color="auto" w:frame="1"/>
+                <w:lang w:eastAsia="hu-HU"/>
+              </w:rPr>
+              <w:t>Tiszta</w:t>
+            </w:r>
+          </w:p>
+        </w:tc>
+        <w:tc>
+          <w:tcPr>
+            <w:tcW w:w="0" w:type="auto"/>
+            <w:tcBorders>
+              <w:top w:val="single" w:sz="6" w:space="0" w:color="auto"/>
+              <w:left w:val="single" w:sz="6" w:space="0" w:color="auto"/>
+              <w:bottom w:val="single" w:sz="6" w:space="0" w:color="auto"/>
+              <w:right w:val="single" w:sz="6" w:space="0" w:color="auto"/>
+            </w:tcBorders>
+            <w:tcMar>
+              <w:top w:w="240" w:type="dxa"/>
+              <w:left w:w="0" w:type="dxa"/>
+              <w:bottom w:w="240" w:type="dxa"/>
+              <w:right w:w="0" w:type="dxa"/>
+            </w:tcMar>
+            <w:vAlign w:val="center"/>
+            <w:hideMark/>
+          </w:tcPr>
+          <w:p>
+            <w:pPr>
+              <w:spacing w:after="0" w:line="240" w:lineRule="auto"/>
+              <w:rPr>
+                <w:rFonts w:ascii="Times New Roman" w:eastAsia="Times New Roman" w:hAnsi="Times New Roman" w:cs="Times New Roman"/>
+                <w:color w:val="1F1F1F"/>
+                <w:sz w:val="24"/>
+                <w:szCs w:val="24"/>
+                <w:lang w:eastAsia="hu-HU"/>
+              </w:rPr>
+            </w:pPr>
+            <w:r>
+              <w:rPr>
+                <w:rFonts w:ascii="Times New Roman" w:eastAsia="Times New Roman" w:hAnsi="Times New Roman" w:cs="Times New Roman"/>
+                <w:color w:val="1F1F1F"/>
+                <w:sz w:val="24"/>
+                <w:szCs w:val="24"/>
+                <w:bdr w:val="none" w:sz="0" w:space="0" w:color="auto" w:frame="1"/>
+                <w:lang w:eastAsia="hu-HU"/>
+              </w:rPr>
+              <w:t xml:space="preserve">A </w:t>
+            </w:r>
+            <w:proofErr w:type="spellStart"/>
+            <w:r>
+              <w:rPr>
+                <w:rFonts w:ascii="Times New Roman" w:eastAsia="Times New Roman" w:hAnsi="Times New Roman" w:cs="Times New Roman"/>
+                <w:color w:val="1F1F1F"/>
+                <w:sz w:val="24"/>
+                <w:szCs w:val="24"/>
+                <w:bdr w:val="none" w:sz="0" w:space="0" w:color="auto" w:frame="1"/>
+                <w:lang w:eastAsia="hu-HU"/>
+              </w:rPr>
+              <w:t>kommentezés</w:t>
+            </w:r>
+            <w:proofErr w:type="spellEnd"/>
+            <w:r>
+              <w:rPr>
+                <w:rFonts w:ascii="Times New Roman" w:eastAsia="Times New Roman" w:hAnsi="Times New Roman" w:cs="Times New Roman"/>
+                <w:color w:val="1F1F1F"/>
+                <w:sz w:val="24"/>
+                <w:szCs w:val="24"/>
+                <w:bdr w:val="none" w:sz="0" w:space="0" w:color="auto" w:frame="1"/>
+                <w:lang w:eastAsia="hu-HU"/>
+              </w:rPr>
+              <w:t xml:space="preserve"> és az elnevezések (pl. </w:t>
+            </w:r>
+            <w:proofErr w:type="spellStart"/>
+            <w:r>
+              <w:rPr>
+                <w:rFonts w:ascii="Times New Roman" w:eastAsia="Times New Roman" w:hAnsi="Times New Roman" w:cs="Courier New"/>
+                <w:color w:val="444746"/>
+                <w:sz w:val="24"/>
+                <w:szCs w:val="20"/>
+                <w:bdr w:val="none" w:sz="0" w:space="0" w:color="auto" w:frame="1"/>
+                <w:lang w:eastAsia="hu-HU"/>
+              </w:rPr>
+              <w:t>count</w:t>
+            </w:r>
+            <w:proofErr w:type="spellEnd"/>
+            <w:r>
+              <w:rPr>
+                <w:rFonts w:ascii="Times New Roman" w:eastAsia="Times New Roman" w:hAnsi="Times New Roman" w:cs="Times New Roman"/>
+                <w:color w:val="1F1F1F"/>
+                <w:sz w:val="24"/>
+                <w:szCs w:val="24"/>
+                <w:bdr w:val="none" w:sz="0" w:space="0" w:color="auto" w:frame="1"/>
+                <w:lang w:eastAsia="hu-HU"/>
+              </w:rPr>
+              <w:t xml:space="preserve">, </w:t>
+            </w:r>
+            <w:r>
+              <w:rPr>
+                <w:rFonts w:ascii="Times New Roman" w:eastAsia="Times New Roman" w:hAnsi="Times New Roman" w:cs="Courier New"/>
+                <w:color w:val="444746"/>
+                <w:sz w:val="24"/>
+                <w:szCs w:val="20"/>
+                <w:bdr w:val="none" w:sz="0" w:space="0" w:color="auto" w:frame="1"/>
+                <w:lang w:eastAsia="hu-HU"/>
+              </w:rPr>
+              <w:t>cmd</w:t>
+            </w:r>
+            <w:r>
+              <w:rPr>
+                <w:rFonts w:ascii="Times New Roman" w:eastAsia="Times New Roman" w:hAnsi="Times New Roman" w:cs="Times New Roman"/>
+                <w:color w:val="1F1F1F"/>
+                <w:sz w:val="24"/>
+                <w:szCs w:val="24"/>
+                <w:bdr w:val="none" w:sz="0" w:space="0" w:color="auto" w:frame="1"/>
+                <w:lang w:eastAsia="hu-HU"/>
+              </w:rPr>
+              <w:t>) érthetőek, a kód könnyen átlátható más fejlesztők számára is.</w:t>
+            </w:r>
+          </w:p>
+        </w:tc>
+      </w:tr>
+      <w:tr>
+        <w:trPr>
+          <w:tblCellSpacing w:w="15" w:type="dxa"/>
+        </w:trPr>
+        <w:tc>
+          <w:tcPr>
+            <w:tcW w:w="0" w:type="auto"/>
+            <w:tcBorders>
+              <w:top w:val="single" w:sz="6" w:space="0" w:color="auto"/>
+              <w:left w:val="single" w:sz="6" w:space="0" w:color="auto"/>
+              <w:bottom w:val="single" w:sz="6" w:space="0" w:color="auto"/>
+              <w:right w:val="single" w:sz="6" w:space="0" w:color="auto"/>
+            </w:tcBorders>
+            <w:tcMar>
+              <w:top w:w="240" w:type="dxa"/>
+              <w:left w:w="0" w:type="dxa"/>
+              <w:bottom w:w="240" w:type="dxa"/>
+              <w:right w:w="180" w:type="dxa"/>
+            </w:tcMar>
+            <w:vAlign w:val="center"/>
+            <w:hideMark/>
+          </w:tcPr>
+          <w:p>
+            <w:pPr>
+              <w:spacing w:after="0" w:line="240" w:lineRule="auto"/>
+              <w:rPr>
+                <w:rFonts w:ascii="Times New Roman" w:eastAsia="Times New Roman" w:hAnsi="Times New Roman" w:cs="Times New Roman"/>
+                <w:color w:val="1F1F1F"/>
+                <w:sz w:val="24"/>
+                <w:szCs w:val="24"/>
+                <w:lang w:eastAsia="hu-HU"/>
+              </w:rPr>
+            </w:pPr>
+            <w:r>
+              <w:rPr>
+                <w:rFonts w:ascii="Times New Roman" w:eastAsia="Times New Roman" w:hAnsi="Times New Roman" w:cs="Times New Roman"/>
+                <w:bCs/>
+                <w:color w:val="1F1F1F"/>
+                <w:sz w:val="24"/>
+                <w:szCs w:val="24"/>
+                <w:bdr w:val="none" w:sz="0" w:space="0" w:color="auto" w:frame="1"/>
+                <w:lang w:eastAsia="hu-HU"/>
+              </w:rPr>
+              <w:t>Hibakezelés</w:t>
+            </w:r>
+          </w:p>
+        </w:tc>
+        <w:tc>
+          <w:tcPr>
+            <w:tcW w:w="0" w:type="auto"/>
+            <w:tcBorders>
+              <w:top w:val="single" w:sz="6" w:space="0" w:color="auto"/>
+              <w:left w:val="single" w:sz="6" w:space="0" w:color="auto"/>
+              <w:bottom w:val="single" w:sz="6" w:space="0" w:color="auto"/>
+              <w:right w:val="single" w:sz="6" w:space="0" w:color="auto"/>
+            </w:tcBorders>
+            <w:tcMar>
+              <w:top w:w="240" w:type="dxa"/>
+              <w:left w:w="0" w:type="dxa"/>
+              <w:bottom w:w="240" w:type="dxa"/>
+              <w:right w:w="180" w:type="dxa"/>
+            </w:tcMar>
+            <w:vAlign w:val="center"/>
+            <w:hideMark/>
+          </w:tcPr>
+          <w:p>
+            <w:pPr>
+              <w:spacing w:after="0" w:line="240" w:lineRule="auto"/>
+              <w:rPr>
+                <w:rFonts w:ascii="Times New Roman" w:eastAsia="Times New Roman" w:hAnsi="Times New Roman" w:cs="Times New Roman"/>
+                <w:color w:val="1F1F1F"/>
+                <w:sz w:val="24"/>
+                <w:szCs w:val="24"/>
+                <w:lang w:eastAsia="hu-HU"/>
+              </w:rPr>
+            </w:pPr>
+            <w:r>
+              <w:rPr>
+                <w:rFonts w:ascii="Segoe UI Emoji" w:eastAsia="Times New Roman" w:hAnsi="Segoe UI Emoji" w:cs="Segoe UI Emoji"/>
+                <w:color w:val="1F1F1F"/>
+                <w:sz w:val="24"/>
+                <w:szCs w:val="24"/>
+                <w:bdr w:val="none" w:sz="0" w:space="0" w:color="auto" w:frame="1"/>
+                <w:lang w:eastAsia="hu-HU"/>
+              </w:rPr>
+              <w:t>✅</w:t>
+            </w:r>
+            <w:r>
+              <w:rPr>
+                <w:rFonts w:ascii="Times New Roman" w:eastAsia="Times New Roman" w:hAnsi="Times New Roman" w:cs="Times New Roman"/>
+                <w:color w:val="1F1F1F"/>
+                <w:sz w:val="24"/>
+                <w:szCs w:val="24"/>
+                <w:bdr w:val="none" w:sz="0" w:space="0" w:color="auto" w:frame="1"/>
+                <w:lang w:eastAsia="hu-HU"/>
+              </w:rPr>
+              <w:t xml:space="preserve"> </w:t>
+            </w:r>
+            <w:r>
+              <w:rPr>
+                <w:rFonts w:ascii="Times New Roman" w:eastAsia="Times New Roman" w:hAnsi="Times New Roman" w:cs="Times New Roman"/>
+                <w:bCs/>
+                <w:color w:val="1F1F1F"/>
+                <w:sz w:val="24"/>
+                <w:szCs w:val="24"/>
+                <w:bdr w:val="none" w:sz="0" w:space="0" w:color="auto" w:frame="1"/>
+                <w:lang w:eastAsia="hu-HU"/>
+              </w:rPr>
+              <w:t>Stabil</w:t>
+            </w:r>
+          </w:p>
+        </w:tc>
+        <w:tc>
+          <w:tcPr>
+            <w:tcW w:w="0" w:type="auto"/>
+            <w:tcBorders>
+              <w:top w:val="single" w:sz="6" w:space="0" w:color="auto"/>
+              <w:left w:val="single" w:sz="6" w:space="0" w:color="auto"/>
+              <w:bottom w:val="single" w:sz="6" w:space="0" w:color="auto"/>
+              <w:right w:val="single" w:sz="6" w:space="0" w:color="auto"/>
+            </w:tcBorders>
+            <w:tcMar>
+              <w:top w:w="240" w:type="dxa"/>
+              <w:left w:w="0" w:type="dxa"/>
+              <w:bottom w:w="240" w:type="dxa"/>
+              <w:right w:w="0" w:type="dxa"/>
+            </w:tcMar>
+            <w:vAlign w:val="center"/>
+            <w:hideMark/>
+          </w:tcPr>
+          <w:p>
+            <w:pPr>
+              <w:spacing w:after="0" w:line="240" w:lineRule="auto"/>
+              <w:rPr>
+                <w:rFonts w:ascii="Times New Roman" w:eastAsia="Times New Roman" w:hAnsi="Times New Roman" w:cs="Times New Roman"/>
+                <w:color w:val="1F1F1F"/>
+                <w:sz w:val="24"/>
+                <w:szCs w:val="24"/>
+                <w:lang w:eastAsia="hu-HU"/>
+              </w:rPr>
+            </w:pPr>
+            <w:r>
+              <w:rPr>
+                <w:rFonts w:ascii="Times New Roman" w:eastAsia="Times New Roman" w:hAnsi="Times New Roman" w:cs="Times New Roman"/>
+                <w:color w:val="1F1F1F"/>
+                <w:sz w:val="24"/>
+                <w:szCs w:val="24"/>
+                <w:bdr w:val="none" w:sz="0" w:space="0" w:color="auto" w:frame="1"/>
+                <w:lang w:eastAsia="hu-HU"/>
+              </w:rPr>
+              <w:t xml:space="preserve">A </w:t>
+            </w:r>
+            <w:proofErr w:type="spellStart"/>
+            <w:r>
+              <w:rPr>
+                <w:rFonts w:ascii="Times New Roman" w:eastAsia="Times New Roman" w:hAnsi="Times New Roman" w:cs="Courier New"/>
+                <w:color w:val="444746"/>
+                <w:sz w:val="24"/>
+                <w:szCs w:val="20"/>
+                <w:bdr w:val="none" w:sz="0" w:space="0" w:color="auto" w:frame="1"/>
+                <w:lang w:eastAsia="hu-HU"/>
+              </w:rPr>
+              <w:t>try-catch</w:t>
+            </w:r>
+            <w:proofErr w:type="spellEnd"/>
+            <w:r>
+              <w:rPr>
+                <w:rFonts w:ascii="Times New Roman" w:eastAsia="Times New Roman" w:hAnsi="Times New Roman" w:cs="Times New Roman"/>
+                <w:color w:val="1F1F1F"/>
+                <w:sz w:val="24"/>
+                <w:szCs w:val="24"/>
+                <w:bdr w:val="none" w:sz="0" w:space="0" w:color="auto" w:frame="1"/>
+                <w:lang w:eastAsia="hu-HU"/>
+              </w:rPr>
+              <w:t xml:space="preserve"> blokk használata biztosítja, hogy egy váratlan hiba ne "fagyassza ki" az egész alkalmazást.</w:t>
+            </w:r>
+          </w:p>
+        </w:tc>
+      </w:tr>
+    </w:tbl>
+    <w:p>
+      <w:pPr>
+        <w:tabs>
+          <w:tab w:val="left" w:pos="3240"/>
+        </w:tabs>
+        <w:spacing w:before="100" w:beforeAutospacing="1" w:after="100" w:afterAutospacing="1" w:line="240" w:lineRule="auto"/>
+        <w:jc w:val="both"/>
+        <w:outlineLvl w:val="1"/>
+        <w:rPr>
+          <w:rFonts w:eastAsia="Times New Roman" w:cs="Times New Roman"/>
+          <w:bCs/>
+          <w:sz w:val="24"/>
+          <w:szCs w:val="24"/>
+          <w:u w:val="single"/>
+          <w:lang w:eastAsia="hu-HU"/>
+        </w:rPr>
+      </w:pPr>
+    </w:p>
+    <w:p>
+      <w:pPr>
+        <w:spacing w:before="100" w:beforeAutospacing="1" w:after="100" w:afterAutospacing="1" w:line="240" w:lineRule="auto"/>
+        <w:jc w:val="both"/>
         <w:outlineLvl w:val="0"/>
         <w:rPr>
           <w:rFonts w:ascii="Times New Roman" w:eastAsia="Times New Roman" w:hAnsi="Times New Roman" w:cs="Times New Roman"/>
@@ -3855,7 +5654,19 @@
           <w:szCs w:val="48"/>
           <w:lang w:eastAsia="hu-HU"/>
         </w:rPr>
-        <w:t>. Csapaton belüli munkamegosztás</w:t>
+        <w:t>. Csapaton belüli munkamegosztá</w:t>
+      </w:r>
+      <w:r>
+        <w:rPr>
+          <w:rFonts w:ascii="Times New Roman" w:eastAsia="Times New Roman" w:hAnsi="Times New Roman" w:cs="Times New Roman"/>
+          <w:b/>
+          <w:bCs/>
+          <w:kern w:val="36"/>
+          <w:sz w:val="48"/>
+          <w:szCs w:val="48"/>
+          <w:lang w:eastAsia="hu-HU"/>
+        </w:rPr>
+        <w:t>s</w:t>
       </w:r>
     </w:p>
     <w:p>
@@ -4240,8 +6051,6 @@
         </w:rPr>
         <w:t>8</w:t>
       </w:r>
-      <w:bookmarkStart w:id="0" w:name="_GoBack"/>
-      <w:bookmarkEnd w:id="0"/>
       <w:r>
         <w:rPr>
           <w:rFonts w:ascii="Times New Roman" w:eastAsia="Times New Roman" w:hAnsi="Times New Roman" w:cs="Times New Roman"/>
@@ -4334,7 +6143,6 @@
           <w:szCs w:val="24"/>
           <w:lang w:eastAsia="hu-HU"/>
         </w:rPr>
-        <w:lastRenderedPageBreak/>
         <w:t>A WPF grafikus felhasználói felületnek köszönhetően az adminisztrátorok gyorsan és hatékonyan végezhetik el a könyvek kezelésével kapcsolatos feladatokat.</w:t>
       </w:r>
     </w:p>
@@ -4381,6 +6189,7 @@
           <w:szCs w:val="24"/>
           <w:lang w:eastAsia="hu-HU"/>
         </w:rPr>
+        <w:lastRenderedPageBreak/>
         <w:t>a könyvek egyszerű kezelését,</w:t>
       </w:r>
     </w:p>
@@ -4472,6 +6281,56 @@
     </w:sectPr>
   </w:body>
 </w:document>
+</file>
+
+<file path=word/endnotes.xml><?xml version="1.0" encoding="utf-8"?>
+<w:endnotes xmlns:wpc="http://schemas.microsoft.com/office/word/2010/wordprocessingCanvas" xmlns:cx="http://schemas.microsoft.com/office/drawing/2014/chartex" xmlns:cx1="http://schemas.microsoft.com/office/drawing/2015/9/8/chartex" xmlns:cx2="http://schemas.microsoft.com/office/drawing/2015/10/21/chartex" xmlns:cx3="http://schemas.microsoft.com/office/drawing/2016/5/9/chartex" xmlns:cx4="http://schemas.microsoft.com/office/drawing/2016/5/10/chartex" xmlns:cx5="http://schemas.microsoft.com/office/drawing/2016/5/11/chartex" xmlns:cx6="http://schemas.microsoft.com/office/drawing/2016/5/12/chartex" xmlns:cx7="http://schemas.microsoft.com/office/drawing/2016/5/13/chartex" xmlns:cx8="http://schemas.microsoft.com/office/drawing/2016/5/14/chartex" xmlns:mc="http://schemas.openxmlformats.org/markup-compatibility/2006" xmlns:aink="http://schemas.microsoft.com/office/drawing/2016/ink" xmlns:am3d="http://schemas.microsoft.com/office/drawing/2017/model3d" xmlns:o="urn:schemas-microsoft-com:office:office" xmlns:r="http://schemas.openxmlformats.org/officeDocument/2006/relationships" xmlns:m="http://schemas.openxmlformats.org/officeDocument/2006/math" xmlns:v="urn:schemas-microsoft-com:vml" xmlns:wp14="http://schemas.microsoft.com/office/word/2010/wordprocessingDrawing" xmlns:wp="http://schemas.openxmlformats.org/drawingml/2006/wordprocessingDrawing" xmlns:w10="urn:schemas-microsoft-com:office:word" xmlns:w="http://schemas.openxmlformats.org/wordprocessingml/2006/main" xmlns:w14="http://schemas.microsoft.com/office/word/2010/wordml" xmlns:w15="http://schemas.microsoft.com/office/word/2012/wordml" xmlns:w16cid="http://schemas.microsoft.com/office/word/2016/wordml/cid" xmlns:w16se="http://schemas.microsoft.com/office/word/2015/wordml/symex" xmlns:wpg="http://schemas.microsoft.com/office/word/2010/wordprocessingGroup" xmlns:wpi="http://schemas.microsoft.com/office/word/2010/wordprocessingInk" xmlns:wne="http://schemas.microsoft.com/office/word/2006/wordml" xmlns:wps="http://schemas.microsoft.com/office/word/2010/wordprocessingShape" mc:Ignorable="w14 w15 w16se w16cid wp14">
+  <w:endnote w:type="separator" w:id="-1">
+    <w:p>
+      <w:pPr>
+        <w:spacing w:after="0" w:line="240" w:lineRule="auto"/>
+      </w:pPr>
+      <w:r>
+        <w:separator/>
+      </w:r>
+    </w:p>
+  </w:endnote>
+  <w:endnote w:type="continuationSeparator" w:id="0">
+    <w:p>
+      <w:pPr>
+        <w:spacing w:after="0" w:line="240" w:lineRule="auto"/>
+      </w:pPr>
+      <w:r>
+        <w:continuationSeparator/>
+      </w:r>
+    </w:p>
+  </w:endnote>
+</w:endnotes>
+</file>
+
+<file path=word/footnotes.xml><?xml version="1.0" encoding="utf-8"?>
+<w:footnotes xmlns:wpc="http://schemas.microsoft.com/office/word/2010/wordprocessingCanvas" xmlns:cx="http://schemas.microsoft.com/office/drawing/2014/chartex" xmlns:cx1="http://schemas.microsoft.com/office/drawing/2015/9/8/chartex" xmlns:cx2="http://schemas.microsoft.com/office/drawing/2015/10/21/chartex" xmlns:cx3="http://schemas.microsoft.com/office/drawing/2016/5/9/chartex" xmlns:cx4="http://schemas.microsoft.com/office/drawing/2016/5/10/chartex" xmlns:cx5="http://schemas.microsoft.com/office/drawing/2016/5/11/chartex" xmlns:cx6="http://schemas.microsoft.com/office/drawing/2016/5/12/chartex" xmlns:cx7="http://schemas.microsoft.com/office/drawing/2016/5/13/chartex" xmlns:cx8="http://schemas.microsoft.com/office/drawing/2016/5/14/chartex" xmlns:mc="http://schemas.openxmlformats.org/markup-compatibility/2006" xmlns:aink="http://schemas.microsoft.com/office/drawing/2016/ink" xmlns:am3d="http://schemas.microsoft.com/office/drawing/2017/model3d" xmlns:o="urn:schemas-microsoft-com:office:office" xmlns:r="http://schemas.openxmlformats.org/officeDocument/2006/relationships" xmlns:m="http://schemas.openxmlformats.org/officeDocument/2006/math" xmlns:v="urn:schemas-microsoft-com:vml" xmlns:wp14="http://schemas.microsoft.com/office/word/2010/wordprocessingDrawing" xmlns:wp="http://schemas.openxmlformats.org/drawingml/2006/wordprocessingDrawing" xmlns:w10="urn:schemas-microsoft-com:office:word" xmlns:w="http://schemas.openxmlformats.org/wordprocessingml/2006/main" xmlns:w14="http://schemas.microsoft.com/office/word/2010/wordml" xmlns:w15="http://schemas.microsoft.com/office/word/2012/wordml" xmlns:w16cid="http://schemas.microsoft.com/office/word/2016/wordml/cid" xmlns:w16se="http://schemas.microsoft.com/office/word/2015/wordml/symex" xmlns:wpg="http://schemas.microsoft.com/office/word/2010/wordprocessingGroup" xmlns:wpi="http://schemas.microsoft.com/office/word/2010/wordprocessingInk" xmlns:wne="http://schemas.microsoft.com/office/word/2006/wordml" xmlns:wps="http://schemas.microsoft.com/office/word/2010/wordprocessingShape" mc:Ignorable="w14 w15 w16se w16cid wp14">
+  <w:footnote w:type="separator" w:id="-1">
+    <w:p>
+      <w:pPr>
+        <w:spacing w:after="0" w:line="240" w:lineRule="auto"/>
+      </w:pPr>
+      <w:r>
+        <w:separator/>
+      </w:r>
+    </w:p>
+  </w:footnote>
+  <w:footnote w:type="continuationSeparator" w:id="0">
+    <w:p>
+      <w:pPr>
+        <w:spacing w:after="0" w:line="240" w:lineRule="auto"/>
+      </w:pPr>
+      <w:r>
+        <w:continuationSeparator/>
+      </w:r>
+    </w:p>
+  </w:footnote>
+</w:footnotes>
 </file>
 
 <file path=word/numbering.xml><?xml version="1.0" encoding="utf-8"?>
@@ -7660,6 +9519,59 @@
     <w:basedOn w:val="Bekezdsalapbettpusa"/>
     <w:rsid w:val="00B23A90"/>
   </w:style>
+  <w:style w:type="paragraph" w:styleId="lfej">
+    <w:name w:val="header"/>
+    <w:basedOn w:val="Norml"/>
+    <w:link w:val="lfejChar"/>
+    <w:uiPriority w:val="99"/>
+    <w:unhideWhenUsed/>
+    <w:rsid w:val="00921356"/>
+    <w:pPr>
+      <w:tabs>
+        <w:tab w:val="center" w:pos="4536"/>
+        <w:tab w:val="right" w:pos="9072"/>
+      </w:tabs>
+      <w:spacing w:after="0" w:line="240" w:lineRule="auto"/>
+    </w:pPr>
+  </w:style>
+  <w:style w:type="character" w:customStyle="1" w:styleId="lfejChar">
+    <w:name w:val="Élőfej Char"/>
+    <w:basedOn w:val="Bekezdsalapbettpusa"/>
+    <w:link w:val="lfej"/>
+    <w:uiPriority w:val="99"/>
+    <w:rsid w:val="00921356"/>
+  </w:style>
+  <w:style w:type="paragraph" w:styleId="llb">
+    <w:name w:val="footer"/>
+    <w:basedOn w:val="Norml"/>
+    <w:link w:val="llbChar"/>
+    <w:uiPriority w:val="99"/>
+    <w:unhideWhenUsed/>
+    <w:rsid w:val="00921356"/>
+    <w:pPr>
+      <w:tabs>
+        <w:tab w:val="center" w:pos="4536"/>
+        <w:tab w:val="right" w:pos="9072"/>
+      </w:tabs>
+      <w:spacing w:after="0" w:line="240" w:lineRule="auto"/>
+    </w:pPr>
+  </w:style>
+  <w:style w:type="character" w:customStyle="1" w:styleId="llbChar">
+    <w:name w:val="Élőláb Char"/>
+    <w:basedOn w:val="Bekezdsalapbettpusa"/>
+    <w:link w:val="llb"/>
+    <w:uiPriority w:val="99"/>
+    <w:rsid w:val="00921356"/>
+  </w:style>
+  <w:style w:type="paragraph" w:styleId="Nincstrkz">
+    <w:name w:val="No Spacing"/>
+    <w:uiPriority w:val="1"/>
+    <w:qFormat/>
+    <w:rsid w:val="00117940"/>
+    <w:pPr>
+      <w:spacing w:after="0" w:line="240" w:lineRule="auto"/>
+    </w:pPr>
+  </w:style>
 </w:styles>
 </file>
 
